--- a/labs/lab-01/LR1.docx
+++ b/labs/lab-01/LR1.docx
@@ -7,10 +7,16 @@
         <w:spacing w:line="360" w:lineRule="auto"/>
         <w:ind w:firstLine="708"/>
         <w:jc w:val="center"/>
+        <w:rPr>
+          <w:lang w:val="ru-RU"/>
+        </w:rPr>
       </w:pPr>
       <w:bookmarkStart w:id="0" w:name="_Hlk193035601"/>
       <w:bookmarkEnd w:id="0"/>
       <w:r>
+        <w:rPr>
+          <w:lang w:val="ru-RU"/>
+        </w:rPr>
         <w:t>Министерство науки и высшего образования Российской Федерации</w:t>
       </w:r>
     </w:p>
@@ -18,8 +24,14 @@
       <w:pPr>
         <w:spacing w:line="360" w:lineRule="auto"/>
         <w:jc w:val="center"/>
-      </w:pPr>
-      <w:r>
+        <w:rPr>
+          <w:lang w:val="ru-RU"/>
+        </w:rPr>
+      </w:pPr>
+      <w:r>
+        <w:rPr>
+          <w:lang w:val="ru-RU"/>
+        </w:rPr>
         <w:t>ФГБОУ ВО «Кубанский государственный технологический университет»</w:t>
       </w:r>
     </w:p>
@@ -27,11 +39,20 @@
       <w:pPr>
         <w:spacing w:line="360" w:lineRule="auto"/>
         <w:jc w:val="center"/>
-      </w:pPr>
-      <w:r>
+        <w:rPr>
+          <w:lang w:val="ru-RU"/>
+        </w:rPr>
+      </w:pPr>
+      <w:r>
+        <w:rPr>
+          <w:lang w:val="ru-RU"/>
+        </w:rPr>
         <w:t>Факультет информационных технологий и кибербезопасности</w:t>
       </w:r>
       <w:r>
+        <w:rPr>
+          <w:lang w:val="ru-RU"/>
+        </w:rPr>
         <w:br/>
         <w:t>Кафедра кибербезопасности и защиты информации</w:t>
       </w:r>
@@ -40,17 +61,26 @@
       <w:pPr>
         <w:spacing w:line="360" w:lineRule="auto"/>
         <w:jc w:val="center"/>
+        <w:rPr>
+          <w:lang w:val="ru-RU"/>
+        </w:rPr>
       </w:pPr>
     </w:p>
     <w:p>
       <w:pPr>
         <w:spacing w:line="360" w:lineRule="auto"/>
         <w:jc w:val="center"/>
+        <w:rPr>
+          <w:lang w:val="ru-RU"/>
+        </w:rPr>
       </w:pPr>
     </w:p>
     <w:p>
       <w:pPr>
         <w:spacing w:line="360" w:lineRule="auto"/>
+        <w:rPr>
+          <w:lang w:val="ru-RU"/>
+        </w:rPr>
       </w:pPr>
     </w:p>
     <w:p>
@@ -97,23 +127,33 @@
       <w:pPr>
         <w:spacing w:line="360" w:lineRule="auto"/>
         <w:jc w:val="center"/>
+        <w:rPr>
+          <w:lang w:val="ru-RU"/>
+        </w:rPr>
       </w:pPr>
     </w:p>
     <w:p>
       <w:pPr>
         <w:spacing w:line="360" w:lineRule="auto"/>
         <w:jc w:val="center"/>
+        <w:rPr>
+          <w:lang w:val="ru-RU"/>
+        </w:rPr>
       </w:pPr>
     </w:p>
     <w:p>
       <w:pPr>
         <w:spacing w:line="360" w:lineRule="auto"/>
         <w:jc w:val="center"/>
+        <w:rPr>
+          <w:lang w:val="ru-RU"/>
+        </w:rPr>
       </w:pPr>
       <w:r>
         <w:rPr>
           <w:b/>
           <w:bCs/>
+          <w:lang w:val="ru-RU"/>
         </w:rPr>
         <w:t>ЛАБОРАТОРНАЯ</w:t>
       </w:r>
@@ -121,6 +161,7 @@
         <w:rPr>
           <w:b/>
           <w:bCs/>
+          <w:lang w:val="ru-RU"/>
         </w:rPr>
         <w:t xml:space="preserve"> РАБОТА №</w:t>
       </w:r>
@@ -128,6 +169,7 @@
         <w:rPr>
           <w:b/>
           <w:bCs/>
+          <w:lang w:val="ru-RU"/>
         </w:rPr>
         <w:t>1</w:t>
       </w:r>
@@ -139,15 +181,25 @@
         <w:rPr>
           <w:b/>
           <w:bCs/>
-        </w:rPr>
-      </w:pPr>
-      <w:r>
+          <w:lang w:val="ru-RU"/>
+        </w:rPr>
+      </w:pPr>
+      <w:r>
+        <w:rPr>
+          <w:lang w:val="ru-RU"/>
+        </w:rPr>
         <w:t>по дисциплине «</w:t>
       </w:r>
       <w:r>
+        <w:rPr>
+          <w:lang w:val="ru-RU"/>
+        </w:rPr>
         <w:t>Разработка защищенного программного обеспечения</w:t>
       </w:r>
       <w:r>
+        <w:rPr>
+          <w:lang w:val="ru-RU"/>
+        </w:rPr>
         <w:t>»</w:t>
       </w:r>
     </w:p>
@@ -158,17 +210,25 @@
         <w:rPr>
           <w:b/>
           <w:bCs/>
-        </w:rPr>
-      </w:pPr>
-      <w:r>
+          <w:lang w:val="ru-RU"/>
+        </w:rPr>
+      </w:pPr>
+      <w:r>
+        <w:rPr>
+          <w:lang w:val="ru-RU"/>
+        </w:rPr>
         <w:t>на тему: «</w:t>
       </w:r>
       <w:r>
+        <w:rPr>
+          <w:lang w:val="ru-RU"/>
+        </w:rPr>
         <w:t>Архитектура облачных, распределенных, микросервисных и гибридных ИС</w:t>
       </w:r>
       <w:r>
         <w:rPr>
           <w:color w:val="000000"/>
+          <w:lang w:val="ru-RU"/>
         </w:rPr>
         <w:t>»</w:t>
       </w:r>
@@ -241,6 +301,9 @@
       <w:pPr>
         <w:spacing w:line="360" w:lineRule="auto"/>
         <w:jc w:val="center"/>
+        <w:rPr>
+          <w:lang w:val="ru-RU"/>
+        </w:rPr>
       </w:pPr>
     </w:p>
     <w:p>
@@ -251,6 +314,9 @@
         </w:rPr>
       </w:pPr>
       <w:r>
+        <w:rPr>
+          <w:lang w:val="ru-RU"/>
+        </w:rPr>
         <w:t>Выполнил студент группы 22-К-КБ1</w:t>
       </w:r>
     </w:p>
@@ -259,11 +325,13 @@
         <w:spacing w:line="360" w:lineRule="auto"/>
         <w:rPr>
           <w:u w:val="single"/>
+          <w:lang w:val="ru-RU"/>
         </w:rPr>
       </w:pPr>
       <w:r>
         <w:rPr>
           <w:u w:val="single"/>
+          <w:lang w:val="ru-RU"/>
         </w:rPr>
         <w:t>Веснянов Максим</w:t>
       </w:r>
@@ -314,7 +382,18 @@
         <w:jc w:val="center"/>
       </w:pPr>
       <w:r>
-        <w:t xml:space="preserve"> Краснодар </w:t>
+        <w:rPr>
+          <w:lang w:val="ru-RU"/>
+        </w:rPr>
+        <w:t xml:space="preserve"> </w:t>
+      </w:r>
+      <w:proofErr w:type="spellStart"/>
+      <w:r>
+        <w:t>Краснодар</w:t>
+      </w:r>
+      <w:proofErr w:type="spellEnd"/>
+      <w:r>
+        <w:t xml:space="preserve"> </w:t>
       </w:r>
     </w:p>
     <w:p>
@@ -351,8 +430,6 @@
           <w:b w:val="0"/>
           <w:bCs w:val="0"/>
           <w:color w:val="000000" w:themeColor="text1"/>
-          <w:sz w:val="24"/>
-          <w:szCs w:val="24"/>
           <w:lang w:eastAsia="en-US"/>
         </w:rPr>
         <w:id w:val="-1420940441"/>
@@ -378,6 +455,7 @@
               <w:color w:val="000000" w:themeColor="text1"/>
             </w:rPr>
           </w:pPr>
+          <w:proofErr w:type="spellStart"/>
           <w:r>
             <w:rPr>
               <w:rFonts w:ascii="Times New Roman" w:hAnsi="Times New Roman" w:cs="Times New Roman"/>
@@ -385,6 +463,7 @@
             </w:rPr>
             <w:t>Содержание</w:t>
           </w:r>
+          <w:proofErr w:type="spellEnd"/>
         </w:p>
         <w:p>
           <w:pPr>
@@ -392,7 +471,6 @@
             <w:tabs>
               <w:tab w:val="right" w:leader="dot" w:pos="9345"/>
             </w:tabs>
-            <w:spacing w:line="276" w:lineRule="auto"/>
             <w:rPr>
               <w:rFonts w:ascii="Times New Roman" w:eastAsiaTheme="minorEastAsia" w:hAnsi="Times New Roman"/>
               <w:b w:val="0"/>
@@ -445,7 +523,7 @@
             </w:rPr>
             <w:fldChar w:fldCharType="separate"/>
           </w:r>
-          <w:hyperlink w:anchor="_Toc242017555" w:history="1">
+          <w:hyperlink w:anchor="_Toc242280333" w:history="1">
             <w:r>
               <w:rPr>
                 <w:rStyle w:val="Hyperlink"/>
@@ -458,6 +536,7 @@
                 <w:sz w:val="28"/>
                 <w:szCs w:val="28"/>
                 <w:u w:val="none"/>
+                <w:lang w:val="ru-RU"/>
               </w:rPr>
               <w:t>Ход работы</w:t>
             </w:r>
@@ -501,7 +580,7 @@
                 <w:sz w:val="28"/>
                 <w:szCs w:val="28"/>
               </w:rPr>
-              <w:instrText xml:space="preserve"> PAGEREF _Toc242017555 \h </w:instrText>
+              <w:instrText xml:space="preserve"> PAGEREF _Toc242280333 \h </w:instrText>
             </w:r>
             <w:r>
               <w:rPr>
@@ -566,7 +645,6 @@
             <w:tabs>
               <w:tab w:val="right" w:leader="dot" w:pos="9345"/>
             </w:tabs>
-            <w:spacing w:line="276" w:lineRule="auto"/>
             <w:rPr>
               <w:rFonts w:ascii="Times New Roman" w:eastAsiaTheme="minorEastAsia" w:hAnsi="Times New Roman"/>
               <w:b w:val="0"/>
@@ -578,7 +656,7 @@
               <w14:ligatures w14:val="standardContextual"/>
             </w:rPr>
           </w:pPr>
-          <w:hyperlink w:anchor="_Toc242017556" w:history="1">
+          <w:hyperlink w:anchor="_Toc242280334" w:history="1">
             <w:r>
               <w:rPr>
                 <w:rStyle w:val="Hyperlink"/>
@@ -589,8 +667,9 @@
                 <w:sz w:val="28"/>
                 <w:szCs w:val="28"/>
                 <w:u w:val="none"/>
+                <w:lang w:val="ru-RU"/>
               </w:rPr>
-              <w:t>Этап 1.</w:t>
+              <w:t>Этап 1 Построение диаграммы вариантов использования (Use Case Diagram)</w:t>
             </w:r>
             <w:r>
               <w:rPr>
@@ -626,7 +705,7 @@
                 <w:sz w:val="28"/>
                 <w:szCs w:val="28"/>
               </w:rPr>
-              <w:instrText xml:space="preserve"> PAGEREF _Toc242017556 \h </w:instrText>
+              <w:instrText xml:space="preserve"> PAGEREF _Toc242280334 \h </w:instrText>
             </w:r>
             <w:r>
               <w:rPr>
@@ -683,7 +762,6 @@
             <w:tabs>
               <w:tab w:val="right" w:leader="dot" w:pos="9345"/>
             </w:tabs>
-            <w:spacing w:line="276" w:lineRule="auto"/>
             <w:rPr>
               <w:rFonts w:ascii="Times New Roman" w:eastAsiaTheme="minorEastAsia" w:hAnsi="Times New Roman"/>
               <w:b w:val="0"/>
@@ -695,20 +773,7 @@
               <w14:ligatures w14:val="standardContextual"/>
             </w:rPr>
           </w:pPr>
-          <w:hyperlink w:anchor="_Toc242017557" w:history="1">
-            <w:r>
-              <w:rPr>
-                <w:rStyle w:val="Hyperlink"/>
-                <w:rFonts w:ascii="Times New Roman" w:hAnsi="Times New Roman"/>
-                <w:b w:val="0"/>
-                <w:bCs w:val="0"/>
-                <w:noProof/>
-                <w:sz w:val="28"/>
-                <w:szCs w:val="28"/>
-                <w:u w:val="none"/>
-              </w:rPr>
-              <w:t xml:space="preserve">Этап </w:t>
-            </w:r>
+          <w:hyperlink w:anchor="_Toc242280335" w:history="1">
             <w:r>
               <w:rPr>
                 <w:rStyle w:val="Hyperlink"/>
@@ -721,7 +786,7 @@
                 <w:u w:val="none"/>
                 <w:lang w:val="ru-RU"/>
               </w:rPr>
-              <w:t>2.</w:t>
+              <w:t>Этап 2 Построение диаграммы потоков данных (DFD / Data Flow Diagram)</w:t>
             </w:r>
             <w:r>
               <w:rPr>
@@ -757,7 +822,7 @@
                 <w:sz w:val="28"/>
                 <w:szCs w:val="28"/>
               </w:rPr>
-              <w:instrText xml:space="preserve"> PAGEREF _Toc242017557 \h </w:instrText>
+              <w:instrText xml:space="preserve"> PAGEREF _Toc242280335 \h </w:instrText>
             </w:r>
             <w:r>
               <w:rPr>
@@ -792,7 +857,7 @@
                 <w:sz w:val="28"/>
                 <w:szCs w:val="28"/>
               </w:rPr>
-              <w:t>3</w:t>
+              <w:t>4</w:t>
             </w:r>
             <w:r>
               <w:rPr>
@@ -814,7 +879,6 @@
             <w:tabs>
               <w:tab w:val="right" w:leader="dot" w:pos="9345"/>
             </w:tabs>
-            <w:spacing w:line="276" w:lineRule="auto"/>
             <w:rPr>
               <w:rFonts w:ascii="Times New Roman" w:eastAsiaTheme="minorEastAsia" w:hAnsi="Times New Roman"/>
               <w:b w:val="0"/>
@@ -826,20 +890,7 @@
               <w14:ligatures w14:val="standardContextual"/>
             </w:rPr>
           </w:pPr>
-          <w:hyperlink w:anchor="_Toc242017558" w:history="1">
-            <w:r>
-              <w:rPr>
-                <w:rStyle w:val="Hyperlink"/>
-                <w:rFonts w:ascii="Times New Roman" w:hAnsi="Times New Roman"/>
-                <w:b w:val="0"/>
-                <w:bCs w:val="0"/>
-                <w:noProof/>
-                <w:sz w:val="28"/>
-                <w:szCs w:val="28"/>
-                <w:u w:val="none"/>
-              </w:rPr>
-              <w:t xml:space="preserve">Этап </w:t>
-            </w:r>
+          <w:hyperlink w:anchor="_Toc242280336" w:history="1">
             <w:r>
               <w:rPr>
                 <w:rStyle w:val="Hyperlink"/>
@@ -852,7 +903,7 @@
                 <w:u w:val="none"/>
                 <w:lang w:val="ru-RU"/>
               </w:rPr>
-              <w:t>3.</w:t>
+              <w:t>Этап 3 Построение диаграммы развертывания (Deployment Diagram)</w:t>
             </w:r>
             <w:r>
               <w:rPr>
@@ -888,7 +939,7 @@
                 <w:sz w:val="28"/>
                 <w:szCs w:val="28"/>
               </w:rPr>
-              <w:instrText xml:space="preserve"> PAGEREF _Toc242017558 \h </w:instrText>
+              <w:instrText xml:space="preserve"> PAGEREF _Toc242280336 \h </w:instrText>
             </w:r>
             <w:r>
               <w:rPr>
@@ -945,7 +996,6 @@
             <w:tabs>
               <w:tab w:val="right" w:leader="dot" w:pos="9345"/>
             </w:tabs>
-            <w:spacing w:line="276" w:lineRule="auto"/>
             <w:rPr>
               <w:rFonts w:ascii="Times New Roman" w:eastAsiaTheme="minorEastAsia" w:hAnsi="Times New Roman"/>
               <w:b w:val="0"/>
@@ -959,7 +1009,7 @@
               <w14:ligatures w14:val="standardContextual"/>
             </w:rPr>
           </w:pPr>
-          <w:hyperlink w:anchor="_Toc242017559" w:history="1">
+          <w:hyperlink w:anchor="_Toc242280337" w:history="1">
             <w:r>
               <w:rPr>
                 <w:rStyle w:val="Hyperlink"/>
@@ -972,6 +1022,7 @@
                 <w:sz w:val="28"/>
                 <w:szCs w:val="28"/>
                 <w:u w:val="none"/>
+                <w:lang w:val="ru-RU"/>
               </w:rPr>
               <w:t>Контрольные вопросы</w:t>
             </w:r>
@@ -1015,7 +1066,7 @@
                 <w:sz w:val="28"/>
                 <w:szCs w:val="28"/>
               </w:rPr>
-              <w:instrText xml:space="preserve"> PAGEREF _Toc242017559 \h </w:instrText>
+              <w:instrText xml:space="preserve"> PAGEREF _Toc242280337 \h </w:instrText>
             </w:r>
             <w:r>
               <w:rPr>
@@ -1130,9 +1181,10 @@
           <w:color w:val="auto"/>
           <w:sz w:val="28"/>
           <w:szCs w:val="28"/>
-        </w:rPr>
-      </w:pPr>
-      <w:bookmarkStart w:id="1" w:name="_Toc242017555"/>
+          <w:lang w:val="ru-RU"/>
+        </w:rPr>
+      </w:pPr>
+      <w:bookmarkStart w:id="1" w:name="_Toc242280333"/>
       <w:r>
         <w:rPr>
           <w:rFonts w:ascii="Times New Roman" w:hAnsi="Times New Roman" w:cs="Times New Roman"/>
@@ -1142,6 +1194,7 @@
           <w:color w:val="auto"/>
           <w:sz w:val="28"/>
           <w:szCs w:val="28"/>
+          <w:lang w:val="ru-RU"/>
         </w:rPr>
         <w:lastRenderedPageBreak/>
         <w:t>Ход работы</w:t>
@@ -1157,6 +1210,7 @@
           <w:color w:val="333333"/>
           <w:sz w:val="28"/>
           <w:szCs w:val="28"/>
+          <w:lang w:val="ru-RU"/>
         </w:rPr>
       </w:pPr>
       <w:r>
@@ -1166,6 +1220,7 @@
           <w:color w:val="333333"/>
           <w:sz w:val="28"/>
           <w:szCs w:val="28"/>
+          <w:lang w:val="ru-RU"/>
         </w:rPr>
         <w:t>Цель работы</w:t>
       </w:r>
@@ -1174,17 +1229,147 @@
           <w:color w:val="333333"/>
           <w:sz w:val="28"/>
           <w:szCs w:val="28"/>
-        </w:rPr>
-        <w:t>: з</w:t>
-      </w:r>
-      <w:r>
-        <w:rPr>
-          <w:color w:val="333333"/>
-          <w:sz w:val="28"/>
-          <w:szCs w:val="28"/>
-        </w:rPr>
-        <w:t>акрепить навыки визуального моделирования архитектуры информационных систем путем построения диаграмм вариантов использования (Use Case), потоков данных (Data Flow) и развертывания (Deployment) в инструменте Excalidraw для заданного сценария облачногибридного приложения</w:t>
-      </w:r>
+          <w:lang w:val="ru-RU"/>
+        </w:rPr>
+        <w:t>: закрепить навыки визуального моделирования архитектуры информационных систем путем построения диаграмм вариантов использования (</w:t>
+      </w:r>
+      <w:r>
+        <w:rPr>
+          <w:color w:val="333333"/>
+          <w:sz w:val="28"/>
+          <w:szCs w:val="28"/>
+        </w:rPr>
+        <w:t>Use</w:t>
+      </w:r>
+      <w:r>
+        <w:rPr>
+          <w:color w:val="333333"/>
+          <w:sz w:val="28"/>
+          <w:szCs w:val="28"/>
+          <w:lang w:val="ru-RU"/>
+        </w:rPr>
+        <w:t xml:space="preserve"> </w:t>
+      </w:r>
+      <w:r>
+        <w:rPr>
+          <w:color w:val="333333"/>
+          <w:sz w:val="28"/>
+          <w:szCs w:val="28"/>
+        </w:rPr>
+        <w:t>Case</w:t>
+      </w:r>
+      <w:r>
+        <w:rPr>
+          <w:color w:val="333333"/>
+          <w:sz w:val="28"/>
+          <w:szCs w:val="28"/>
+          <w:lang w:val="ru-RU"/>
+        </w:rPr>
+        <w:t>), потоков данных (</w:t>
+      </w:r>
+      <w:r>
+        <w:rPr>
+          <w:color w:val="333333"/>
+          <w:sz w:val="28"/>
+          <w:szCs w:val="28"/>
+        </w:rPr>
+        <w:t>Data</w:t>
+      </w:r>
+      <w:r>
+        <w:rPr>
+          <w:color w:val="333333"/>
+          <w:sz w:val="28"/>
+          <w:szCs w:val="28"/>
+          <w:lang w:val="ru-RU"/>
+        </w:rPr>
+        <w:t xml:space="preserve"> </w:t>
+      </w:r>
+      <w:r>
+        <w:rPr>
+          <w:color w:val="333333"/>
+          <w:sz w:val="28"/>
+          <w:szCs w:val="28"/>
+        </w:rPr>
+        <w:t>Flow</w:t>
+      </w:r>
+      <w:r>
+        <w:rPr>
+          <w:color w:val="333333"/>
+          <w:sz w:val="28"/>
+          <w:szCs w:val="28"/>
+          <w:lang w:val="ru-RU"/>
+        </w:rPr>
+        <w:t>) и развертывания (</w:t>
+      </w:r>
+      <w:r>
+        <w:rPr>
+          <w:color w:val="333333"/>
+          <w:sz w:val="28"/>
+          <w:szCs w:val="28"/>
+        </w:rPr>
+        <w:t>Deployment</w:t>
+      </w:r>
+      <w:r>
+        <w:rPr>
+          <w:color w:val="333333"/>
+          <w:sz w:val="28"/>
+          <w:szCs w:val="28"/>
+          <w:lang w:val="ru-RU"/>
+        </w:rPr>
+        <w:t xml:space="preserve">) в инструменте </w:t>
+      </w:r>
+      <w:proofErr w:type="spellStart"/>
+      <w:r>
+        <w:rPr>
+          <w:color w:val="333333"/>
+          <w:sz w:val="28"/>
+          <w:szCs w:val="28"/>
+        </w:rPr>
+        <w:t>Excalidraw</w:t>
+      </w:r>
+      <w:proofErr w:type="spellEnd"/>
+      <w:r>
+        <w:rPr>
+          <w:color w:val="333333"/>
+          <w:sz w:val="28"/>
+          <w:szCs w:val="28"/>
+          <w:lang w:val="ru-RU"/>
+        </w:rPr>
+        <w:t xml:space="preserve"> для заданного сценария </w:t>
+      </w:r>
+      <w:proofErr w:type="spellStart"/>
+      <w:r>
+        <w:rPr>
+          <w:color w:val="333333"/>
+          <w:sz w:val="28"/>
+          <w:szCs w:val="28"/>
+          <w:lang w:val="ru-RU"/>
+        </w:rPr>
+        <w:t>облачногибридного</w:t>
+      </w:r>
+      <w:proofErr w:type="spellEnd"/>
+      <w:r>
+        <w:rPr>
+          <w:color w:val="333333"/>
+          <w:sz w:val="28"/>
+          <w:szCs w:val="28"/>
+          <w:lang w:val="ru-RU"/>
+        </w:rPr>
+        <w:t xml:space="preserve"> приложения</w:t>
+      </w:r>
+    </w:p>
+    <w:p>
+      <w:pPr>
+        <w:pStyle w:val="NormalWeb"/>
+        <w:shd w:val="clear" w:color="auto" w:fill="FFFFFF"/>
+        <w:jc w:val="both"/>
+        <w:rPr>
+          <w:color w:val="333333"/>
+          <w:sz w:val="28"/>
+          <w:szCs w:val="28"/>
+          <w:lang w:val="ru-RU"/>
+        </w:rPr>
+      </w:pPr>
     </w:p>
     <w:p>
       <w:pPr>
@@ -1198,9 +1383,10 @@
           <w:color w:val="333333"/>
           <w:sz w:val="28"/>
           <w:szCs w:val="28"/>
-        </w:rPr>
-      </w:pPr>
-      <w:bookmarkStart w:id="2" w:name="_Toc242017556"/>
+          <w:lang w:val="ru-RU"/>
+        </w:rPr>
+      </w:pPr>
+      <w:bookmarkStart w:id="2" w:name="_Toc242280334"/>
       <w:r>
         <w:rPr>
           <w:b/>
@@ -1208,6 +1394,7 @@
           <w:color w:val="333333"/>
           <w:sz w:val="28"/>
           <w:szCs w:val="28"/>
+          <w:lang w:val="ru-RU"/>
         </w:rPr>
         <w:t>Этап</w:t>
       </w:r>
@@ -1218,8 +1405,31 @@
           <w:color w:val="333333"/>
           <w:sz w:val="28"/>
           <w:szCs w:val="28"/>
-        </w:rPr>
-        <w:t xml:space="preserve"> 1.</w:t>
+          <w:lang w:val="ru-RU"/>
+        </w:rPr>
+        <w:t xml:space="preserve"> 1</w:t>
+      </w:r>
+      <w:r>
+        <w:rPr>
+          <w:b/>
+          <w:bCs/>
+          <w:color w:val="333333"/>
+          <w:sz w:val="28"/>
+          <w:szCs w:val="28"/>
+          <w:lang w:val="ru-RU"/>
+        </w:rPr>
+        <w:t xml:space="preserve"> </w:t>
+      </w:r>
+      <w:r>
+        <w:rPr>
+          <w:b/>
+          <w:bCs/>
+          <w:color w:val="333333"/>
+          <w:sz w:val="28"/>
+          <w:szCs w:val="28"/>
+          <w:lang w:val="ru-RU"/>
+        </w:rPr>
+        <w:t>Построение диаграммы вариантов использования (Use Case Diagram)</w:t>
       </w:r>
       <w:bookmarkEnd w:id="2"/>
     </w:p>
@@ -1232,15 +1442,28 @@
           <w:color w:val="333333"/>
           <w:sz w:val="28"/>
           <w:szCs w:val="28"/>
-        </w:rPr>
-      </w:pPr>
-      <w:r>
-        <w:rPr>
-          <w:color w:val="333333"/>
-          <w:sz w:val="28"/>
-          <w:szCs w:val="28"/>
-        </w:rPr>
-        <w:t>Построение диаграммы вариантов использования (Use Case Diagram)</w:t>
+          <w:lang w:val="ru-RU"/>
+        </w:rPr>
+      </w:pPr>
+      <w:r>
+        <w:rPr>
+          <w:b/>
+          <w:bCs/>
+          <w:color w:val="333333"/>
+          <w:sz w:val="28"/>
+          <w:szCs w:val="28"/>
+          <w:lang w:val="ru-RU"/>
+        </w:rPr>
+        <w:t>Цель</w:t>
+      </w:r>
+      <w:r>
+        <w:rPr>
+          <w:color w:val="333333"/>
+          <w:sz w:val="28"/>
+          <w:szCs w:val="28"/>
+          <w:lang w:val="ru-RU"/>
+        </w:rPr>
+        <w:t>: определить функциональные требования и роли пользователей во взаимодействии с системой.</w:t>
       </w:r>
     </w:p>
     <w:p>
@@ -1252,41 +1475,36 @@
           <w:color w:val="333333"/>
           <w:sz w:val="28"/>
           <w:szCs w:val="28"/>
-        </w:rPr>
-      </w:pPr>
-      <w:r>
-        <w:rPr>
-          <w:b/>
-          <w:bCs/>
-          <w:color w:val="333333"/>
-          <w:sz w:val="28"/>
-          <w:szCs w:val="28"/>
-        </w:rPr>
-        <w:t>Цель</w:t>
-      </w:r>
-      <w:r>
-        <w:rPr>
-          <w:color w:val="333333"/>
-          <w:sz w:val="28"/>
-          <w:szCs w:val="28"/>
-        </w:rPr>
-        <w:t xml:space="preserve">: </w:t>
-      </w:r>
-      <w:r>
-        <w:rPr>
-          <w:color w:val="333333"/>
-          <w:sz w:val="28"/>
-          <w:szCs w:val="28"/>
-        </w:rPr>
-        <w:t>о</w:t>
-      </w:r>
-      <w:r>
-        <w:rPr>
-          <w:color w:val="333333"/>
-          <w:sz w:val="28"/>
-          <w:szCs w:val="28"/>
-        </w:rPr>
-        <w:t>пределить функциональные требования и роли пользователей во взаимодействии с системой.</w:t>
+          <w:lang w:val="ru-RU"/>
+        </w:rPr>
+      </w:pPr>
+      <w:r>
+        <w:rPr>
+          <w:color w:val="333333"/>
+          <w:sz w:val="28"/>
+          <w:szCs w:val="28"/>
+          <w:lang w:val="ru-RU"/>
+        </w:rPr>
+        <w:t xml:space="preserve">Граница «Система онлайн-обучения </w:t>
+      </w:r>
+      <w:proofErr w:type="spellStart"/>
+      <w:r>
+        <w:rPr>
+          <w:color w:val="333333"/>
+          <w:sz w:val="28"/>
+          <w:szCs w:val="28"/>
+        </w:rPr>
+        <w:t>EduCloud</w:t>
+      </w:r>
+      <w:proofErr w:type="spellEnd"/>
+      <w:r>
+        <w:rPr>
+          <w:color w:val="333333"/>
+          <w:sz w:val="28"/>
+          <w:szCs w:val="28"/>
+          <w:lang w:val="ru-RU"/>
+        </w:rPr>
+        <w:t>». Актеры: Студент, Преподаватель, Администратор и Технический специалист стоят внутри неё.</w:t>
       </w:r>
     </w:p>
     <w:p>
@@ -1298,31 +1516,34 @@
           <w:color w:val="333333"/>
           <w:sz w:val="28"/>
           <w:szCs w:val="28"/>
-        </w:rPr>
-      </w:pPr>
-      <w:r>
-        <w:rPr>
-          <w:color w:val="333333"/>
-          <w:sz w:val="28"/>
-          <w:szCs w:val="28"/>
-        </w:rPr>
-        <w:t>Граница «Система онлайн-обучения EduCloud». Актеры</w:t>
-      </w:r>
-      <w:r>
-        <w:rPr>
-          <w:color w:val="333333"/>
-          <w:sz w:val="28"/>
-          <w:szCs w:val="28"/>
-        </w:rPr>
-        <w:t>:</w:t>
-      </w:r>
-      <w:r>
-        <w:rPr>
-          <w:color w:val="333333"/>
-          <w:sz w:val="28"/>
-          <w:szCs w:val="28"/>
-        </w:rPr>
-        <w:t xml:space="preserve"> Студент, Преподаватель, Администратор и Технический специалист стоят внутри неё.</w:t>
+          <w:lang w:val="ru-RU"/>
+        </w:rPr>
+      </w:pPr>
+      <w:r>
+        <w:rPr>
+          <w:color w:val="333333"/>
+          <w:sz w:val="28"/>
+          <w:szCs w:val="28"/>
+          <w:lang w:val="ru-RU"/>
+        </w:rPr>
+        <w:t>Один овал «Авторизоваться». Все остальные варианты использования связаны с ним пунктирными стрелками &lt;&lt;</w:t>
+      </w:r>
+      <w:r>
+        <w:rPr>
+          <w:color w:val="333333"/>
+          <w:sz w:val="28"/>
+          <w:szCs w:val="28"/>
+        </w:rPr>
+        <w:t>include</w:t>
+      </w:r>
+      <w:r>
+        <w:rPr>
+          <w:color w:val="333333"/>
+          <w:sz w:val="28"/>
+          <w:szCs w:val="28"/>
+          <w:lang w:val="ru-RU"/>
+        </w:rPr>
+        <w:t>&gt;&gt;, которые идут общей «шиной».</w:t>
       </w:r>
     </w:p>
     <w:p>
@@ -1334,15 +1555,34 @@
           <w:color w:val="333333"/>
           <w:sz w:val="28"/>
           <w:szCs w:val="28"/>
-        </w:rPr>
-      </w:pPr>
-      <w:r>
-        <w:rPr>
-          <w:color w:val="333333"/>
-          <w:sz w:val="28"/>
-          <w:szCs w:val="28"/>
-        </w:rPr>
-        <w:t>Один овал «Авторизоваться». Все остальные варианты использования связаны с ним пунктирными стрелками &lt;&lt;include&gt;&gt;, которые идут общей «шиной».</w:t>
+          <w:lang w:val="ru-RU"/>
+        </w:rPr>
+      </w:pPr>
+      <w:r>
+        <w:rPr>
+          <w:color w:val="333333"/>
+          <w:sz w:val="28"/>
+          <w:szCs w:val="28"/>
+          <w:lang w:val="ru-RU"/>
+        </w:rPr>
+        <w:t>«Применить скидку» связана с «Оплатить курс» стрелкой &lt;&lt;</w:t>
+      </w:r>
+      <w:r>
+        <w:rPr>
+          <w:color w:val="333333"/>
+          <w:sz w:val="28"/>
+          <w:szCs w:val="28"/>
+        </w:rPr>
+        <w:t>extend</w:t>
+      </w:r>
+      <w:r>
+        <w:rPr>
+          <w:color w:val="333333"/>
+          <w:sz w:val="28"/>
+          <w:szCs w:val="28"/>
+          <w:lang w:val="ru-RU"/>
+        </w:rPr>
+        <w:t>&gt;&gt;.</w:t>
       </w:r>
     </w:p>
     <w:p>
@@ -1354,15 +1594,17 @@
           <w:color w:val="333333"/>
           <w:sz w:val="28"/>
           <w:szCs w:val="28"/>
-        </w:rPr>
-      </w:pPr>
-      <w:r>
-        <w:rPr>
-          <w:color w:val="333333"/>
-          <w:sz w:val="28"/>
-          <w:szCs w:val="28"/>
-        </w:rPr>
-        <w:t>«Применить скидку» связана с «Оплатить курс» стрелкой &lt;&lt;extend&gt;&gt;.</w:t>
+          <w:lang w:val="ru-RU"/>
+        </w:rPr>
+      </w:pPr>
+      <w:r>
+        <w:rPr>
+          <w:color w:val="333333"/>
+          <w:sz w:val="28"/>
+          <w:szCs w:val="28"/>
+          <w:lang w:val="ru-RU"/>
+        </w:rPr>
+        <w:t>Технический специалист мониторит состояние микросервисов и перезапускает сервисы.</w:t>
       </w:r>
     </w:p>
     <w:p>
@@ -1374,15 +1616,17 @@
           <w:color w:val="333333"/>
           <w:sz w:val="28"/>
           <w:szCs w:val="28"/>
-        </w:rPr>
-      </w:pPr>
-      <w:r>
-        <w:rPr>
-          <w:color w:val="333333"/>
-          <w:sz w:val="28"/>
-          <w:szCs w:val="28"/>
-        </w:rPr>
-        <w:t>Технический специалист мониторит состояние микросервисов и перезапускает сервисы.</w:t>
+          <w:lang w:val="ru-RU"/>
+        </w:rPr>
+      </w:pPr>
+      <w:r>
+        <w:rPr>
+          <w:color w:val="333333"/>
+          <w:sz w:val="28"/>
+          <w:szCs w:val="28"/>
+          <w:lang w:val="ru-RU"/>
+        </w:rPr>
+        <w:t>Вне границы стоят внешние актеры «Платёжный шлюз» и «Почтовый сервер». Шлюз связан с «Оплатить курс» и «Управлять платежами», почтовый сервер с «Загрузить материал» и «Обновить курс».</w:t>
       </w:r>
     </w:p>
     <w:p>
@@ -1394,26 +1638,7 @@
           <w:color w:val="333333"/>
           <w:sz w:val="28"/>
           <w:szCs w:val="28"/>
-        </w:rPr>
-      </w:pPr>
-      <w:r>
-        <w:rPr>
-          <w:color w:val="333333"/>
-          <w:sz w:val="28"/>
-          <w:szCs w:val="28"/>
-        </w:rPr>
-        <w:t>Вне границы стоят внешние актеры «Платёжный шлюз» и «Почтовый сервер». Шлюз связан с «Оплатить курс» и «Управлять платежами», почтовый сервер с «Загрузить материал» и «Обновить курс».</w:t>
-      </w:r>
-    </w:p>
-    <w:p>
-      <w:pPr>
-        <w:pStyle w:val="NormalWeb"/>
-        <w:shd w:val="clear" w:color="auto" w:fill="FFFFFF"/>
-        <w:jc w:val="both"/>
-        <w:rPr>
-          <w:color w:val="333333"/>
-          <w:sz w:val="28"/>
-          <w:szCs w:val="28"/>
+          <w:lang w:val="ru-RU"/>
         </w:rPr>
       </w:pPr>
     </w:p>
@@ -1436,7 +1661,7 @@
           <w:szCs w:val="28"/>
         </w:rPr>
         <w:drawing>
-          <wp:inline distT="0" distB="0" distL="0" distR="0" wp14:anchorId="0C961E68" wp14:editId="7D49BC54">
+          <wp:inline distT="0" distB="0" distL="0" distR="0" wp14:anchorId="0C961E68" wp14:editId="69278B58">
             <wp:extent cx="5940425" cy="4256405"/>
             <wp:effectExtent l="0" t="0" r="3175" b="0"/>
             <wp:docPr id="694879360" name="Picture 3"/>
@@ -1495,9 +1720,23 @@
           <w:color w:val="333333"/>
           <w:sz w:val="28"/>
           <w:szCs w:val="28"/>
+          <w:lang w:val="ru-RU"/>
         </w:rPr>
         <w:t>Рис. 1 – Диаграмма вариантов использования</w:t>
       </w:r>
+    </w:p>
+    <w:p>
+      <w:pPr>
+        <w:pStyle w:val="NormalWeb"/>
+        <w:shd w:val="clear" w:color="auto" w:fill="FFFFFF"/>
+        <w:jc w:val="center"/>
+        <w:rPr>
+          <w:color w:val="333333"/>
+          <w:sz w:val="28"/>
+          <w:szCs w:val="28"/>
+          <w:lang w:val="ru-RU"/>
+        </w:rPr>
+      </w:pPr>
     </w:p>
     <w:p>
       <w:pPr>
@@ -1514,7 +1753,7 @@
           <w:lang w:val="ru-RU"/>
         </w:rPr>
       </w:pPr>
-      <w:bookmarkStart w:id="3" w:name="_Toc242017557"/>
+      <w:bookmarkStart w:id="3" w:name="_Toc242280335"/>
       <w:r>
         <w:rPr>
           <w:b/>
@@ -1522,7 +1761,9 @@
           <w:color w:val="333333"/>
           <w:sz w:val="28"/>
           <w:szCs w:val="28"/>
-        </w:rPr>
+          <w:lang w:val="ru-RU"/>
+        </w:rPr>
+        <w:lastRenderedPageBreak/>
         <w:t>Этап</w:t>
       </w:r>
       <w:r>
@@ -1532,6 +1773,7 @@
           <w:color w:val="333333"/>
           <w:sz w:val="28"/>
           <w:szCs w:val="28"/>
+          <w:lang w:val="ru-RU"/>
         </w:rPr>
         <w:t xml:space="preserve"> </w:t>
       </w:r>
@@ -1544,7 +1786,29 @@
           <w:szCs w:val="28"/>
           <w:lang w:val="ru-RU"/>
         </w:rPr>
-        <w:t>2.</w:t>
+        <w:t>2</w:t>
+      </w:r>
+      <w:r>
+        <w:rPr>
+          <w:b/>
+          <w:bCs/>
+          <w:color w:val="333333"/>
+          <w:sz w:val="28"/>
+          <w:szCs w:val="28"/>
+          <w:lang w:val="ru-RU"/>
+        </w:rPr>
+        <w:t xml:space="preserve"> </w:t>
+      </w:r>
+      <w:r>
+        <w:rPr>
+          <w:b/>
+          <w:bCs/>
+          <w:color w:val="333333"/>
+          <w:sz w:val="28"/>
+          <w:szCs w:val="28"/>
+          <w:lang w:val="ru-RU"/>
+        </w:rPr>
+        <w:t>Построение диаграммы потоков данных (DFD / Data Flow Diagram)</w:t>
       </w:r>
       <w:bookmarkEnd w:id="3"/>
     </w:p>
@@ -1557,15 +1821,28 @@
           <w:color w:val="333333"/>
           <w:sz w:val="28"/>
           <w:szCs w:val="28"/>
-        </w:rPr>
-      </w:pPr>
-      <w:r>
-        <w:rPr>
-          <w:color w:val="333333"/>
-          <w:sz w:val="28"/>
-          <w:szCs w:val="28"/>
-        </w:rPr>
-        <w:t>Построение диаграммы потоков данных (DFD / Data Flow Diagram)</w:t>
+          <w:lang w:val="ru-RU"/>
+        </w:rPr>
+      </w:pPr>
+      <w:r>
+        <w:rPr>
+          <w:b/>
+          <w:bCs/>
+          <w:color w:val="333333"/>
+          <w:sz w:val="28"/>
+          <w:szCs w:val="28"/>
+          <w:lang w:val="ru-RU"/>
+        </w:rPr>
+        <w:t>Цель</w:t>
+      </w:r>
+      <w:r>
+        <w:rPr>
+          <w:color w:val="333333"/>
+          <w:sz w:val="28"/>
+          <w:szCs w:val="28"/>
+          <w:lang w:val="ru-RU"/>
+        </w:rPr>
+        <w:t>: показать движение данных между микросервисами, базами данных и внешними системами.</w:t>
       </w:r>
     </w:p>
     <w:p>
@@ -1577,42 +1854,153 @@
           <w:color w:val="333333"/>
           <w:sz w:val="28"/>
           <w:szCs w:val="28"/>
-        </w:rPr>
-      </w:pPr>
-      <w:r>
-        <w:rPr>
-          <w:b/>
-          <w:bCs/>
-          <w:color w:val="333333"/>
-          <w:sz w:val="28"/>
-          <w:szCs w:val="28"/>
-        </w:rPr>
-        <w:lastRenderedPageBreak/>
-        <w:t>Цель</w:t>
-      </w:r>
-      <w:r>
-        <w:rPr>
-          <w:color w:val="333333"/>
-          <w:sz w:val="28"/>
-          <w:szCs w:val="28"/>
-        </w:rPr>
-        <w:t xml:space="preserve">: </w:t>
-      </w:r>
-      <w:r>
-        <w:rPr>
-          <w:color w:val="333333"/>
-          <w:sz w:val="28"/>
-          <w:szCs w:val="28"/>
-        </w:rPr>
-        <w:t>п</w:t>
-      </w:r>
-      <w:r>
-        <w:rPr>
-          <w:color w:val="333333"/>
-          <w:sz w:val="28"/>
-          <w:szCs w:val="28"/>
-        </w:rPr>
-        <w:t>оказать движение данных между микросервисами, базами данных и внешними системами.</w:t>
+          <w:lang w:val="ru-RU"/>
+        </w:rPr>
+      </w:pPr>
+      <w:r>
+        <w:rPr>
+          <w:color w:val="333333"/>
+          <w:sz w:val="28"/>
+          <w:szCs w:val="28"/>
+          <w:lang w:val="ru-RU"/>
+        </w:rPr>
+        <w:t>Все 9 сущностей и 2 внешние (</w:t>
+      </w:r>
+      <w:r>
+        <w:rPr>
+          <w:color w:val="333333"/>
+          <w:sz w:val="28"/>
+          <w:szCs w:val="28"/>
+        </w:rPr>
+        <w:t>Stripe</w:t>
+      </w:r>
+      <w:r>
+        <w:rPr>
+          <w:color w:val="333333"/>
+          <w:sz w:val="28"/>
+          <w:szCs w:val="28"/>
+          <w:lang w:val="ru-RU"/>
+        </w:rPr>
+        <w:t xml:space="preserve"> </w:t>
+      </w:r>
+      <w:r>
+        <w:rPr>
+          <w:color w:val="333333"/>
+          <w:sz w:val="28"/>
+          <w:szCs w:val="28"/>
+        </w:rPr>
+        <w:t>API</w:t>
+      </w:r>
+      <w:r>
+        <w:rPr>
+          <w:color w:val="333333"/>
+          <w:sz w:val="28"/>
+          <w:szCs w:val="28"/>
+          <w:lang w:val="ru-RU"/>
+        </w:rPr>
+        <w:t xml:space="preserve"> и </w:t>
+      </w:r>
+      <w:r>
+        <w:rPr>
+          <w:color w:val="333333"/>
+          <w:sz w:val="28"/>
+          <w:szCs w:val="28"/>
+        </w:rPr>
+        <w:t>SendGrid</w:t>
+      </w:r>
+      <w:r>
+        <w:rPr>
+          <w:color w:val="333333"/>
+          <w:sz w:val="28"/>
+          <w:szCs w:val="28"/>
+          <w:lang w:val="ru-RU"/>
+        </w:rPr>
+        <w:t xml:space="preserve"> </w:t>
+      </w:r>
+      <w:r>
+        <w:rPr>
+          <w:color w:val="333333"/>
+          <w:sz w:val="28"/>
+          <w:szCs w:val="28"/>
+        </w:rPr>
+        <w:t>API</w:t>
+      </w:r>
+      <w:r>
+        <w:rPr>
+          <w:color w:val="333333"/>
+          <w:sz w:val="28"/>
+          <w:szCs w:val="28"/>
+          <w:lang w:val="ru-RU"/>
+        </w:rPr>
+        <w:t xml:space="preserve">, зелёная заливка), и </w:t>
+      </w:r>
+      <w:r>
+        <w:rPr>
+          <w:color w:val="333333"/>
+          <w:sz w:val="28"/>
+          <w:szCs w:val="28"/>
+        </w:rPr>
+        <w:t>Service</w:t>
+      </w:r>
+      <w:r>
+        <w:rPr>
+          <w:color w:val="333333"/>
+          <w:sz w:val="28"/>
+          <w:szCs w:val="28"/>
+          <w:lang w:val="ru-RU"/>
+        </w:rPr>
+        <w:t xml:space="preserve"> </w:t>
+      </w:r>
+      <w:r>
+        <w:rPr>
+          <w:color w:val="333333"/>
+          <w:sz w:val="28"/>
+          <w:szCs w:val="28"/>
+        </w:rPr>
+        <w:t>Registry</w:t>
+      </w:r>
+      <w:r>
+        <w:rPr>
+          <w:color w:val="333333"/>
+          <w:sz w:val="28"/>
+          <w:szCs w:val="28"/>
+          <w:lang w:val="ru-RU"/>
+        </w:rPr>
+        <w:t xml:space="preserve"> (</w:t>
+      </w:r>
+      <w:r>
+        <w:rPr>
+          <w:color w:val="333333"/>
+          <w:sz w:val="28"/>
+          <w:szCs w:val="28"/>
+        </w:rPr>
+        <w:t>Eureka</w:t>
+      </w:r>
+      <w:r>
+        <w:rPr>
+          <w:color w:val="333333"/>
+          <w:sz w:val="28"/>
+          <w:szCs w:val="28"/>
+          <w:lang w:val="ru-RU"/>
+        </w:rPr>
+        <w:t xml:space="preserve"> / </w:t>
+      </w:r>
+      <w:r>
+        <w:rPr>
+          <w:color w:val="333333"/>
+          <w:sz w:val="28"/>
+          <w:szCs w:val="28"/>
+        </w:rPr>
+        <w:t>Consul</w:t>
+      </w:r>
+      <w:r>
+        <w:rPr>
+          <w:color w:val="333333"/>
+          <w:sz w:val="28"/>
+          <w:szCs w:val="28"/>
+          <w:lang w:val="ru-RU"/>
+        </w:rPr>
+        <w:t>).</w:t>
       </w:r>
     </w:p>
     <w:p>
@@ -1624,31 +2012,34 @@
           <w:color w:val="333333"/>
           <w:sz w:val="28"/>
           <w:szCs w:val="28"/>
-        </w:rPr>
-      </w:pPr>
-      <w:r>
-        <w:rPr>
-          <w:color w:val="333333"/>
-          <w:sz w:val="28"/>
-          <w:szCs w:val="28"/>
-        </w:rPr>
-        <w:t xml:space="preserve">Все 9 сущностей и 2 внешние (Stripe API и SendGrid API, зелёная заливка), </w:t>
-      </w:r>
-      <w:r>
-        <w:rPr>
-          <w:color w:val="333333"/>
-          <w:sz w:val="28"/>
-          <w:szCs w:val="28"/>
-        </w:rPr>
-        <w:t>и</w:t>
-      </w:r>
-      <w:r>
-        <w:rPr>
-          <w:color w:val="333333"/>
-          <w:sz w:val="28"/>
-          <w:szCs w:val="28"/>
-        </w:rPr>
-        <w:t xml:space="preserve"> Service Registry (Eureka / Consul).</w:t>
+          <w:lang w:val="ru-RU"/>
+        </w:rPr>
+      </w:pPr>
+      <w:r>
+        <w:rPr>
+          <w:color w:val="333333"/>
+          <w:sz w:val="28"/>
+          <w:szCs w:val="28"/>
+          <w:lang w:val="ru-RU"/>
+        </w:rPr>
+        <w:t xml:space="preserve">Каждый поток нарисован двумя стрелками, туда и обратно, и подписан глаголом. Например, «Передаёт запрос аутентификации» и «Возвращает </w:t>
+      </w:r>
+      <w:r>
+        <w:rPr>
+          <w:color w:val="333333"/>
+          <w:sz w:val="28"/>
+          <w:szCs w:val="28"/>
+        </w:rPr>
+        <w:t>JWT</w:t>
+      </w:r>
+      <w:r>
+        <w:rPr>
+          <w:color w:val="333333"/>
+          <w:sz w:val="28"/>
+          <w:szCs w:val="28"/>
+          <w:lang w:val="ru-RU"/>
+        </w:rPr>
+        <w:t>-токен».</w:t>
       </w:r>
     </w:p>
     <w:p>
@@ -1660,15 +2051,17 @@
           <w:color w:val="333333"/>
           <w:sz w:val="28"/>
           <w:szCs w:val="28"/>
-        </w:rPr>
-      </w:pPr>
-      <w:r>
-        <w:rPr>
-          <w:color w:val="333333"/>
-          <w:sz w:val="28"/>
-          <w:szCs w:val="28"/>
-        </w:rPr>
-        <w:t>Каждый поток нарисован двумя стрелками, туда и обратно, и подписан глаголом. Например, «Передаёт запрос аутентификации» и «Возвращает JWT-токен».</w:t>
+          <w:lang w:val="ru-RU"/>
+        </w:rPr>
+      </w:pPr>
+      <w:r>
+        <w:rPr>
+          <w:color w:val="333333"/>
+          <w:sz w:val="28"/>
+          <w:szCs w:val="28"/>
+          <w:lang w:val="ru-RU"/>
+        </w:rPr>
+        <w:t>Цвета стрелок такие:</w:t>
       </w:r>
     </w:p>
     <w:p>
@@ -1680,15 +2073,17 @@
           <w:color w:val="333333"/>
           <w:sz w:val="28"/>
           <w:szCs w:val="28"/>
-        </w:rPr>
-      </w:pPr>
-      <w:r>
-        <w:rPr>
-          <w:color w:val="333333"/>
-          <w:sz w:val="28"/>
-          <w:szCs w:val="28"/>
-        </w:rPr>
-        <w:t>Цвета стрелок такие:</w:t>
+          <w:lang w:val="ru-RU"/>
+        </w:rPr>
+      </w:pPr>
+      <w:r>
+        <w:rPr>
+          <w:color w:val="333333"/>
+          <w:sz w:val="28"/>
+          <w:szCs w:val="28"/>
+          <w:lang w:val="ru-RU"/>
+        </w:rPr>
+        <w:t>– синий для внутреннего трафика;</w:t>
       </w:r>
     </w:p>
     <w:p>
@@ -1700,23 +2095,51 @@
           <w:color w:val="333333"/>
           <w:sz w:val="28"/>
           <w:szCs w:val="28"/>
-        </w:rPr>
-      </w:pPr>
-      <w:r>
-        <w:rPr>
-          <w:color w:val="333333"/>
-          <w:sz w:val="28"/>
-          <w:szCs w:val="28"/>
-        </w:rPr>
-        <w:t xml:space="preserve">– </w:t>
-      </w:r>
-      <w:r>
-        <w:rPr>
-          <w:color w:val="333333"/>
-          <w:sz w:val="28"/>
-          <w:szCs w:val="28"/>
-        </w:rPr>
-        <w:t>синий для внутреннего трафика;</w:t>
+          <w:lang w:val="ru-RU"/>
+        </w:rPr>
+      </w:pPr>
+      <w:r>
+        <w:rPr>
+          <w:color w:val="333333"/>
+          <w:sz w:val="28"/>
+          <w:szCs w:val="28"/>
+          <w:lang w:val="ru-RU"/>
+        </w:rPr>
+        <w:t>– зелёный для внешнего (</w:t>
+      </w:r>
+      <w:r>
+        <w:rPr>
+          <w:color w:val="333333"/>
+          <w:sz w:val="28"/>
+          <w:szCs w:val="28"/>
+        </w:rPr>
+        <w:t>Stripe</w:t>
+      </w:r>
+      <w:r>
+        <w:rPr>
+          <w:color w:val="333333"/>
+          <w:sz w:val="28"/>
+          <w:szCs w:val="28"/>
+          <w:lang w:val="ru-RU"/>
+        </w:rPr>
+        <w:t xml:space="preserve"> и </w:t>
+      </w:r>
+      <w:r>
+        <w:rPr>
+          <w:color w:val="333333"/>
+          <w:sz w:val="28"/>
+          <w:szCs w:val="28"/>
+        </w:rPr>
+        <w:t>SendGrid</w:t>
+      </w:r>
+      <w:r>
+        <w:rPr>
+          <w:color w:val="333333"/>
+          <w:sz w:val="28"/>
+          <w:szCs w:val="28"/>
+          <w:lang w:val="ru-RU"/>
+        </w:rPr>
+        <w:t>);</w:t>
       </w:r>
     </w:p>
     <w:p>
@@ -1728,23 +2151,68 @@
           <w:color w:val="333333"/>
           <w:sz w:val="28"/>
           <w:szCs w:val="28"/>
-        </w:rPr>
-      </w:pPr>
-      <w:r>
-        <w:rPr>
-          <w:color w:val="333333"/>
-          <w:sz w:val="28"/>
-          <w:szCs w:val="28"/>
-        </w:rPr>
-        <w:t xml:space="preserve">– </w:t>
-      </w:r>
-      <w:r>
-        <w:rPr>
-          <w:color w:val="333333"/>
-          <w:sz w:val="28"/>
-          <w:szCs w:val="28"/>
-        </w:rPr>
-        <w:t>зелёный для внешнего (Stripe и SendGrid);</w:t>
+          <w:lang w:val="ru-RU"/>
+        </w:rPr>
+      </w:pPr>
+      <w:r>
+        <w:rPr>
+          <w:color w:val="333333"/>
+          <w:sz w:val="28"/>
+          <w:szCs w:val="28"/>
+          <w:lang w:val="ru-RU"/>
+        </w:rPr>
+        <w:t>– оранжевый для гибридного (</w:t>
+      </w:r>
+      <w:r>
+        <w:rPr>
+          <w:color w:val="333333"/>
+          <w:sz w:val="28"/>
+          <w:szCs w:val="28"/>
+        </w:rPr>
+        <w:t>API</w:t>
+      </w:r>
+      <w:r>
+        <w:rPr>
+          <w:color w:val="333333"/>
+          <w:sz w:val="28"/>
+          <w:szCs w:val="28"/>
+          <w:lang w:val="ru-RU"/>
+        </w:rPr>
+        <w:t xml:space="preserve"> </w:t>
+      </w:r>
+      <w:r>
+        <w:rPr>
+          <w:color w:val="333333"/>
+          <w:sz w:val="28"/>
+          <w:szCs w:val="28"/>
+        </w:rPr>
+        <w:t>Gateway</w:t>
+      </w:r>
+      <w:r>
+        <w:rPr>
+          <w:color w:val="333333"/>
+          <w:sz w:val="28"/>
+          <w:szCs w:val="28"/>
+          <w:lang w:val="ru-RU"/>
+        </w:rPr>
+        <w:t xml:space="preserve"> ↔ </w:t>
+      </w:r>
+      <w:r>
+        <w:rPr>
+          <w:color w:val="333333"/>
+          <w:sz w:val="28"/>
+          <w:szCs w:val="28"/>
+        </w:rPr>
+        <w:t>SFTP</w:t>
+      </w:r>
+      <w:r>
+        <w:rPr>
+          <w:color w:val="333333"/>
+          <w:sz w:val="28"/>
+          <w:szCs w:val="28"/>
+          <w:lang w:val="ru-RU"/>
+        </w:rPr>
+        <w:t>);</w:t>
       </w:r>
     </w:p>
     <w:p>
@@ -1766,13 +2234,59 @@
         </w:rPr>
         <w:t xml:space="preserve">– </w:t>
       </w:r>
-      <w:r>
-        <w:rPr>
-          <w:color w:val="333333"/>
-          <w:sz w:val="28"/>
-          <w:szCs w:val="28"/>
-        </w:rPr>
-        <w:t>оранжевый для гибридного (API Gateway ↔ SFTP);</w:t>
+      <w:proofErr w:type="spellStart"/>
+      <w:r>
+        <w:rPr>
+          <w:color w:val="333333"/>
+          <w:sz w:val="28"/>
+          <w:szCs w:val="28"/>
+        </w:rPr>
+        <w:t>фиолетовый</w:t>
+      </w:r>
+      <w:proofErr w:type="spellEnd"/>
+      <w:r>
+        <w:rPr>
+          <w:color w:val="333333"/>
+          <w:sz w:val="28"/>
+          <w:szCs w:val="28"/>
+        </w:rPr>
+        <w:t xml:space="preserve"> </w:t>
+      </w:r>
+      <w:proofErr w:type="spellStart"/>
+      <w:r>
+        <w:rPr>
+          <w:color w:val="333333"/>
+          <w:sz w:val="28"/>
+          <w:szCs w:val="28"/>
+        </w:rPr>
+        <w:t>пунктир</w:t>
+      </w:r>
+      <w:proofErr w:type="spellEnd"/>
+      <w:r>
+        <w:rPr>
+          <w:color w:val="333333"/>
+          <w:sz w:val="28"/>
+          <w:szCs w:val="28"/>
+        </w:rPr>
+        <w:t xml:space="preserve"> </w:t>
+      </w:r>
+      <w:proofErr w:type="spellStart"/>
+      <w:r>
+        <w:rPr>
+          <w:color w:val="333333"/>
+          <w:sz w:val="28"/>
+          <w:szCs w:val="28"/>
+        </w:rPr>
+        <w:t>для</w:t>
+      </w:r>
+      <w:proofErr w:type="spellEnd"/>
+      <w:r>
+        <w:rPr>
+          <w:color w:val="333333"/>
+          <w:sz w:val="28"/>
+          <w:szCs w:val="28"/>
+        </w:rPr>
+        <w:t xml:space="preserve"> Service Registry.</w:t>
       </w:r>
     </w:p>
     <w:p>
@@ -1784,43 +2298,94 @@
           <w:color w:val="333333"/>
           <w:sz w:val="28"/>
           <w:szCs w:val="28"/>
-        </w:rPr>
-      </w:pPr>
-      <w:r>
-        <w:rPr>
-          <w:color w:val="333333"/>
-          <w:sz w:val="28"/>
-          <w:szCs w:val="28"/>
-        </w:rPr>
-        <w:t xml:space="preserve">– </w:t>
-      </w:r>
-      <w:r>
-        <w:rPr>
-          <w:color w:val="333333"/>
-          <w:sz w:val="28"/>
-          <w:szCs w:val="28"/>
-        </w:rPr>
-        <w:t>фиолетовый пунктир для Service Registry.</w:t>
-      </w:r>
-    </w:p>
-    <w:p>
-      <w:pPr>
-        <w:pStyle w:val="NormalWeb"/>
-        <w:shd w:val="clear" w:color="auto" w:fill="FFFFFF"/>
-        <w:jc w:val="both"/>
-        <w:rPr>
-          <w:color w:val="333333"/>
-          <w:sz w:val="28"/>
-          <w:szCs w:val="28"/>
-        </w:rPr>
-      </w:pPr>
-      <w:r>
-        <w:rPr>
-          <w:color w:val="333333"/>
-          <w:sz w:val="28"/>
-          <w:szCs w:val="28"/>
-        </w:rPr>
-        <w:t>Auth Service и Course Service регистрируются в Service Registry. API Gateway запрашивает у него адреса и получает ответ «Возвращает адреса Auth и Course».</w:t>
+          <w:lang w:val="ru-RU"/>
+        </w:rPr>
+      </w:pPr>
+      <w:r>
+        <w:rPr>
+          <w:color w:val="333333"/>
+          <w:sz w:val="28"/>
+          <w:szCs w:val="28"/>
+        </w:rPr>
+        <w:t xml:space="preserve">Auth Service и Course Service </w:t>
+      </w:r>
+      <w:proofErr w:type="spellStart"/>
+      <w:r>
+        <w:rPr>
+          <w:color w:val="333333"/>
+          <w:sz w:val="28"/>
+          <w:szCs w:val="28"/>
+        </w:rPr>
+        <w:t>регистрируются</w:t>
+      </w:r>
+      <w:proofErr w:type="spellEnd"/>
+      <w:r>
+        <w:rPr>
+          <w:color w:val="333333"/>
+          <w:sz w:val="28"/>
+          <w:szCs w:val="28"/>
+        </w:rPr>
+        <w:t xml:space="preserve"> в Service Registry. API</w:t>
+      </w:r>
+      <w:r>
+        <w:rPr>
+          <w:color w:val="333333"/>
+          <w:sz w:val="28"/>
+          <w:szCs w:val="28"/>
+          <w:lang w:val="ru-RU"/>
+        </w:rPr>
+        <w:t xml:space="preserve"> </w:t>
+      </w:r>
+      <w:r>
+        <w:rPr>
+          <w:color w:val="333333"/>
+          <w:sz w:val="28"/>
+          <w:szCs w:val="28"/>
+        </w:rPr>
+        <w:t>Gateway</w:t>
+      </w:r>
+      <w:r>
+        <w:rPr>
+          <w:color w:val="333333"/>
+          <w:sz w:val="28"/>
+          <w:szCs w:val="28"/>
+          <w:lang w:val="ru-RU"/>
+        </w:rPr>
+        <w:t xml:space="preserve"> запрашивает у него адреса и получает ответ «Возвращает адреса </w:t>
+      </w:r>
+      <w:r>
+        <w:rPr>
+          <w:color w:val="333333"/>
+          <w:sz w:val="28"/>
+          <w:szCs w:val="28"/>
+        </w:rPr>
+        <w:t>Auth</w:t>
+      </w:r>
+      <w:r>
+        <w:rPr>
+          <w:color w:val="333333"/>
+          <w:sz w:val="28"/>
+          <w:szCs w:val="28"/>
+          <w:lang w:val="ru-RU"/>
+        </w:rPr>
+        <w:t xml:space="preserve"> и </w:t>
+      </w:r>
+      <w:r>
+        <w:rPr>
+          <w:color w:val="333333"/>
+          <w:sz w:val="28"/>
+          <w:szCs w:val="28"/>
+        </w:rPr>
+        <w:t>Course</w:t>
+      </w:r>
+      <w:r>
+        <w:rPr>
+          <w:color w:val="333333"/>
+          <w:sz w:val="28"/>
+          <w:szCs w:val="28"/>
+          <w:lang w:val="ru-RU"/>
+        </w:rPr>
+        <w:t>».</w:t>
       </w:r>
     </w:p>
     <w:p>
@@ -1901,9 +2466,23 @@
           <w:color w:val="333333"/>
           <w:sz w:val="28"/>
           <w:szCs w:val="28"/>
+          <w:lang w:val="ru-RU"/>
         </w:rPr>
         <w:t>Рис. 2 – Диаграмма потоков данных</w:t>
       </w:r>
+    </w:p>
+    <w:p>
+      <w:pPr>
+        <w:pStyle w:val="NormalWeb"/>
+        <w:shd w:val="clear" w:color="auto" w:fill="FFFFFF"/>
+        <w:jc w:val="center"/>
+        <w:rPr>
+          <w:color w:val="333333"/>
+          <w:sz w:val="28"/>
+          <w:szCs w:val="28"/>
+          <w:lang w:val="ru-RU"/>
+        </w:rPr>
+      </w:pPr>
     </w:p>
     <w:p>
       <w:pPr>
@@ -1920,7 +2499,7 @@
           <w:lang w:val="ru-RU"/>
         </w:rPr>
       </w:pPr>
-      <w:bookmarkStart w:id="4" w:name="_Toc242017558"/>
+      <w:bookmarkStart w:id="4" w:name="_Toc242280336"/>
       <w:r>
         <w:rPr>
           <w:b/>
@@ -1928,6 +2507,7 @@
           <w:color w:val="333333"/>
           <w:sz w:val="28"/>
           <w:szCs w:val="28"/>
+          <w:lang w:val="ru-RU"/>
         </w:rPr>
         <w:t>Этап</w:t>
       </w:r>
@@ -1938,6 +2518,7 @@
           <w:color w:val="333333"/>
           <w:sz w:val="28"/>
           <w:szCs w:val="28"/>
+          <w:lang w:val="ru-RU"/>
         </w:rPr>
         <w:t xml:space="preserve"> </w:t>
       </w:r>
@@ -1950,7 +2531,29 @@
           <w:szCs w:val="28"/>
           <w:lang w:val="ru-RU"/>
         </w:rPr>
-        <w:t>3.</w:t>
+        <w:t>3</w:t>
+      </w:r>
+      <w:r>
+        <w:rPr>
+          <w:b/>
+          <w:bCs/>
+          <w:color w:val="333333"/>
+          <w:sz w:val="28"/>
+          <w:szCs w:val="28"/>
+          <w:lang w:val="ru-RU"/>
+        </w:rPr>
+        <w:t xml:space="preserve"> </w:t>
+      </w:r>
+      <w:r>
+        <w:rPr>
+          <w:b/>
+          <w:bCs/>
+          <w:color w:val="333333"/>
+          <w:sz w:val="28"/>
+          <w:szCs w:val="28"/>
+          <w:lang w:val="ru-RU"/>
+        </w:rPr>
+        <w:t>Построение диаграммы развертывания (Deployment Diagram)</w:t>
       </w:r>
       <w:bookmarkEnd w:id="4"/>
     </w:p>
@@ -1963,15 +2566,28 @@
           <w:color w:val="333333"/>
           <w:sz w:val="28"/>
           <w:szCs w:val="28"/>
-        </w:rPr>
-      </w:pPr>
-      <w:r>
-        <w:rPr>
-          <w:color w:val="333333"/>
-          <w:sz w:val="28"/>
-          <w:szCs w:val="28"/>
-        </w:rPr>
-        <w:t>Построение диаграммы развертывания (Deployment Diagram)</w:t>
+          <w:lang w:val="ru-RU"/>
+        </w:rPr>
+      </w:pPr>
+      <w:r>
+        <w:rPr>
+          <w:b/>
+          <w:bCs/>
+          <w:color w:val="333333"/>
+          <w:sz w:val="28"/>
+          <w:szCs w:val="28"/>
+          <w:lang w:val="ru-RU"/>
+        </w:rPr>
+        <w:t>Цель</w:t>
+      </w:r>
+      <w:r>
+        <w:rPr>
+          <w:color w:val="333333"/>
+          <w:sz w:val="28"/>
+          <w:szCs w:val="28"/>
+          <w:lang w:val="ru-RU"/>
+        </w:rPr>
+        <w:t>: визуализировать физическое размещение компонентов на узлах (облако и локальный ДЦ).</w:t>
       </w:r>
     </w:p>
     <w:p>
@@ -1983,41 +2599,170 @@
           <w:color w:val="333333"/>
           <w:sz w:val="28"/>
           <w:szCs w:val="28"/>
-        </w:rPr>
-      </w:pPr>
-      <w:r>
-        <w:rPr>
-          <w:b/>
-          <w:bCs/>
-          <w:color w:val="333333"/>
-          <w:sz w:val="28"/>
-          <w:szCs w:val="28"/>
-        </w:rPr>
-        <w:t>Цель</w:t>
-      </w:r>
-      <w:r>
-        <w:rPr>
-          <w:color w:val="333333"/>
-          <w:sz w:val="28"/>
-          <w:szCs w:val="28"/>
-        </w:rPr>
-        <w:t xml:space="preserve">: </w:t>
-      </w:r>
-      <w:r>
-        <w:rPr>
-          <w:color w:val="333333"/>
-          <w:sz w:val="28"/>
-          <w:szCs w:val="28"/>
-        </w:rPr>
-        <w:t>в</w:t>
-      </w:r>
-      <w:r>
-        <w:rPr>
-          <w:color w:val="333333"/>
-          <w:sz w:val="28"/>
-          <w:szCs w:val="28"/>
-        </w:rPr>
-        <w:t>изуализировать физическое размещение компонентов на узлах (облако и локальный ДЦ).</w:t>
+          <w:lang w:val="ru-RU"/>
+        </w:rPr>
+      </w:pPr>
+      <w:r>
+        <w:rPr>
+          <w:color w:val="333333"/>
+          <w:sz w:val="28"/>
+          <w:szCs w:val="28"/>
+          <w:lang w:val="ru-RU"/>
+        </w:rPr>
+        <w:t xml:space="preserve">Три узла с тенью. Узел 1 – облачный кластер </w:t>
+      </w:r>
+      <w:r>
+        <w:rPr>
+          <w:color w:val="333333"/>
+          <w:sz w:val="28"/>
+          <w:szCs w:val="28"/>
+        </w:rPr>
+        <w:t>AWS</w:t>
+      </w:r>
+      <w:r>
+        <w:rPr>
+          <w:color w:val="333333"/>
+          <w:sz w:val="28"/>
+          <w:szCs w:val="28"/>
+          <w:lang w:val="ru-RU"/>
+        </w:rPr>
+        <w:t xml:space="preserve"> с бейджем «</w:t>
+      </w:r>
+      <w:r>
+        <w:rPr>
+          <w:color w:val="333333"/>
+          <w:sz w:val="28"/>
+          <w:szCs w:val="28"/>
+        </w:rPr>
+        <w:t>Kubernetes</w:t>
+      </w:r>
+      <w:r>
+        <w:rPr>
+          <w:color w:val="333333"/>
+          <w:sz w:val="28"/>
+          <w:szCs w:val="28"/>
+          <w:lang w:val="ru-RU"/>
+        </w:rPr>
+        <w:t xml:space="preserve"> (</w:t>
+      </w:r>
+      <w:r>
+        <w:rPr>
+          <w:color w:val="333333"/>
+          <w:sz w:val="28"/>
+          <w:szCs w:val="28"/>
+        </w:rPr>
+        <w:t>k</w:t>
+      </w:r>
+      <w:r>
+        <w:rPr>
+          <w:color w:val="333333"/>
+          <w:sz w:val="28"/>
+          <w:szCs w:val="28"/>
+          <w:lang w:val="ru-RU"/>
+        </w:rPr>
+        <w:t>8</w:t>
+      </w:r>
+      <w:r>
+        <w:rPr>
+          <w:color w:val="333333"/>
+          <w:sz w:val="28"/>
+          <w:szCs w:val="28"/>
+        </w:rPr>
+        <w:t>s</w:t>
+      </w:r>
+      <w:r>
+        <w:rPr>
+          <w:color w:val="333333"/>
+          <w:sz w:val="28"/>
+          <w:szCs w:val="28"/>
+          <w:lang w:val="ru-RU"/>
+        </w:rPr>
+        <w:t>)». Узел 2 – локальный ДЦ (</w:t>
+      </w:r>
+      <w:r>
+        <w:rPr>
+          <w:color w:val="333333"/>
+          <w:sz w:val="28"/>
+          <w:szCs w:val="28"/>
+        </w:rPr>
+        <w:t>On</w:t>
+      </w:r>
+      <w:r>
+        <w:rPr>
+          <w:color w:val="333333"/>
+          <w:sz w:val="28"/>
+          <w:szCs w:val="28"/>
+          <w:lang w:val="ru-RU"/>
+        </w:rPr>
+        <w:t>-</w:t>
+      </w:r>
+      <w:r>
+        <w:rPr>
+          <w:color w:val="333333"/>
+          <w:sz w:val="28"/>
+          <w:szCs w:val="28"/>
+        </w:rPr>
+        <w:t>Premise</w:t>
+      </w:r>
+      <w:r>
+        <w:rPr>
+          <w:color w:val="333333"/>
+          <w:sz w:val="28"/>
+          <w:szCs w:val="28"/>
+          <w:lang w:val="ru-RU"/>
+        </w:rPr>
+        <w:t xml:space="preserve">) с </w:t>
+      </w:r>
+      <w:r>
+        <w:rPr>
+          <w:color w:val="333333"/>
+          <w:sz w:val="28"/>
+          <w:szCs w:val="28"/>
+        </w:rPr>
+        <w:t>Firewall</w:t>
+      </w:r>
+      <w:r>
+        <w:rPr>
+          <w:color w:val="333333"/>
+          <w:sz w:val="28"/>
+          <w:szCs w:val="28"/>
+          <w:lang w:val="ru-RU"/>
+        </w:rPr>
+        <w:t xml:space="preserve"> и </w:t>
+      </w:r>
+      <w:r>
+        <w:rPr>
+          <w:color w:val="333333"/>
+          <w:sz w:val="28"/>
+          <w:szCs w:val="28"/>
+        </w:rPr>
+        <w:t>SFTP</w:t>
+      </w:r>
+      <w:r>
+        <w:rPr>
+          <w:color w:val="333333"/>
+          <w:sz w:val="28"/>
+          <w:szCs w:val="28"/>
+          <w:lang w:val="ru-RU"/>
+        </w:rPr>
+        <w:t xml:space="preserve">-сервером. Узел 3 – клиентские устройства (браузер и мобильное приложение), между ними и </w:t>
+      </w:r>
+      <w:r>
+        <w:rPr>
+          <w:color w:val="333333"/>
+          <w:sz w:val="28"/>
+          <w:szCs w:val="28"/>
+        </w:rPr>
+        <w:t>AWS</w:t>
+      </w:r>
+      <w:r>
+        <w:rPr>
+          <w:color w:val="333333"/>
+          <w:sz w:val="28"/>
+          <w:szCs w:val="28"/>
+          <w:lang w:val="ru-RU"/>
+        </w:rPr>
+        <w:t xml:space="preserve"> стоит «Интернет».</w:t>
       </w:r>
     </w:p>
     <w:p>
@@ -2029,63 +2774,127 @@
           <w:color w:val="333333"/>
           <w:sz w:val="28"/>
           <w:szCs w:val="28"/>
-        </w:rPr>
-      </w:pPr>
-      <w:r>
-        <w:rPr>
-          <w:color w:val="333333"/>
-          <w:sz w:val="28"/>
-          <w:szCs w:val="28"/>
-        </w:rPr>
-        <w:t xml:space="preserve">Три узла с тенью. Узел 1 </w:t>
-      </w:r>
-      <w:r>
-        <w:rPr>
-          <w:color w:val="333333"/>
-          <w:sz w:val="28"/>
-          <w:szCs w:val="28"/>
-        </w:rPr>
-        <w:t>–</w:t>
-      </w:r>
-      <w:r>
-        <w:rPr>
-          <w:color w:val="333333"/>
-          <w:sz w:val="28"/>
-          <w:szCs w:val="28"/>
-        </w:rPr>
-        <w:t xml:space="preserve"> облачный кластер AWS с бейджем «Kubernetes (k8s)». Узел 2 </w:t>
-      </w:r>
-      <w:r>
-        <w:rPr>
-          <w:color w:val="333333"/>
-          <w:sz w:val="28"/>
-          <w:szCs w:val="28"/>
-        </w:rPr>
-        <w:t>–</w:t>
-      </w:r>
-      <w:r>
-        <w:rPr>
-          <w:color w:val="333333"/>
-          <w:sz w:val="28"/>
-          <w:szCs w:val="28"/>
-        </w:rPr>
-        <w:t xml:space="preserve"> локальный ДЦ (On-Premise) с Firewall и SFTP-сервером. Узел 3 </w:t>
-      </w:r>
-      <w:r>
-        <w:rPr>
-          <w:color w:val="333333"/>
-          <w:sz w:val="28"/>
-          <w:szCs w:val="28"/>
-        </w:rPr>
-        <w:t>–</w:t>
-      </w:r>
-      <w:r>
-        <w:rPr>
-          <w:color w:val="333333"/>
-          <w:sz w:val="28"/>
-          <w:szCs w:val="28"/>
-        </w:rPr>
-        <w:t xml:space="preserve"> клиентские устройства (браузер и мобильное приложение), между ними и AWS стоит «Интернет».</w:t>
+          <w:lang w:val="ru-RU"/>
+        </w:rPr>
+      </w:pPr>
+      <w:r>
+        <w:rPr>
+          <w:color w:val="333333"/>
+          <w:sz w:val="28"/>
+          <w:szCs w:val="28"/>
+        </w:rPr>
+        <w:t>Load</w:t>
+      </w:r>
+      <w:r>
+        <w:rPr>
+          <w:color w:val="333333"/>
+          <w:sz w:val="28"/>
+          <w:szCs w:val="28"/>
+          <w:lang w:val="ru-RU"/>
+        </w:rPr>
+        <w:t xml:space="preserve"> </w:t>
+      </w:r>
+      <w:r>
+        <w:rPr>
+          <w:color w:val="333333"/>
+          <w:sz w:val="28"/>
+          <w:szCs w:val="28"/>
+        </w:rPr>
+        <w:t>Balancer</w:t>
+      </w:r>
+      <w:r>
+        <w:rPr>
+          <w:color w:val="333333"/>
+          <w:sz w:val="28"/>
+          <w:szCs w:val="28"/>
+          <w:lang w:val="ru-RU"/>
+        </w:rPr>
+        <w:t xml:space="preserve"> (</w:t>
+      </w:r>
+      <w:r>
+        <w:rPr>
+          <w:color w:val="333333"/>
+          <w:sz w:val="28"/>
+          <w:szCs w:val="28"/>
+        </w:rPr>
+        <w:t>AWS</w:t>
+      </w:r>
+      <w:r>
+        <w:rPr>
+          <w:color w:val="333333"/>
+          <w:sz w:val="28"/>
+          <w:szCs w:val="28"/>
+          <w:lang w:val="ru-RU"/>
+        </w:rPr>
+        <w:t xml:space="preserve"> </w:t>
+      </w:r>
+      <w:r>
+        <w:rPr>
+          <w:color w:val="333333"/>
+          <w:sz w:val="28"/>
+          <w:szCs w:val="28"/>
+        </w:rPr>
+        <w:t>ALB</w:t>
+      </w:r>
+      <w:r>
+        <w:rPr>
+          <w:color w:val="333333"/>
+          <w:sz w:val="28"/>
+          <w:szCs w:val="28"/>
+          <w:lang w:val="ru-RU"/>
+        </w:rPr>
+        <w:t xml:space="preserve"> с </w:t>
+      </w:r>
+      <w:r>
+        <w:rPr>
+          <w:color w:val="333333"/>
+          <w:sz w:val="28"/>
+          <w:szCs w:val="28"/>
+        </w:rPr>
+        <w:t>Ingress</w:t>
+      </w:r>
+      <w:r>
+        <w:rPr>
+          <w:color w:val="333333"/>
+          <w:sz w:val="28"/>
+          <w:szCs w:val="28"/>
+          <w:lang w:val="ru-RU"/>
+        </w:rPr>
+        <w:t xml:space="preserve"> / </w:t>
+      </w:r>
+      <w:r>
+        <w:rPr>
+          <w:color w:val="333333"/>
+          <w:sz w:val="28"/>
+          <w:szCs w:val="28"/>
+        </w:rPr>
+        <w:t>API</w:t>
+      </w:r>
+      <w:r>
+        <w:rPr>
+          <w:color w:val="333333"/>
+          <w:sz w:val="28"/>
+          <w:szCs w:val="28"/>
+          <w:lang w:val="ru-RU"/>
+        </w:rPr>
+        <w:t xml:space="preserve"> </w:t>
+      </w:r>
+      <w:r>
+        <w:rPr>
+          <w:color w:val="333333"/>
+          <w:sz w:val="28"/>
+          <w:szCs w:val="28"/>
+        </w:rPr>
+        <w:t>Gateway</w:t>
+      </w:r>
+      <w:r>
+        <w:rPr>
+          <w:color w:val="333333"/>
+          <w:sz w:val="28"/>
+          <w:szCs w:val="28"/>
+          <w:lang w:val="ru-RU"/>
+        </w:rPr>
+        <w:t>) стоит перед двумя зонами доступности.</w:t>
       </w:r>
     </w:p>
     <w:p>
@@ -2097,15 +2906,195 @@
           <w:color w:val="333333"/>
           <w:sz w:val="28"/>
           <w:szCs w:val="28"/>
-        </w:rPr>
-      </w:pPr>
-      <w:r>
-        <w:rPr>
-          <w:color w:val="333333"/>
-          <w:sz w:val="28"/>
-          <w:szCs w:val="28"/>
-        </w:rPr>
-        <w:t>Load Balancer (AWS ALB с Ingress / API Gateway) стоит перед двумя зонами доступности.</w:t>
+          <w:lang w:val="ru-RU"/>
+        </w:rPr>
+      </w:pPr>
+      <w:proofErr w:type="spellStart"/>
+      <w:r>
+        <w:rPr>
+          <w:color w:val="333333"/>
+          <w:sz w:val="28"/>
+          <w:szCs w:val="28"/>
+        </w:rPr>
+        <w:t>Две</w:t>
+      </w:r>
+      <w:proofErr w:type="spellEnd"/>
+      <w:r>
+        <w:rPr>
+          <w:color w:val="333333"/>
+          <w:sz w:val="28"/>
+          <w:szCs w:val="28"/>
+        </w:rPr>
+        <w:t xml:space="preserve"> </w:t>
+      </w:r>
+      <w:proofErr w:type="spellStart"/>
+      <w:r>
+        <w:rPr>
+          <w:color w:val="333333"/>
+          <w:sz w:val="28"/>
+          <w:szCs w:val="28"/>
+        </w:rPr>
+        <w:t>зоны</w:t>
+      </w:r>
+      <w:proofErr w:type="spellEnd"/>
+      <w:r>
+        <w:rPr>
+          <w:color w:val="333333"/>
+          <w:sz w:val="28"/>
+          <w:szCs w:val="28"/>
+        </w:rPr>
+        <w:t xml:space="preserve"> (Availability Zone 1 и 2). В </w:t>
+      </w:r>
+      <w:proofErr w:type="spellStart"/>
+      <w:r>
+        <w:rPr>
+          <w:color w:val="333333"/>
+          <w:sz w:val="28"/>
+          <w:szCs w:val="28"/>
+        </w:rPr>
+        <w:t>каждой</w:t>
+      </w:r>
+      <w:proofErr w:type="spellEnd"/>
+      <w:r>
+        <w:rPr>
+          <w:color w:val="333333"/>
+          <w:sz w:val="28"/>
+          <w:szCs w:val="28"/>
+        </w:rPr>
+        <w:t xml:space="preserve"> </w:t>
+      </w:r>
+      <w:proofErr w:type="spellStart"/>
+      <w:r>
+        <w:rPr>
+          <w:color w:val="333333"/>
+          <w:sz w:val="28"/>
+          <w:szCs w:val="28"/>
+        </w:rPr>
+        <w:t>есть</w:t>
+      </w:r>
+      <w:proofErr w:type="spellEnd"/>
+      <w:r>
+        <w:rPr>
+          <w:color w:val="333333"/>
+          <w:sz w:val="28"/>
+          <w:szCs w:val="28"/>
+        </w:rPr>
+        <w:t xml:space="preserve"> </w:t>
+      </w:r>
+      <w:proofErr w:type="spellStart"/>
+      <w:r>
+        <w:rPr>
+          <w:color w:val="333333"/>
+          <w:sz w:val="28"/>
+          <w:szCs w:val="28"/>
+        </w:rPr>
+        <w:t>Pod'ы</w:t>
+      </w:r>
+      <w:proofErr w:type="spellEnd"/>
+      <w:r>
+        <w:rPr>
+          <w:color w:val="333333"/>
+          <w:sz w:val="28"/>
+          <w:szCs w:val="28"/>
+        </w:rPr>
+        <w:t xml:space="preserve"> Auth, Course, Payment и Notification, а </w:t>
+      </w:r>
+      <w:proofErr w:type="spellStart"/>
+      <w:r>
+        <w:rPr>
+          <w:color w:val="333333"/>
+          <w:sz w:val="28"/>
+          <w:szCs w:val="28"/>
+        </w:rPr>
+        <w:t>также</w:t>
+      </w:r>
+      <w:proofErr w:type="spellEnd"/>
+      <w:r>
+        <w:rPr>
+          <w:color w:val="333333"/>
+          <w:sz w:val="28"/>
+          <w:szCs w:val="28"/>
+        </w:rPr>
+        <w:t xml:space="preserve"> Redis и PostgreSQL </w:t>
+      </w:r>
+      <w:proofErr w:type="spellStart"/>
+      <w:r>
+        <w:rPr>
+          <w:color w:val="333333"/>
+          <w:sz w:val="28"/>
+          <w:szCs w:val="28"/>
+        </w:rPr>
+        <w:t>как</w:t>
+      </w:r>
+      <w:proofErr w:type="spellEnd"/>
+      <w:r>
+        <w:rPr>
+          <w:color w:val="333333"/>
+          <w:sz w:val="28"/>
+          <w:szCs w:val="28"/>
+        </w:rPr>
+        <w:t xml:space="preserve"> </w:t>
+      </w:r>
+      <w:proofErr w:type="spellStart"/>
+      <w:r>
+        <w:rPr>
+          <w:color w:val="333333"/>
+          <w:sz w:val="28"/>
+          <w:szCs w:val="28"/>
+        </w:rPr>
+        <w:t>StatefulSet</w:t>
+      </w:r>
+      <w:proofErr w:type="spellEnd"/>
+      <w:r>
+        <w:rPr>
+          <w:color w:val="333333"/>
+          <w:sz w:val="28"/>
+          <w:szCs w:val="28"/>
+        </w:rPr>
+        <w:t xml:space="preserve">. </w:t>
+      </w:r>
+      <w:r>
+        <w:rPr>
+          <w:color w:val="333333"/>
+          <w:sz w:val="28"/>
+          <w:szCs w:val="28"/>
+          <w:lang w:val="ru-RU"/>
+        </w:rPr>
+        <w:t xml:space="preserve">Между зонами идёт репликация </w:t>
+      </w:r>
+      <w:r>
+        <w:rPr>
+          <w:color w:val="333333"/>
+          <w:sz w:val="28"/>
+          <w:szCs w:val="28"/>
+        </w:rPr>
+        <w:t>Redis</w:t>
+      </w:r>
+      <w:r>
+        <w:rPr>
+          <w:color w:val="333333"/>
+          <w:sz w:val="28"/>
+          <w:szCs w:val="28"/>
+          <w:lang w:val="ru-RU"/>
+        </w:rPr>
+        <w:t xml:space="preserve"> и </w:t>
+      </w:r>
+      <w:r>
+        <w:rPr>
+          <w:color w:val="333333"/>
+          <w:sz w:val="28"/>
+          <w:szCs w:val="28"/>
+        </w:rPr>
+        <w:t>PostgreSQL</w:t>
+      </w:r>
+      <w:r>
+        <w:rPr>
+          <w:color w:val="333333"/>
+          <w:sz w:val="28"/>
+          <w:szCs w:val="28"/>
+          <w:lang w:val="ru-RU"/>
+        </w:rPr>
+        <w:t xml:space="preserve"> (пунктир).</w:t>
       </w:r>
     </w:p>
     <w:p>
@@ -2117,15 +3106,17 @@
           <w:color w:val="333333"/>
           <w:sz w:val="28"/>
           <w:szCs w:val="28"/>
-        </w:rPr>
-      </w:pPr>
-      <w:r>
-        <w:rPr>
-          <w:color w:val="333333"/>
-          <w:sz w:val="28"/>
-          <w:szCs w:val="28"/>
-        </w:rPr>
-        <w:t>Две зоны (Availability Zone 1 и 2). В каждой есть Pod'ы Auth, Course, Payment и Notification, а также Redis и PostgreSQL как StatefulSet. Между зонами идёт репликация Redis и PostgreSQL (пунктир).</w:t>
+          <w:lang w:val="ru-RU"/>
+        </w:rPr>
+      </w:pPr>
+      <w:r>
+        <w:rPr>
+          <w:color w:val="333333"/>
+          <w:sz w:val="28"/>
+          <w:szCs w:val="28"/>
+          <w:lang w:val="ru-RU"/>
+        </w:rPr>
+        <w:t>Порты и протоколы:</w:t>
       </w:r>
     </w:p>
     <w:p>
@@ -2137,15 +3128,25 @@
           <w:color w:val="333333"/>
           <w:sz w:val="28"/>
           <w:szCs w:val="28"/>
-        </w:rPr>
-      </w:pPr>
-      <w:r>
-        <w:rPr>
-          <w:color w:val="333333"/>
-          <w:sz w:val="28"/>
-          <w:szCs w:val="28"/>
-        </w:rPr>
-        <w:t>Порты и протоколы:</w:t>
+          <w:lang w:val="ru-RU"/>
+        </w:rPr>
+      </w:pPr>
+      <w:r>
+        <w:rPr>
+          <w:color w:val="333333"/>
+          <w:sz w:val="28"/>
+          <w:szCs w:val="28"/>
+        </w:rPr>
+        <w:t>HTTPS</w:t>
+      </w:r>
+      <w:r>
+        <w:rPr>
+          <w:color w:val="333333"/>
+          <w:sz w:val="28"/>
+          <w:szCs w:val="28"/>
+          <w:lang w:val="ru-RU"/>
+        </w:rPr>
+        <w:t xml:space="preserve"> 443 от интернета до балансировщика;</w:t>
       </w:r>
     </w:p>
     <w:p>
@@ -2157,15 +3158,77 @@
           <w:color w:val="333333"/>
           <w:sz w:val="28"/>
           <w:szCs w:val="28"/>
-        </w:rPr>
-      </w:pPr>
-      <w:r>
-        <w:rPr>
-          <w:color w:val="333333"/>
-          <w:sz w:val="28"/>
-          <w:szCs w:val="28"/>
-        </w:rPr>
-        <w:t>HTTPS 443 от интернета до балансировщика;</w:t>
+          <w:lang w:val="ru-RU"/>
+        </w:rPr>
+      </w:pPr>
+      <w:r>
+        <w:rPr>
+          <w:color w:val="333333"/>
+          <w:sz w:val="28"/>
+          <w:szCs w:val="28"/>
+        </w:rPr>
+        <w:lastRenderedPageBreak/>
+        <w:t>HTTP</w:t>
+      </w:r>
+      <w:r>
+        <w:rPr>
+          <w:color w:val="333333"/>
+          <w:sz w:val="28"/>
+          <w:szCs w:val="28"/>
+          <w:lang w:val="ru-RU"/>
+        </w:rPr>
+        <w:t xml:space="preserve"> 8080, </w:t>
+      </w:r>
+      <w:r>
+        <w:rPr>
+          <w:color w:val="333333"/>
+          <w:sz w:val="28"/>
+          <w:szCs w:val="28"/>
+        </w:rPr>
+        <w:t>TCP</w:t>
+      </w:r>
+      <w:r>
+        <w:rPr>
+          <w:color w:val="333333"/>
+          <w:sz w:val="28"/>
+          <w:szCs w:val="28"/>
+          <w:lang w:val="ru-RU"/>
+        </w:rPr>
+        <w:t xml:space="preserve"> 5432 и </w:t>
+      </w:r>
+      <w:r>
+        <w:rPr>
+          <w:color w:val="333333"/>
+          <w:sz w:val="28"/>
+          <w:szCs w:val="28"/>
+        </w:rPr>
+        <w:t>TCP</w:t>
+      </w:r>
+      <w:r>
+        <w:rPr>
+          <w:color w:val="333333"/>
+          <w:sz w:val="28"/>
+          <w:szCs w:val="28"/>
+          <w:lang w:val="ru-RU"/>
+        </w:rPr>
+        <w:t xml:space="preserve"> 6379 внутри </w:t>
+      </w:r>
+      <w:r>
+        <w:rPr>
+          <w:color w:val="333333"/>
+          <w:sz w:val="28"/>
+          <w:szCs w:val="28"/>
+        </w:rPr>
+        <w:t>AWS</w:t>
+      </w:r>
+      <w:r>
+        <w:rPr>
+          <w:color w:val="333333"/>
+          <w:sz w:val="28"/>
+          <w:szCs w:val="28"/>
+          <w:lang w:val="ru-RU"/>
+        </w:rPr>
+        <w:t>;</w:t>
       </w:r>
     </w:p>
     <w:p>
@@ -2177,15 +3240,110 @@
           <w:color w:val="333333"/>
           <w:sz w:val="28"/>
           <w:szCs w:val="28"/>
-        </w:rPr>
-      </w:pPr>
-      <w:r>
-        <w:rPr>
-          <w:color w:val="333333"/>
-          <w:sz w:val="28"/>
-          <w:szCs w:val="28"/>
-        </w:rPr>
-        <w:t>HTTP 8080, TCP 5432 и TCP 6379 внутри AWS;</w:t>
+          <w:lang w:val="ru-RU"/>
+        </w:rPr>
+      </w:pPr>
+      <w:r>
+        <w:rPr>
+          <w:color w:val="333333"/>
+          <w:sz w:val="28"/>
+          <w:szCs w:val="28"/>
+        </w:rPr>
+        <w:t>SFTP</w:t>
+      </w:r>
+      <w:r>
+        <w:rPr>
+          <w:color w:val="333333"/>
+          <w:sz w:val="28"/>
+          <w:szCs w:val="28"/>
+          <w:lang w:val="ru-RU"/>
+        </w:rPr>
+        <w:t xml:space="preserve">, порт 22 через </w:t>
+      </w:r>
+      <w:r>
+        <w:rPr>
+          <w:color w:val="333333"/>
+          <w:sz w:val="28"/>
+          <w:szCs w:val="28"/>
+        </w:rPr>
+        <w:t>VPN</w:t>
+      </w:r>
+      <w:r>
+        <w:rPr>
+          <w:color w:val="333333"/>
+          <w:sz w:val="28"/>
+          <w:szCs w:val="28"/>
+          <w:lang w:val="ru-RU"/>
+        </w:rPr>
+        <w:t>-туннель (</w:t>
+      </w:r>
+      <w:r>
+        <w:rPr>
+          <w:color w:val="333333"/>
+          <w:sz w:val="28"/>
+          <w:szCs w:val="28"/>
+        </w:rPr>
+        <w:t>IPsec</w:t>
+      </w:r>
+      <w:r>
+        <w:rPr>
+          <w:color w:val="333333"/>
+          <w:sz w:val="28"/>
+          <w:szCs w:val="28"/>
+          <w:lang w:val="ru-RU"/>
+        </w:rPr>
+        <w:t xml:space="preserve">) от </w:t>
+      </w:r>
+      <w:r>
+        <w:rPr>
+          <w:color w:val="333333"/>
+          <w:sz w:val="28"/>
+          <w:szCs w:val="28"/>
+        </w:rPr>
+        <w:t>AWS</w:t>
+      </w:r>
+      <w:r>
+        <w:rPr>
+          <w:color w:val="333333"/>
+          <w:sz w:val="28"/>
+          <w:szCs w:val="28"/>
+          <w:lang w:val="ru-RU"/>
+        </w:rPr>
+        <w:t xml:space="preserve"> до </w:t>
+      </w:r>
+      <w:r>
+        <w:rPr>
+          <w:color w:val="333333"/>
+          <w:sz w:val="28"/>
+          <w:szCs w:val="28"/>
+        </w:rPr>
+        <w:t>Firewall</w:t>
+      </w:r>
+      <w:r>
+        <w:rPr>
+          <w:color w:val="333333"/>
+          <w:sz w:val="28"/>
+          <w:szCs w:val="28"/>
+          <w:lang w:val="ru-RU"/>
+        </w:rPr>
+        <w:t xml:space="preserve"> и </w:t>
+      </w:r>
+      <w:r>
+        <w:rPr>
+          <w:color w:val="333333"/>
+          <w:sz w:val="28"/>
+          <w:szCs w:val="28"/>
+        </w:rPr>
+        <w:t>SFTP</w:t>
+      </w:r>
+      <w:r>
+        <w:rPr>
+          <w:color w:val="333333"/>
+          <w:sz w:val="28"/>
+          <w:szCs w:val="28"/>
+          <w:lang w:val="ru-RU"/>
+        </w:rPr>
+        <w:t>-сервера.</w:t>
       </w:r>
     </w:p>
     <w:p>
@@ -2197,27 +3355,7 @@
           <w:color w:val="333333"/>
           <w:sz w:val="28"/>
           <w:szCs w:val="28"/>
-        </w:rPr>
-      </w:pPr>
-      <w:r>
-        <w:rPr>
-          <w:color w:val="333333"/>
-          <w:sz w:val="28"/>
-          <w:szCs w:val="28"/>
-        </w:rPr>
-        <w:lastRenderedPageBreak/>
-        <w:t>SFTP, порт 22 через VPN-туннель (IPsec) от AWS до Firewall и SFTP-сервера.</w:t>
-      </w:r>
-    </w:p>
-    <w:p>
-      <w:pPr>
-        <w:pStyle w:val="NormalWeb"/>
-        <w:shd w:val="clear" w:color="auto" w:fill="FFFFFF"/>
-        <w:jc w:val="both"/>
-        <w:rPr>
-          <w:color w:val="333333"/>
-          <w:sz w:val="28"/>
-          <w:szCs w:val="28"/>
+          <w:lang w:val="ru-RU"/>
         </w:rPr>
       </w:pPr>
     </w:p>
@@ -2291,13 +3429,15 @@
           <w:color w:val="333333"/>
           <w:sz w:val="28"/>
           <w:szCs w:val="28"/>
-        </w:rPr>
-      </w:pPr>
-      <w:r>
-        <w:rPr>
-          <w:color w:val="333333"/>
-          <w:sz w:val="28"/>
-          <w:szCs w:val="28"/>
+          <w:lang w:val="ru-RU"/>
+        </w:rPr>
+      </w:pPr>
+      <w:r>
+        <w:rPr>
+          <w:color w:val="333333"/>
+          <w:sz w:val="28"/>
+          <w:szCs w:val="28"/>
+          <w:lang w:val="ru-RU"/>
         </w:rPr>
         <w:t xml:space="preserve">Рис. </w:t>
       </w:r>
@@ -2315,6 +3455,7 @@
           <w:color w:val="333333"/>
           <w:sz w:val="28"/>
           <w:szCs w:val="28"/>
+          <w:lang w:val="ru-RU"/>
         </w:rPr>
         <w:t xml:space="preserve"> – Диаграмма развертывания</w:t>
       </w:r>
@@ -2328,6 +3469,7 @@
           <w:color w:val="333333"/>
           <w:sz w:val="28"/>
           <w:szCs w:val="28"/>
+          <w:lang w:val="ru-RU"/>
         </w:rPr>
         <w:sectPr>
           <w:pgSz w:w="11906" w:h="16838"/>
@@ -2350,9 +3492,10 @@
           <w:color w:val="auto"/>
           <w:sz w:val="28"/>
           <w:szCs w:val="28"/>
-        </w:rPr>
-      </w:pPr>
-      <w:bookmarkStart w:id="5" w:name="_Toc242017559"/>
+          <w:lang w:val="ru-RU"/>
+        </w:rPr>
+      </w:pPr>
+      <w:bookmarkStart w:id="5" w:name="_Toc242280337"/>
       <w:r>
         <w:rPr>
           <w:rFonts w:ascii="Times New Roman" w:hAnsi="Times New Roman" w:cs="Times New Roman"/>
@@ -2362,6 +3505,7 @@
           <w:color w:val="auto"/>
           <w:sz w:val="28"/>
           <w:szCs w:val="28"/>
+          <w:lang w:val="ru-RU"/>
         </w:rPr>
         <w:lastRenderedPageBreak/>
         <w:t>Контрольные вопросы</w:t>
@@ -2379,6 +3523,7 @@
           <w:color w:val="333333"/>
           <w:sz w:val="28"/>
           <w:szCs w:val="28"/>
+          <w:lang w:val="ru-RU"/>
         </w:rPr>
       </w:pPr>
       <w:r>
@@ -2388,8 +3533,64 @@
           <w:color w:val="333333"/>
           <w:sz w:val="28"/>
           <w:szCs w:val="28"/>
-        </w:rPr>
-        <w:t>1. Use Case: Чем принципиально отличается диаграмма вариантов использования для микросервисной архитектуры от монолитной? Где находятся «границы» системы?</w:t>
+          <w:lang w:val="ru-RU"/>
+        </w:rPr>
+        <w:t xml:space="preserve">1. </w:t>
+      </w:r>
+      <w:r>
+        <w:rPr>
+          <w:b/>
+          <w:bCs/>
+          <w:color w:val="333333"/>
+          <w:sz w:val="28"/>
+          <w:szCs w:val="28"/>
+        </w:rPr>
+        <w:t>Use</w:t>
+      </w:r>
+      <w:r>
+        <w:rPr>
+          <w:b/>
+          <w:bCs/>
+          <w:color w:val="333333"/>
+          <w:sz w:val="28"/>
+          <w:szCs w:val="28"/>
+          <w:lang w:val="ru-RU"/>
+        </w:rPr>
+        <w:t xml:space="preserve"> </w:t>
+      </w:r>
+      <w:r>
+        <w:rPr>
+          <w:b/>
+          <w:bCs/>
+          <w:color w:val="333333"/>
+          <w:sz w:val="28"/>
+          <w:szCs w:val="28"/>
+        </w:rPr>
+        <w:t>Case</w:t>
+      </w:r>
+      <w:proofErr w:type="gramStart"/>
+      <w:r>
+        <w:rPr>
+          <w:b/>
+          <w:bCs/>
+          <w:color w:val="333333"/>
+          <w:sz w:val="28"/>
+          <w:szCs w:val="28"/>
+          <w:lang w:val="ru-RU"/>
+        </w:rPr>
+        <w:t>: Чем</w:t>
+      </w:r>
+      <w:proofErr w:type="gramEnd"/>
+      <w:r>
+        <w:rPr>
+          <w:b/>
+          <w:bCs/>
+          <w:color w:val="333333"/>
+          <w:sz w:val="28"/>
+          <w:szCs w:val="28"/>
+          <w:lang w:val="ru-RU"/>
+        </w:rPr>
+        <w:t xml:space="preserve"> принципиально отличается диаграмма вариантов использования для микросервисной архитектуры от монолитной? Где находятся «границы» системы?</w:t>
       </w:r>
     </w:p>
     <w:p>
@@ -2401,15 +3602,136 @@
           <w:color w:val="333333"/>
           <w:sz w:val="28"/>
           <w:szCs w:val="28"/>
-        </w:rPr>
-      </w:pPr>
-      <w:r>
-        <w:rPr>
-          <w:color w:val="333333"/>
-          <w:sz w:val="28"/>
-          <w:szCs w:val="28"/>
-        </w:rPr>
-        <w:t>Диаграмма вариантов использования описывает, что система делает для пользователя, а не как она устроена внутри. Поэтому по самой нотации микросервисная и монолитная архитектуры не различаются: микросервисы на диаграмме не видны. Вариант использования «Оплатить курс» остаётся одним, хотя его выполняют API Gateway, Payment Service, Stripe и Notification Service.</w:t>
+          <w:lang w:val="ru-RU"/>
+        </w:rPr>
+      </w:pPr>
+      <w:r>
+        <w:rPr>
+          <w:color w:val="333333"/>
+          <w:sz w:val="28"/>
+          <w:szCs w:val="28"/>
+          <w:lang w:val="ru-RU"/>
+        </w:rPr>
+        <w:t xml:space="preserve">Диаграмма вариантов использования описывает, что система делает для пользователя, а не как она устроена внутри. Поэтому по самой нотации микросервисная и монолитная архитектуры не различаются: микросервисы на диаграмме не видны. Вариант использования «Оплатить курс» остаётся одним, хотя его выполняют </w:t>
+      </w:r>
+      <w:r>
+        <w:rPr>
+          <w:color w:val="333333"/>
+          <w:sz w:val="28"/>
+          <w:szCs w:val="28"/>
+        </w:rPr>
+        <w:t>API</w:t>
+      </w:r>
+      <w:r>
+        <w:rPr>
+          <w:color w:val="333333"/>
+          <w:sz w:val="28"/>
+          <w:szCs w:val="28"/>
+          <w:lang w:val="ru-RU"/>
+        </w:rPr>
+        <w:t xml:space="preserve"> </w:t>
+      </w:r>
+      <w:r>
+        <w:rPr>
+          <w:color w:val="333333"/>
+          <w:sz w:val="28"/>
+          <w:szCs w:val="28"/>
+        </w:rPr>
+        <w:t>Gateway</w:t>
+      </w:r>
+      <w:r>
+        <w:rPr>
+          <w:color w:val="333333"/>
+          <w:sz w:val="28"/>
+          <w:szCs w:val="28"/>
+          <w:lang w:val="ru-RU"/>
+        </w:rPr>
+        <w:t xml:space="preserve">, </w:t>
+      </w:r>
+      <w:r>
+        <w:rPr>
+          <w:color w:val="333333"/>
+          <w:sz w:val="28"/>
+          <w:szCs w:val="28"/>
+        </w:rPr>
+        <w:t>Payment</w:t>
+      </w:r>
+      <w:r>
+        <w:rPr>
+          <w:color w:val="333333"/>
+          <w:sz w:val="28"/>
+          <w:szCs w:val="28"/>
+          <w:lang w:val="ru-RU"/>
+        </w:rPr>
+        <w:t xml:space="preserve"> </w:t>
+      </w:r>
+      <w:r>
+        <w:rPr>
+          <w:color w:val="333333"/>
+          <w:sz w:val="28"/>
+          <w:szCs w:val="28"/>
+        </w:rPr>
+        <w:t>Service</w:t>
+      </w:r>
+      <w:r>
+        <w:rPr>
+          <w:color w:val="333333"/>
+          <w:sz w:val="28"/>
+          <w:szCs w:val="28"/>
+          <w:lang w:val="ru-RU"/>
+        </w:rPr>
+        <w:t xml:space="preserve">, </w:t>
+      </w:r>
+      <w:r>
+        <w:rPr>
+          <w:color w:val="333333"/>
+          <w:sz w:val="28"/>
+          <w:szCs w:val="28"/>
+        </w:rPr>
+        <w:t>Stripe</w:t>
+      </w:r>
+      <w:r>
+        <w:rPr>
+          <w:color w:val="333333"/>
+          <w:sz w:val="28"/>
+          <w:szCs w:val="28"/>
+          <w:lang w:val="ru-RU"/>
+        </w:rPr>
+        <w:t xml:space="preserve"> и </w:t>
+      </w:r>
+      <w:r>
+        <w:rPr>
+          <w:color w:val="333333"/>
+          <w:sz w:val="28"/>
+          <w:szCs w:val="28"/>
+        </w:rPr>
+        <w:t>Notification</w:t>
+      </w:r>
+      <w:r>
+        <w:rPr>
+          <w:color w:val="333333"/>
+          <w:sz w:val="28"/>
+          <w:szCs w:val="28"/>
+          <w:lang w:val="ru-RU"/>
+        </w:rPr>
+        <w:t xml:space="preserve"> </w:t>
+      </w:r>
+      <w:r>
+        <w:rPr>
+          <w:color w:val="333333"/>
+          <w:sz w:val="28"/>
+          <w:szCs w:val="28"/>
+        </w:rPr>
+        <w:t>Service</w:t>
+      </w:r>
+      <w:r>
+        <w:rPr>
+          <w:color w:val="333333"/>
+          <w:sz w:val="28"/>
+          <w:szCs w:val="28"/>
+          <w:lang w:val="ru-RU"/>
+        </w:rPr>
+        <w:t>.</w:t>
       </w:r>
     </w:p>
     <w:p>
@@ -2421,13 +3743,15 @@
           <w:color w:val="333333"/>
           <w:sz w:val="28"/>
           <w:szCs w:val="28"/>
-        </w:rPr>
-      </w:pPr>
-      <w:r>
-        <w:rPr>
-          <w:color w:val="333333"/>
-          <w:sz w:val="28"/>
-          <w:szCs w:val="28"/>
+          <w:lang w:val="ru-RU"/>
+        </w:rPr>
+      </w:pPr>
+      <w:r>
+        <w:rPr>
+          <w:color w:val="333333"/>
+          <w:sz w:val="28"/>
+          <w:szCs w:val="28"/>
+          <w:lang w:val="ru-RU"/>
         </w:rPr>
         <w:t>Различия проявляются в границах и актерах:</w:t>
       </w:r>
@@ -2441,23 +3765,36 @@
           <w:color w:val="333333"/>
           <w:sz w:val="28"/>
           <w:szCs w:val="28"/>
-        </w:rPr>
-      </w:pPr>
-      <w:r>
-        <w:rPr>
-          <w:color w:val="333333"/>
-          <w:sz w:val="28"/>
-          <w:szCs w:val="28"/>
-        </w:rPr>
-        <w:t xml:space="preserve">– </w:t>
-      </w:r>
-      <w:r>
-        <w:rPr>
-          <w:color w:val="333333"/>
-          <w:sz w:val="28"/>
-          <w:szCs w:val="28"/>
-        </w:rPr>
-        <w:t>В монолите граница системы совпадает с границей приложения. В микросервисной архитектуре граница проходит по всей платформе EduCloud, а не по отдельным сервисам, и один вариант использования может затрагивать несколько сервисов.</w:t>
+          <w:lang w:val="ru-RU"/>
+        </w:rPr>
+      </w:pPr>
+      <w:r>
+        <w:rPr>
+          <w:color w:val="333333"/>
+          <w:sz w:val="28"/>
+          <w:szCs w:val="28"/>
+          <w:lang w:val="ru-RU"/>
+        </w:rPr>
+        <w:t xml:space="preserve">– В монолите граница системы совпадает с границей приложения. В микросервисной архитектуре граница проходит по всей платформе </w:t>
+      </w:r>
+      <w:proofErr w:type="spellStart"/>
+      <w:r>
+        <w:rPr>
+          <w:color w:val="333333"/>
+          <w:sz w:val="28"/>
+          <w:szCs w:val="28"/>
+        </w:rPr>
+        <w:t>EduCloud</w:t>
+      </w:r>
+      <w:proofErr w:type="spellEnd"/>
+      <w:r>
+        <w:rPr>
+          <w:color w:val="333333"/>
+          <w:sz w:val="28"/>
+          <w:szCs w:val="28"/>
+          <w:lang w:val="ru-RU"/>
+        </w:rPr>
+        <w:t>, а не по отдельным сервисам, и один вариант использования может затрагивать несколько сервисов.</w:t>
       </w:r>
     </w:p>
     <w:p>
@@ -2469,23 +3806,51 @@
           <w:color w:val="333333"/>
           <w:sz w:val="28"/>
           <w:szCs w:val="28"/>
-        </w:rPr>
-      </w:pPr>
-      <w:r>
-        <w:rPr>
-          <w:color w:val="333333"/>
-          <w:sz w:val="28"/>
-          <w:szCs w:val="28"/>
-        </w:rPr>
-        <w:t xml:space="preserve">– </w:t>
-      </w:r>
-      <w:r>
-        <w:rPr>
-          <w:color w:val="333333"/>
-          <w:sz w:val="28"/>
-          <w:szCs w:val="28"/>
-        </w:rPr>
-        <w:t>Внешние системы (платёжный шлюз Stripe, почтовый сервер SendGrid) находятся за границей системы и выступают внешними актерами.</w:t>
+          <w:lang w:val="ru-RU"/>
+        </w:rPr>
+      </w:pPr>
+      <w:r>
+        <w:rPr>
+          <w:color w:val="333333"/>
+          <w:sz w:val="28"/>
+          <w:szCs w:val="28"/>
+          <w:lang w:val="ru-RU"/>
+        </w:rPr>
+        <w:t xml:space="preserve">– Внешние системы (платёжный шлюз </w:t>
+      </w:r>
+      <w:r>
+        <w:rPr>
+          <w:color w:val="333333"/>
+          <w:sz w:val="28"/>
+          <w:szCs w:val="28"/>
+        </w:rPr>
+        <w:t>Stripe</w:t>
+      </w:r>
+      <w:r>
+        <w:rPr>
+          <w:color w:val="333333"/>
+          <w:sz w:val="28"/>
+          <w:szCs w:val="28"/>
+          <w:lang w:val="ru-RU"/>
+        </w:rPr>
+        <w:t xml:space="preserve">, почтовый сервер </w:t>
+      </w:r>
+      <w:r>
+        <w:rPr>
+          <w:color w:val="333333"/>
+          <w:sz w:val="28"/>
+          <w:szCs w:val="28"/>
+        </w:rPr>
+        <w:t>SendGrid</w:t>
+      </w:r>
+      <w:r>
+        <w:rPr>
+          <w:color w:val="333333"/>
+          <w:sz w:val="28"/>
+          <w:szCs w:val="28"/>
+          <w:lang w:val="ru-RU"/>
+        </w:rPr>
+        <w:t>) находятся за границей системы и выступают внешними актерами.</w:t>
       </w:r>
     </w:p>
     <w:p>
@@ -2497,23 +3862,17 @@
           <w:color w:val="333333"/>
           <w:sz w:val="28"/>
           <w:szCs w:val="28"/>
-        </w:rPr>
-      </w:pPr>
-      <w:r>
-        <w:rPr>
-          <w:color w:val="333333"/>
-          <w:sz w:val="28"/>
-          <w:szCs w:val="28"/>
-        </w:rPr>
-        <w:t xml:space="preserve">– </w:t>
-      </w:r>
-      <w:r>
-        <w:rPr>
-          <w:color w:val="333333"/>
-          <w:sz w:val="28"/>
-          <w:szCs w:val="28"/>
-        </w:rPr>
-        <w:t>Чаще появляются технические актеры, например «Технический специалист», который мониторит и перезапускает сервисы.</w:t>
+          <w:lang w:val="ru-RU"/>
+        </w:rPr>
+      </w:pPr>
+      <w:r>
+        <w:rPr>
+          <w:color w:val="333333"/>
+          <w:sz w:val="28"/>
+          <w:szCs w:val="28"/>
+          <w:lang w:val="ru-RU"/>
+        </w:rPr>
+        <w:t>– Чаще появляются технические актеры, например «Технический специалист», который мониторит и перезапускает сервисы.</w:t>
       </w:r>
     </w:p>
     <w:p>
@@ -2525,23 +3884,17 @@
           <w:color w:val="333333"/>
           <w:sz w:val="28"/>
           <w:szCs w:val="28"/>
-        </w:rPr>
-      </w:pPr>
-      <w:r>
-        <w:rPr>
-          <w:color w:val="333333"/>
-          <w:sz w:val="28"/>
-          <w:szCs w:val="28"/>
-        </w:rPr>
-        <w:t xml:space="preserve">– </w:t>
-      </w:r>
-      <w:r>
-        <w:rPr>
-          <w:color w:val="333333"/>
-          <w:sz w:val="28"/>
-          <w:szCs w:val="28"/>
-        </w:rPr>
-        <w:t>Для отдельного сервиса можно построить собственную диаграмму: граница тогда проходит по этому сервису, а остальные сервисы становятся для него внешними актерами.</w:t>
+          <w:lang w:val="ru-RU"/>
+        </w:rPr>
+      </w:pPr>
+      <w:r>
+        <w:rPr>
+          <w:color w:val="333333"/>
+          <w:sz w:val="28"/>
+          <w:szCs w:val="28"/>
+          <w:lang w:val="ru-RU"/>
+        </w:rPr>
+        <w:t>– Для отдельного сервиса можно построить собственную диаграмму: граница тогда проходит по этому сервису, а остальные сервисы становятся для него внешними актерами.</w:t>
       </w:r>
     </w:p>
     <w:p>
@@ -2565,6 +3918,7 @@
         </w:rPr>
         <w:t xml:space="preserve">В задании граница системы – прямоугольник «Система онлайн-обучения </w:t>
       </w:r>
+      <w:proofErr w:type="spellStart"/>
       <w:r>
         <w:rPr>
           <w:color w:val="333333"/>
@@ -2573,6 +3927,7 @@
         </w:rPr>
         <w:t>EduCloud</w:t>
       </w:r>
+      <w:proofErr w:type="spellEnd"/>
       <w:r>
         <w:rPr>
           <w:color w:val="333333"/>
@@ -2607,6 +3962,7 @@
           <w:color w:val="333333"/>
           <w:sz w:val="28"/>
           <w:szCs w:val="28"/>
+          <w:lang w:val="ru-RU"/>
         </w:rPr>
       </w:pPr>
       <w:r>
@@ -2616,8 +3972,43 @@
           <w:color w:val="333333"/>
           <w:sz w:val="28"/>
           <w:szCs w:val="28"/>
-        </w:rPr>
-        <w:t>2. DFD: На каком уровне детализации (контекстная / нулевая / первого уровня) вы выполнили свою диаграмму и почему?</w:t>
+          <w:lang w:val="ru-RU"/>
+        </w:rPr>
+        <w:t xml:space="preserve">2. </w:t>
+      </w:r>
+      <w:r>
+        <w:rPr>
+          <w:b/>
+          <w:bCs/>
+          <w:color w:val="333333"/>
+          <w:sz w:val="28"/>
+          <w:szCs w:val="28"/>
+        </w:rPr>
+        <w:t>DFD</w:t>
+      </w:r>
+      <w:proofErr w:type="gramStart"/>
+      <w:r>
+        <w:rPr>
+          <w:b/>
+          <w:bCs/>
+          <w:color w:val="333333"/>
+          <w:sz w:val="28"/>
+          <w:szCs w:val="28"/>
+          <w:lang w:val="ru-RU"/>
+        </w:rPr>
+        <w:t>: На</w:t>
+      </w:r>
+      <w:proofErr w:type="gramEnd"/>
+      <w:r>
+        <w:rPr>
+          <w:b/>
+          <w:bCs/>
+          <w:color w:val="333333"/>
+          <w:sz w:val="28"/>
+          <w:szCs w:val="28"/>
+          <w:lang w:val="ru-RU"/>
+        </w:rPr>
+        <w:t xml:space="preserve"> каком уровне детализации (контекстная / нулевая / первого уровня) вы выполнили свою диаграмму и почему?</w:t>
       </w:r>
     </w:p>
     <w:p>
@@ -2629,13 +4020,15 @@
           <w:color w:val="333333"/>
           <w:sz w:val="28"/>
           <w:szCs w:val="28"/>
-        </w:rPr>
-      </w:pPr>
-      <w:r>
-        <w:rPr>
-          <w:color w:val="333333"/>
-          <w:sz w:val="28"/>
-          <w:szCs w:val="28"/>
+          <w:lang w:val="ru-RU"/>
+        </w:rPr>
+      </w:pPr>
+      <w:r>
+        <w:rPr>
+          <w:color w:val="333333"/>
+          <w:sz w:val="28"/>
+          <w:szCs w:val="28"/>
+          <w:lang w:val="ru-RU"/>
         </w:rPr>
         <w:t>Диаграмма выполнена на первом уровне детализации.</w:t>
       </w:r>
@@ -2649,23 +4042,17 @@
           <w:color w:val="333333"/>
           <w:sz w:val="28"/>
           <w:szCs w:val="28"/>
-        </w:rPr>
-      </w:pPr>
-      <w:r>
-        <w:rPr>
-          <w:color w:val="333333"/>
-          <w:sz w:val="28"/>
-          <w:szCs w:val="28"/>
-        </w:rPr>
-        <w:t xml:space="preserve">– </w:t>
-      </w:r>
-      <w:r>
-        <w:rPr>
-          <w:color w:val="333333"/>
-          <w:sz w:val="28"/>
-          <w:szCs w:val="28"/>
-        </w:rPr>
-        <w:t>Контекстная диаграмма показывает систему как один процесс и её внешние сущности.</w:t>
+          <w:lang w:val="ru-RU"/>
+        </w:rPr>
+      </w:pPr>
+      <w:r>
+        <w:rPr>
+          <w:color w:val="333333"/>
+          <w:sz w:val="28"/>
+          <w:szCs w:val="28"/>
+          <w:lang w:val="ru-RU"/>
+        </w:rPr>
+        <w:t>– Контекстная диаграмма показывает систему как один процесс и её внешние сущности.</w:t>
       </w:r>
     </w:p>
     <w:p>
@@ -2677,23 +4064,17 @@
           <w:color w:val="333333"/>
           <w:sz w:val="28"/>
           <w:szCs w:val="28"/>
-        </w:rPr>
-      </w:pPr>
-      <w:r>
-        <w:rPr>
-          <w:color w:val="333333"/>
-          <w:sz w:val="28"/>
-          <w:szCs w:val="28"/>
-        </w:rPr>
-        <w:t xml:space="preserve">– </w:t>
-      </w:r>
-      <w:r>
-        <w:rPr>
-          <w:color w:val="333333"/>
-          <w:sz w:val="28"/>
-          <w:szCs w:val="28"/>
-        </w:rPr>
-        <w:t>Диаграмма нулевого уровня раскладывает систему на крупные подсистемы.</w:t>
+          <w:lang w:val="ru-RU"/>
+        </w:rPr>
+      </w:pPr>
+      <w:r>
+        <w:rPr>
+          <w:color w:val="333333"/>
+          <w:sz w:val="28"/>
+          <w:szCs w:val="28"/>
+          <w:lang w:val="ru-RU"/>
+        </w:rPr>
+        <w:t>– Диаграмма нулевого уровня раскладывает систему на крупные подсистемы.</w:t>
       </w:r>
     </w:p>
     <w:p>
@@ -2705,23 +4086,17 @@
           <w:color w:val="333333"/>
           <w:sz w:val="28"/>
           <w:szCs w:val="28"/>
-        </w:rPr>
-      </w:pPr>
-      <w:r>
-        <w:rPr>
-          <w:color w:val="333333"/>
-          <w:sz w:val="28"/>
-          <w:szCs w:val="28"/>
-        </w:rPr>
-        <w:t xml:space="preserve">– </w:t>
-      </w:r>
-      <w:r>
-        <w:rPr>
-          <w:color w:val="333333"/>
-          <w:sz w:val="28"/>
-          <w:szCs w:val="28"/>
-        </w:rPr>
-        <w:t>Диаграмма первого уровня раскладывает подсистемы на отдельные процессы, хранилища данных и потоки между ними.</w:t>
+          <w:lang w:val="ru-RU"/>
+        </w:rPr>
+      </w:pPr>
+      <w:r>
+        <w:rPr>
+          <w:color w:val="333333"/>
+          <w:sz w:val="28"/>
+          <w:szCs w:val="28"/>
+          <w:lang w:val="ru-RU"/>
+        </w:rPr>
+        <w:t>– Диаграмма первого уровня раскладывает подсистемы на отдельные процессы, хранилища данных и потоки между ними.</w:t>
       </w:r>
     </w:p>
     <w:p>
@@ -2733,23 +4108,153 @@
           <w:color w:val="333333"/>
           <w:sz w:val="28"/>
           <w:szCs w:val="28"/>
-        </w:rPr>
-      </w:pPr>
-      <w:r>
-        <w:rPr>
-          <w:color w:val="333333"/>
-          <w:sz w:val="28"/>
-          <w:szCs w:val="28"/>
-        </w:rPr>
-        <w:t>По заданию</w:t>
-      </w:r>
-      <w:r>
-        <w:rPr>
-          <w:color w:val="333333"/>
-          <w:sz w:val="28"/>
-          <w:szCs w:val="28"/>
-        </w:rPr>
-        <w:t xml:space="preserve"> показаны отдельные микросервисы, PostgreSQL, Redis, SFTP-сервер, Service Registry, внешние API Stripe и SendGrid и подписанные потоки данных между ними. </w:t>
+          <w:lang w:val="ru-RU"/>
+        </w:rPr>
+      </w:pPr>
+      <w:r>
+        <w:rPr>
+          <w:color w:val="333333"/>
+          <w:sz w:val="28"/>
+          <w:szCs w:val="28"/>
+          <w:lang w:val="ru-RU"/>
+        </w:rPr>
+        <w:t xml:space="preserve">По заданию показаны отдельные микросервисы, </w:t>
+      </w:r>
+      <w:r>
+        <w:rPr>
+          <w:color w:val="333333"/>
+          <w:sz w:val="28"/>
+          <w:szCs w:val="28"/>
+        </w:rPr>
+        <w:t>PostgreSQL</w:t>
+      </w:r>
+      <w:r>
+        <w:rPr>
+          <w:color w:val="333333"/>
+          <w:sz w:val="28"/>
+          <w:szCs w:val="28"/>
+          <w:lang w:val="ru-RU"/>
+        </w:rPr>
+        <w:t xml:space="preserve">, </w:t>
+      </w:r>
+      <w:r>
+        <w:rPr>
+          <w:color w:val="333333"/>
+          <w:sz w:val="28"/>
+          <w:szCs w:val="28"/>
+        </w:rPr>
+        <w:t>Redis</w:t>
+      </w:r>
+      <w:r>
+        <w:rPr>
+          <w:color w:val="333333"/>
+          <w:sz w:val="28"/>
+          <w:szCs w:val="28"/>
+          <w:lang w:val="ru-RU"/>
+        </w:rPr>
+        <w:t xml:space="preserve">, </w:t>
+      </w:r>
+      <w:r>
+        <w:rPr>
+          <w:color w:val="333333"/>
+          <w:sz w:val="28"/>
+          <w:szCs w:val="28"/>
+        </w:rPr>
+        <w:t>SFTP</w:t>
+      </w:r>
+      <w:r>
+        <w:rPr>
+          <w:color w:val="333333"/>
+          <w:sz w:val="28"/>
+          <w:szCs w:val="28"/>
+          <w:lang w:val="ru-RU"/>
+        </w:rPr>
+        <w:t xml:space="preserve">-сервер, </w:t>
+      </w:r>
+      <w:r>
+        <w:rPr>
+          <w:color w:val="333333"/>
+          <w:sz w:val="28"/>
+          <w:szCs w:val="28"/>
+        </w:rPr>
+        <w:t>Service</w:t>
+      </w:r>
+      <w:r>
+        <w:rPr>
+          <w:color w:val="333333"/>
+          <w:sz w:val="28"/>
+          <w:szCs w:val="28"/>
+          <w:lang w:val="ru-RU"/>
+        </w:rPr>
+        <w:t xml:space="preserve"> </w:t>
+      </w:r>
+      <w:r>
+        <w:rPr>
+          <w:color w:val="333333"/>
+          <w:sz w:val="28"/>
+          <w:szCs w:val="28"/>
+        </w:rPr>
+        <w:t>Registry</w:t>
+      </w:r>
+      <w:r>
+        <w:rPr>
+          <w:color w:val="333333"/>
+          <w:sz w:val="28"/>
+          <w:szCs w:val="28"/>
+          <w:lang w:val="ru-RU"/>
+        </w:rPr>
+        <w:t xml:space="preserve">, внешние </w:t>
+      </w:r>
+      <w:r>
+        <w:rPr>
+          <w:color w:val="333333"/>
+          <w:sz w:val="28"/>
+          <w:szCs w:val="28"/>
+        </w:rPr>
+        <w:t>API</w:t>
+      </w:r>
+      <w:r>
+        <w:rPr>
+          <w:color w:val="333333"/>
+          <w:sz w:val="28"/>
+          <w:szCs w:val="28"/>
+          <w:lang w:val="ru-RU"/>
+        </w:rPr>
+        <w:t xml:space="preserve"> </w:t>
+      </w:r>
+      <w:r>
+        <w:rPr>
+          <w:color w:val="333333"/>
+          <w:sz w:val="28"/>
+          <w:szCs w:val="28"/>
+        </w:rPr>
+        <w:t>Stripe</w:t>
+      </w:r>
+      <w:r>
+        <w:rPr>
+          <w:color w:val="333333"/>
+          <w:sz w:val="28"/>
+          <w:szCs w:val="28"/>
+          <w:lang w:val="ru-RU"/>
+        </w:rPr>
+        <w:t xml:space="preserve"> и </w:t>
+      </w:r>
+      <w:r>
+        <w:rPr>
+          <w:color w:val="333333"/>
+          <w:sz w:val="28"/>
+          <w:szCs w:val="28"/>
+        </w:rPr>
+        <w:t>SendGrid</w:t>
+      </w:r>
+      <w:r>
+        <w:rPr>
+          <w:color w:val="333333"/>
+          <w:sz w:val="28"/>
+          <w:szCs w:val="28"/>
+          <w:lang w:val="ru-RU"/>
+        </w:rPr>
+        <w:t xml:space="preserve"> и подписанные потоки данных между ними. </w:t>
       </w:r>
       <w:r>
         <w:rPr>
@@ -2765,6 +4270,7 @@
           <w:color w:val="333333"/>
           <w:sz w:val="28"/>
           <w:szCs w:val="28"/>
+          <w:lang w:val="ru-RU"/>
         </w:rPr>
         <w:t>Контекстная диаграмма или диаграмма нулевого уровня этого не показали бы.</w:t>
       </w:r>
@@ -2778,6 +4284,7 @@
           <w:color w:val="333333"/>
           <w:sz w:val="28"/>
           <w:szCs w:val="28"/>
+          <w:lang w:val="ru-RU"/>
         </w:rPr>
       </w:pPr>
     </w:p>
@@ -2792,6 +4299,7 @@
           <w:color w:val="333333"/>
           <w:sz w:val="28"/>
           <w:szCs w:val="28"/>
+          <w:lang w:val="ru-RU"/>
         </w:rPr>
       </w:pPr>
       <w:r>
@@ -2801,8 +4309,9 @@
           <w:color w:val="333333"/>
           <w:sz w:val="28"/>
           <w:szCs w:val="28"/>
-        </w:rPr>
-        <w:t>3. DFD: Как на диаграмме потоков данных корректно отобразить асинхронное</w:t>
+          <w:lang w:val="ru-RU"/>
+        </w:rPr>
+        <w:t xml:space="preserve">3. </w:t>
       </w:r>
       <w:r>
         <w:rPr>
@@ -2812,8 +4321,9 @@
           <w:sz w:val="28"/>
           <w:szCs w:val="28"/>
         </w:rPr>
-        <w:t xml:space="preserve"> </w:t>
-      </w:r>
+        <w:t>DFD</w:t>
+      </w:r>
+      <w:proofErr w:type="gramStart"/>
       <w:r>
         <w:rPr>
           <w:b/>
@@ -2821,8 +4331,64 @@
           <w:color w:val="333333"/>
           <w:sz w:val="28"/>
           <w:szCs w:val="28"/>
-        </w:rPr>
-        <w:t>взаимодействие (например, через очередь сообщений RabbitMQ)? Предложите нотацию.</w:t>
+          <w:lang w:val="ru-RU"/>
+        </w:rPr>
+        <w:t>: Как</w:t>
+      </w:r>
+      <w:proofErr w:type="gramEnd"/>
+      <w:r>
+        <w:rPr>
+          <w:b/>
+          <w:bCs/>
+          <w:color w:val="333333"/>
+          <w:sz w:val="28"/>
+          <w:szCs w:val="28"/>
+          <w:lang w:val="ru-RU"/>
+        </w:rPr>
+        <w:t xml:space="preserve"> на диаграмме потоков данных корректно отобразить асинхронное</w:t>
+      </w:r>
+      <w:r>
+        <w:rPr>
+          <w:b/>
+          <w:bCs/>
+          <w:color w:val="333333"/>
+          <w:sz w:val="28"/>
+          <w:szCs w:val="28"/>
+          <w:lang w:val="ru-RU"/>
+        </w:rPr>
+        <w:t xml:space="preserve"> </w:t>
+      </w:r>
+      <w:r>
+        <w:rPr>
+          <w:b/>
+          <w:bCs/>
+          <w:color w:val="333333"/>
+          <w:sz w:val="28"/>
+          <w:szCs w:val="28"/>
+          <w:lang w:val="ru-RU"/>
+        </w:rPr>
+        <w:t xml:space="preserve">взаимодействие (например, через очередь сообщений </w:t>
+      </w:r>
+      <w:r>
+        <w:rPr>
+          <w:b/>
+          <w:bCs/>
+          <w:color w:val="333333"/>
+          <w:sz w:val="28"/>
+          <w:szCs w:val="28"/>
+        </w:rPr>
+        <w:t>RabbitMQ</w:t>
+      </w:r>
+      <w:r>
+        <w:rPr>
+          <w:b/>
+          <w:bCs/>
+          <w:color w:val="333333"/>
+          <w:sz w:val="28"/>
+          <w:szCs w:val="28"/>
+          <w:lang w:val="ru-RU"/>
+        </w:rPr>
+        <w:t>)? Предложите нотацию.</w:t>
       </w:r>
     </w:p>
     <w:p>
@@ -2834,24 +4400,63 @@
           <w:color w:val="333333"/>
           <w:sz w:val="28"/>
           <w:szCs w:val="28"/>
-        </w:rPr>
-      </w:pPr>
-      <w:r>
-        <w:rPr>
-          <w:color w:val="333333"/>
-          <w:sz w:val="28"/>
-          <w:szCs w:val="28"/>
-        </w:rPr>
-        <w:t xml:space="preserve">Очередь сообщений на DFD показывают, как хранилище данных, расположенное между отправителем и получателем. </w:t>
-      </w:r>
-      <w:r>
-        <w:rPr>
-          <w:color w:val="333333"/>
-          <w:sz w:val="28"/>
-          <w:szCs w:val="28"/>
-          <w:lang w:val="ru-RU"/>
-        </w:rPr>
-        <w:t xml:space="preserve">В нотации Гейна-Сарсона </w:t>
+          <w:lang w:val="ru-RU"/>
+        </w:rPr>
+      </w:pPr>
+      <w:r>
+        <w:rPr>
+          <w:color w:val="333333"/>
+          <w:sz w:val="28"/>
+          <w:szCs w:val="28"/>
+          <w:lang w:val="ru-RU"/>
+        </w:rPr>
+        <w:t xml:space="preserve">Очередь сообщений на </w:t>
+      </w:r>
+      <w:r>
+        <w:rPr>
+          <w:color w:val="333333"/>
+          <w:sz w:val="28"/>
+          <w:szCs w:val="28"/>
+        </w:rPr>
+        <w:t>DFD</w:t>
+      </w:r>
+      <w:r>
+        <w:rPr>
+          <w:color w:val="333333"/>
+          <w:sz w:val="28"/>
+          <w:szCs w:val="28"/>
+          <w:lang w:val="ru-RU"/>
+        </w:rPr>
+        <w:t xml:space="preserve"> показывают, как хранилище данных, расположенное между отправителем и получателем. </w:t>
+      </w:r>
+      <w:r>
+        <w:rPr>
+          <w:color w:val="333333"/>
+          <w:sz w:val="28"/>
+          <w:szCs w:val="28"/>
+          <w:lang w:val="ru-RU"/>
+        </w:rPr>
+        <w:t>В нотации Гейна-</w:t>
+      </w:r>
+      <w:proofErr w:type="spellStart"/>
+      <w:r>
+        <w:rPr>
+          <w:color w:val="333333"/>
+          <w:sz w:val="28"/>
+          <w:szCs w:val="28"/>
+          <w:lang w:val="ru-RU"/>
+        </w:rPr>
+        <w:t>Сарсона</w:t>
+      </w:r>
+      <w:proofErr w:type="spellEnd"/>
+      <w:r>
+        <w:rPr>
+          <w:color w:val="333333"/>
+          <w:sz w:val="28"/>
+          <w:szCs w:val="28"/>
+          <w:lang w:val="ru-RU"/>
+        </w:rPr>
+        <w:t xml:space="preserve"> </w:t>
       </w:r>
       <w:r>
         <w:rPr>
@@ -2868,8 +4473,26 @@
           <w:color w:val="333333"/>
           <w:sz w:val="28"/>
           <w:szCs w:val="28"/>
-        </w:rPr>
-        <w:t>Допустимо и отдельное обозначение «RabbitMQ» другого цвета или формы.</w:t>
+          <w:lang w:val="ru-RU"/>
+        </w:rPr>
+        <w:t>Допустимо и отдельное обозначение «</w:t>
+      </w:r>
+      <w:r>
+        <w:rPr>
+          <w:color w:val="333333"/>
+          <w:sz w:val="28"/>
+          <w:szCs w:val="28"/>
+        </w:rPr>
+        <w:t>RabbitMQ</w:t>
+      </w:r>
+      <w:r>
+        <w:rPr>
+          <w:color w:val="333333"/>
+          <w:sz w:val="28"/>
+          <w:szCs w:val="28"/>
+          <w:lang w:val="ru-RU"/>
+        </w:rPr>
+        <w:t>» другого цвета или формы.</w:t>
       </w:r>
     </w:p>
     <w:p>
@@ -2925,6 +4548,7 @@
           <w:color w:val="333333"/>
           <w:sz w:val="28"/>
           <w:szCs w:val="28"/>
+          <w:lang w:val="ru-RU"/>
         </w:rPr>
       </w:pPr>
       <w:r>
@@ -3004,6 +4628,7 @@
         </w:rPr>
         <w:t xml:space="preserve"> [очередь </w:t>
       </w:r>
+      <w:proofErr w:type="gramStart"/>
       <w:r>
         <w:rPr>
           <w:color w:val="333333"/>
@@ -3029,6 +4654,7 @@
         </w:rPr>
         <w:t>completed</w:t>
       </w:r>
+      <w:proofErr w:type="gramEnd"/>
       <w:r>
         <w:rPr>
           <w:color w:val="333333"/>
@@ -3043,6 +4669,7 @@
           <w:color w:val="333333"/>
           <w:sz w:val="28"/>
           <w:szCs w:val="28"/>
+          <w:lang w:val="ru-RU"/>
         </w:rPr>
         <w:t>«публикует событие».</w:t>
       </w:r>
@@ -3056,6 +4683,7 @@
           <w:color w:val="333333"/>
           <w:sz w:val="28"/>
           <w:szCs w:val="28"/>
+          <w:lang w:val="ru-RU"/>
         </w:rPr>
       </w:pPr>
       <w:r>
@@ -3084,6 +4712,7 @@
         </w:rPr>
         <w:t xml:space="preserve">) забирает сообщение из очереди: [очередь </w:t>
       </w:r>
+      <w:proofErr w:type="gramStart"/>
       <w:r>
         <w:rPr>
           <w:color w:val="333333"/>
@@ -3109,6 +4738,7 @@
         </w:rPr>
         <w:t>completed</w:t>
       </w:r>
+      <w:proofErr w:type="gramEnd"/>
       <w:r>
         <w:rPr>
           <w:color w:val="333333"/>
@@ -3174,6 +4804,7 @@
           <w:color w:val="333333"/>
           <w:sz w:val="28"/>
           <w:szCs w:val="28"/>
+          <w:lang w:val="ru-RU"/>
         </w:rPr>
         <w:t>«потребляет событие».</w:t>
       </w:r>
@@ -3187,23 +4818,17 @@
           <w:color w:val="333333"/>
           <w:sz w:val="28"/>
           <w:szCs w:val="28"/>
-        </w:rPr>
-      </w:pPr>
-      <w:r>
-        <w:rPr>
-          <w:color w:val="333333"/>
-          <w:sz w:val="28"/>
-          <w:szCs w:val="28"/>
-        </w:rPr>
-        <w:t xml:space="preserve">– </w:t>
-      </w:r>
-      <w:r>
-        <w:rPr>
-          <w:color w:val="333333"/>
-          <w:sz w:val="28"/>
-          <w:szCs w:val="28"/>
-        </w:rPr>
-        <w:t>Стрелки ответа нет, так как отправитель не ждёт результата.</w:t>
+          <w:lang w:val="ru-RU"/>
+        </w:rPr>
+      </w:pPr>
+      <w:r>
+        <w:rPr>
+          <w:color w:val="333333"/>
+          <w:sz w:val="28"/>
+          <w:szCs w:val="28"/>
+          <w:lang w:val="ru-RU"/>
+        </w:rPr>
+        <w:t>– Стрелки ответа нет, так как отправитель не ждёт результата.</w:t>
       </w:r>
     </w:p>
     <w:p>
@@ -3215,15 +4840,102 @@
           <w:color w:val="333333"/>
           <w:sz w:val="28"/>
           <w:szCs w:val="28"/>
-        </w:rPr>
-      </w:pPr>
-      <w:r>
-        <w:rPr>
-          <w:color w:val="333333"/>
-          <w:sz w:val="28"/>
-          <w:szCs w:val="28"/>
-        </w:rPr>
-        <w:t>Дополнительно подписываются тип сообщения и, при необходимости, подтверждение обработки (ack), повторные попытки (retry) и очередь недоставленных сообщений (dead-letter queue).</w:t>
+          <w:lang w:val="ru-RU"/>
+        </w:rPr>
+      </w:pPr>
+      <w:r>
+        <w:rPr>
+          <w:color w:val="333333"/>
+          <w:sz w:val="28"/>
+          <w:szCs w:val="28"/>
+          <w:lang w:val="ru-RU"/>
+        </w:rPr>
+        <w:t>Дополнительно подписываются тип сообщения и, при необходимости, подтверждение обработки (</w:t>
+      </w:r>
+      <w:r>
+        <w:rPr>
+          <w:color w:val="333333"/>
+          <w:sz w:val="28"/>
+          <w:szCs w:val="28"/>
+        </w:rPr>
+        <w:t>ack</w:t>
+      </w:r>
+      <w:r>
+        <w:rPr>
+          <w:color w:val="333333"/>
+          <w:sz w:val="28"/>
+          <w:szCs w:val="28"/>
+          <w:lang w:val="ru-RU"/>
+        </w:rPr>
+        <w:t>), повторные попытки (</w:t>
+      </w:r>
+      <w:r>
+        <w:rPr>
+          <w:color w:val="333333"/>
+          <w:sz w:val="28"/>
+          <w:szCs w:val="28"/>
+        </w:rPr>
+        <w:t>retry</w:t>
+      </w:r>
+      <w:r>
+        <w:rPr>
+          <w:color w:val="333333"/>
+          <w:sz w:val="28"/>
+          <w:szCs w:val="28"/>
+          <w:lang w:val="ru-RU"/>
+        </w:rPr>
+        <w:t>) и очередь недоставленных сообщений (</w:t>
+      </w:r>
+      <w:r>
+        <w:rPr>
+          <w:color w:val="333333"/>
+          <w:sz w:val="28"/>
+          <w:szCs w:val="28"/>
+        </w:rPr>
+        <w:t>dead</w:t>
+      </w:r>
+      <w:r>
+        <w:rPr>
+          <w:color w:val="333333"/>
+          <w:sz w:val="28"/>
+          <w:szCs w:val="28"/>
+          <w:lang w:val="ru-RU"/>
+        </w:rPr>
+        <w:t>-</w:t>
+      </w:r>
+      <w:r>
+        <w:rPr>
+          <w:color w:val="333333"/>
+          <w:sz w:val="28"/>
+          <w:szCs w:val="28"/>
+        </w:rPr>
+        <w:t>letter</w:t>
+      </w:r>
+      <w:r>
+        <w:rPr>
+          <w:color w:val="333333"/>
+          <w:sz w:val="28"/>
+          <w:szCs w:val="28"/>
+          <w:lang w:val="ru-RU"/>
+        </w:rPr>
+        <w:t xml:space="preserve"> </w:t>
+      </w:r>
+      <w:r>
+        <w:rPr>
+          <w:color w:val="333333"/>
+          <w:sz w:val="28"/>
+          <w:szCs w:val="28"/>
+        </w:rPr>
+        <w:t>queue</w:t>
+      </w:r>
+      <w:r>
+        <w:rPr>
+          <w:color w:val="333333"/>
+          <w:sz w:val="28"/>
+          <w:szCs w:val="28"/>
+          <w:lang w:val="ru-RU"/>
+        </w:rPr>
+        <w:t>).</w:t>
       </w:r>
     </w:p>
     <w:p>
@@ -3235,6 +4947,7 @@
           <w:color w:val="333333"/>
           <w:sz w:val="28"/>
           <w:szCs w:val="28"/>
+          <w:lang w:val="ru-RU"/>
         </w:rPr>
       </w:pPr>
     </w:p>
@@ -3249,6 +4962,7 @@
           <w:color w:val="333333"/>
           <w:sz w:val="28"/>
           <w:szCs w:val="28"/>
+          <w:lang w:val="ru-RU"/>
         </w:rPr>
       </w:pPr>
       <w:r>
@@ -3258,8 +4972,30 @@
           <w:color w:val="333333"/>
           <w:sz w:val="28"/>
           <w:szCs w:val="28"/>
-        </w:rPr>
-        <w:t xml:space="preserve">4. Deployment: Какие нюансы при развертывании в гибридной среде (облако + локальный ДЦ) вы отразили на диаграмме с точки зрения сетевой безопасности? </w:t>
+          <w:lang w:val="ru-RU"/>
+        </w:rPr>
+        <w:t xml:space="preserve">4. </w:t>
+      </w:r>
+      <w:r>
+        <w:rPr>
+          <w:b/>
+          <w:bCs/>
+          <w:color w:val="333333"/>
+          <w:sz w:val="28"/>
+          <w:szCs w:val="28"/>
+        </w:rPr>
+        <w:t>Deployment</w:t>
+      </w:r>
+      <w:r>
+        <w:rPr>
+          <w:b/>
+          <w:bCs/>
+          <w:color w:val="333333"/>
+          <w:sz w:val="28"/>
+          <w:szCs w:val="28"/>
+          <w:lang w:val="ru-RU"/>
+        </w:rPr>
+        <w:t xml:space="preserve">: Какие нюансы при развертывании в гибридной среде (облако + локальный ДЦ) вы отразили на диаграмме с точки зрения сетевой безопасности? </w:t>
       </w:r>
     </w:p>
     <w:p>
@@ -3271,13 +5007,15 @@
           <w:color w:val="333333"/>
           <w:sz w:val="28"/>
           <w:szCs w:val="28"/>
-        </w:rPr>
-      </w:pPr>
-      <w:r>
-        <w:rPr>
-          <w:color w:val="333333"/>
-          <w:sz w:val="28"/>
-          <w:szCs w:val="28"/>
+          <w:lang w:val="ru-RU"/>
+        </w:rPr>
+      </w:pPr>
+      <w:r>
+        <w:rPr>
+          <w:color w:val="333333"/>
+          <w:sz w:val="28"/>
+          <w:szCs w:val="28"/>
+          <w:lang w:val="ru-RU"/>
         </w:rPr>
         <w:t>На диаграмме развертывания отражены следующие меры:</w:t>
       </w:r>
@@ -3291,23 +5029,119 @@
           <w:color w:val="333333"/>
           <w:sz w:val="28"/>
           <w:szCs w:val="28"/>
-        </w:rPr>
-      </w:pPr>
-      <w:r>
-        <w:rPr>
-          <w:color w:val="333333"/>
-          <w:sz w:val="28"/>
-          <w:szCs w:val="28"/>
-        </w:rPr>
-        <w:t xml:space="preserve">– </w:t>
-      </w:r>
-      <w:r>
-        <w:rPr>
-          <w:color w:val="333333"/>
-          <w:sz w:val="28"/>
-          <w:szCs w:val="28"/>
-        </w:rPr>
-        <w:t>Облако AWS и локальный дата-центр соединены только через VPN-туннель (Site-to-Site IPsec), а не напрямую через интернет.</w:t>
+          <w:lang w:val="ru-RU"/>
+        </w:rPr>
+      </w:pPr>
+      <w:r>
+        <w:rPr>
+          <w:color w:val="333333"/>
+          <w:sz w:val="28"/>
+          <w:szCs w:val="28"/>
+          <w:lang w:val="ru-RU"/>
+        </w:rPr>
+        <w:t xml:space="preserve">– Облако </w:t>
+      </w:r>
+      <w:r>
+        <w:rPr>
+          <w:color w:val="333333"/>
+          <w:sz w:val="28"/>
+          <w:szCs w:val="28"/>
+        </w:rPr>
+        <w:t>AWS</w:t>
+      </w:r>
+      <w:r>
+        <w:rPr>
+          <w:color w:val="333333"/>
+          <w:sz w:val="28"/>
+          <w:szCs w:val="28"/>
+          <w:lang w:val="ru-RU"/>
+        </w:rPr>
+        <w:t xml:space="preserve"> и локальный дата-центр соединены только через </w:t>
+      </w:r>
+      <w:r>
+        <w:rPr>
+          <w:color w:val="333333"/>
+          <w:sz w:val="28"/>
+          <w:szCs w:val="28"/>
+        </w:rPr>
+        <w:t>VPN</w:t>
+      </w:r>
+      <w:r>
+        <w:rPr>
+          <w:color w:val="333333"/>
+          <w:sz w:val="28"/>
+          <w:szCs w:val="28"/>
+          <w:lang w:val="ru-RU"/>
+        </w:rPr>
+        <w:t>-туннель (</w:t>
+      </w:r>
+      <w:r>
+        <w:rPr>
+          <w:color w:val="333333"/>
+          <w:sz w:val="28"/>
+          <w:szCs w:val="28"/>
+        </w:rPr>
+        <w:t>Site</w:t>
+      </w:r>
+      <w:r>
+        <w:rPr>
+          <w:color w:val="333333"/>
+          <w:sz w:val="28"/>
+          <w:szCs w:val="28"/>
+          <w:lang w:val="ru-RU"/>
+        </w:rPr>
+        <w:t>-</w:t>
+      </w:r>
+      <w:r>
+        <w:rPr>
+          <w:color w:val="333333"/>
+          <w:sz w:val="28"/>
+          <w:szCs w:val="28"/>
+        </w:rPr>
+        <w:t>to</w:t>
+      </w:r>
+      <w:r>
+        <w:rPr>
+          <w:color w:val="333333"/>
+          <w:sz w:val="28"/>
+          <w:szCs w:val="28"/>
+          <w:lang w:val="ru-RU"/>
+        </w:rPr>
+        <w:t>-</w:t>
+      </w:r>
+      <w:r>
+        <w:rPr>
+          <w:color w:val="333333"/>
+          <w:sz w:val="28"/>
+          <w:szCs w:val="28"/>
+        </w:rPr>
+        <w:t>Site</w:t>
+      </w:r>
+      <w:r>
+        <w:rPr>
+          <w:color w:val="333333"/>
+          <w:sz w:val="28"/>
+          <w:szCs w:val="28"/>
+          <w:lang w:val="ru-RU"/>
+        </w:rPr>
+        <w:t xml:space="preserve"> </w:t>
+      </w:r>
+      <w:r>
+        <w:rPr>
+          <w:color w:val="333333"/>
+          <w:sz w:val="28"/>
+          <w:szCs w:val="28"/>
+        </w:rPr>
+        <w:t>IPsec</w:t>
+      </w:r>
+      <w:r>
+        <w:rPr>
+          <w:color w:val="333333"/>
+          <w:sz w:val="28"/>
+          <w:szCs w:val="28"/>
+          <w:lang w:val="ru-RU"/>
+        </w:rPr>
+        <w:t>), а не напрямую через интернет.</w:t>
       </w:r>
     </w:p>
     <w:p>
@@ -3319,13 +5153,15 @@
           <w:color w:val="333333"/>
           <w:sz w:val="28"/>
           <w:szCs w:val="28"/>
-        </w:rPr>
-      </w:pPr>
-      <w:r>
-        <w:rPr>
-          <w:color w:val="333333"/>
-          <w:sz w:val="28"/>
-          <w:szCs w:val="28"/>
+          <w:lang w:val="ru-RU"/>
+        </w:rPr>
+      </w:pPr>
+      <w:r>
+        <w:rPr>
+          <w:color w:val="333333"/>
+          <w:sz w:val="28"/>
+          <w:szCs w:val="28"/>
+          <w:lang w:val="ru-RU"/>
         </w:rPr>
         <w:t xml:space="preserve">– </w:t>
       </w:r>
@@ -3335,7 +5171,50 @@
           <w:sz w:val="28"/>
           <w:szCs w:val="28"/>
         </w:rPr>
-        <w:t>SFTP-сервер находится за Firewall. Разрешён только порт 22 и только для трафика от VPN-шлюза.</w:t>
+        <w:t>SFTP</w:t>
+      </w:r>
+      <w:r>
+        <w:rPr>
+          <w:color w:val="333333"/>
+          <w:sz w:val="28"/>
+          <w:szCs w:val="28"/>
+          <w:lang w:val="ru-RU"/>
+        </w:rPr>
+        <w:t xml:space="preserve">-сервер находится за </w:t>
+      </w:r>
+      <w:r>
+        <w:rPr>
+          <w:color w:val="333333"/>
+          <w:sz w:val="28"/>
+          <w:szCs w:val="28"/>
+        </w:rPr>
+        <w:t>Firewall</w:t>
+      </w:r>
+      <w:r>
+        <w:rPr>
+          <w:color w:val="333333"/>
+          <w:sz w:val="28"/>
+          <w:szCs w:val="28"/>
+          <w:lang w:val="ru-RU"/>
+        </w:rPr>
+        <w:t xml:space="preserve">. Разрешён только порт 22 и только для трафика от </w:t>
+      </w:r>
+      <w:r>
+        <w:rPr>
+          <w:color w:val="333333"/>
+          <w:sz w:val="28"/>
+          <w:szCs w:val="28"/>
+        </w:rPr>
+        <w:t>VPN</w:t>
+      </w:r>
+      <w:r>
+        <w:rPr>
+          <w:color w:val="333333"/>
+          <w:sz w:val="28"/>
+          <w:szCs w:val="28"/>
+          <w:lang w:val="ru-RU"/>
+        </w:rPr>
+        <w:t>-шлюза.</w:t>
       </w:r>
     </w:p>
     <w:p>
@@ -3347,23 +5226,68 @@
           <w:color w:val="333333"/>
           <w:sz w:val="28"/>
           <w:szCs w:val="28"/>
-        </w:rPr>
-      </w:pPr>
-      <w:r>
-        <w:rPr>
-          <w:color w:val="333333"/>
-          <w:sz w:val="28"/>
-          <w:szCs w:val="28"/>
-        </w:rPr>
-        <w:t xml:space="preserve">– </w:t>
-      </w:r>
-      <w:r>
-        <w:rPr>
-          <w:color w:val="333333"/>
-          <w:sz w:val="28"/>
-          <w:szCs w:val="28"/>
-        </w:rPr>
-        <w:t>Из интернета доступен только балансировщик нагрузки, и только по HTTPS (порт 443). База данных PostgreSQL (порт 5432) и Redis (порт 6379) доступны только во внутренней сети кластера.</w:t>
+          <w:lang w:val="ru-RU"/>
+        </w:rPr>
+      </w:pPr>
+      <w:r>
+        <w:rPr>
+          <w:color w:val="333333"/>
+          <w:sz w:val="28"/>
+          <w:szCs w:val="28"/>
+          <w:lang w:val="ru-RU"/>
+        </w:rPr>
+        <w:t xml:space="preserve">– Из интернета доступен только балансировщик нагрузки, и только по </w:t>
+      </w:r>
+      <w:r>
+        <w:rPr>
+          <w:color w:val="333333"/>
+          <w:sz w:val="28"/>
+          <w:szCs w:val="28"/>
+        </w:rPr>
+        <w:t>HTTPS</w:t>
+      </w:r>
+      <w:r>
+        <w:rPr>
+          <w:color w:val="333333"/>
+          <w:sz w:val="28"/>
+          <w:szCs w:val="28"/>
+          <w:lang w:val="ru-RU"/>
+        </w:rPr>
+        <w:t xml:space="preserve"> (порт 443). База данных </w:t>
+      </w:r>
+      <w:r>
+        <w:rPr>
+          <w:color w:val="333333"/>
+          <w:sz w:val="28"/>
+          <w:szCs w:val="28"/>
+        </w:rPr>
+        <w:t>PostgreSQL</w:t>
+      </w:r>
+      <w:r>
+        <w:rPr>
+          <w:color w:val="333333"/>
+          <w:sz w:val="28"/>
+          <w:szCs w:val="28"/>
+          <w:lang w:val="ru-RU"/>
+        </w:rPr>
+        <w:t xml:space="preserve"> (порт 5432) и </w:t>
+      </w:r>
+      <w:r>
+        <w:rPr>
+          <w:color w:val="333333"/>
+          <w:sz w:val="28"/>
+          <w:szCs w:val="28"/>
+        </w:rPr>
+        <w:t>Redis</w:t>
+      </w:r>
+      <w:r>
+        <w:rPr>
+          <w:color w:val="333333"/>
+          <w:sz w:val="28"/>
+          <w:szCs w:val="28"/>
+          <w:lang w:val="ru-RU"/>
+        </w:rPr>
+        <w:t xml:space="preserve"> (порт 6379) доступны только во внутренней сети кластера.</w:t>
       </w:r>
     </w:p>
     <w:p>
@@ -3375,23 +5299,119 @@
           <w:color w:val="333333"/>
           <w:sz w:val="28"/>
           <w:szCs w:val="28"/>
-        </w:rPr>
-      </w:pPr>
-      <w:r>
-        <w:rPr>
-          <w:color w:val="333333"/>
-          <w:sz w:val="28"/>
-          <w:szCs w:val="28"/>
-        </w:rPr>
-        <w:t xml:space="preserve">– </w:t>
-      </w:r>
-      <w:r>
-        <w:rPr>
-          <w:color w:val="333333"/>
-          <w:sz w:val="28"/>
-          <w:szCs w:val="28"/>
-        </w:rPr>
-        <w:t>Трафик шифруется на всех участках: HTTPS/TLS между клиентами и облаком, IPsec внутри VPN-туннеля, SSH внутри SFTP.</w:t>
+          <w:lang w:val="ru-RU"/>
+        </w:rPr>
+      </w:pPr>
+      <w:r>
+        <w:rPr>
+          <w:color w:val="333333"/>
+          <w:sz w:val="28"/>
+          <w:szCs w:val="28"/>
+          <w:lang w:val="ru-RU"/>
+        </w:rPr>
+        <w:t xml:space="preserve">– Трафик шифруется на всех участках: </w:t>
+      </w:r>
+      <w:r>
+        <w:rPr>
+          <w:color w:val="333333"/>
+          <w:sz w:val="28"/>
+          <w:szCs w:val="28"/>
+        </w:rPr>
+        <w:t>HTTPS</w:t>
+      </w:r>
+      <w:r>
+        <w:rPr>
+          <w:color w:val="333333"/>
+          <w:sz w:val="28"/>
+          <w:szCs w:val="28"/>
+          <w:lang w:val="ru-RU"/>
+        </w:rPr>
+        <w:t>/</w:t>
+      </w:r>
+      <w:r>
+        <w:rPr>
+          <w:color w:val="333333"/>
+          <w:sz w:val="28"/>
+          <w:szCs w:val="28"/>
+        </w:rPr>
+        <w:t>TLS</w:t>
+      </w:r>
+      <w:r>
+        <w:rPr>
+          <w:color w:val="333333"/>
+          <w:sz w:val="28"/>
+          <w:szCs w:val="28"/>
+          <w:lang w:val="ru-RU"/>
+        </w:rPr>
+        <w:t xml:space="preserve"> между клиентами и облаком, </w:t>
+      </w:r>
+      <w:r>
+        <w:rPr>
+          <w:color w:val="333333"/>
+          <w:sz w:val="28"/>
+          <w:szCs w:val="28"/>
+        </w:rPr>
+        <w:t>IPsec</w:t>
+      </w:r>
+      <w:r>
+        <w:rPr>
+          <w:color w:val="333333"/>
+          <w:sz w:val="28"/>
+          <w:szCs w:val="28"/>
+          <w:lang w:val="ru-RU"/>
+        </w:rPr>
+        <w:t xml:space="preserve"> внутри </w:t>
+      </w:r>
+      <w:r>
+        <w:rPr>
+          <w:color w:val="333333"/>
+          <w:sz w:val="28"/>
+          <w:szCs w:val="28"/>
+        </w:rPr>
+        <w:t>VPN</w:t>
+      </w:r>
+      <w:r>
+        <w:rPr>
+          <w:color w:val="333333"/>
+          <w:sz w:val="28"/>
+          <w:szCs w:val="28"/>
+          <w:lang w:val="ru-RU"/>
+        </w:rPr>
+        <w:t xml:space="preserve">-туннеля, </w:t>
+      </w:r>
+      <w:r>
+        <w:rPr>
+          <w:color w:val="333333"/>
+          <w:sz w:val="28"/>
+          <w:szCs w:val="28"/>
+        </w:rPr>
+        <w:t>SSH</w:t>
+      </w:r>
+      <w:r>
+        <w:rPr>
+          <w:color w:val="333333"/>
+          <w:sz w:val="28"/>
+          <w:szCs w:val="28"/>
+          <w:lang w:val="ru-RU"/>
+        </w:rPr>
+        <w:t xml:space="preserve"> внутри </w:t>
+      </w:r>
+      <w:r>
+        <w:rPr>
+          <w:color w:val="333333"/>
+          <w:sz w:val="28"/>
+          <w:szCs w:val="28"/>
+        </w:rPr>
+        <w:t>SFTP</w:t>
+      </w:r>
+      <w:r>
+        <w:rPr>
+          <w:color w:val="333333"/>
+          <w:sz w:val="28"/>
+          <w:szCs w:val="28"/>
+          <w:lang w:val="ru-RU"/>
+        </w:rPr>
+        <w:t>.</w:t>
       </w:r>
     </w:p>
     <w:p>
@@ -3403,23 +5423,119 @@
           <w:color w:val="333333"/>
           <w:sz w:val="28"/>
           <w:szCs w:val="28"/>
-        </w:rPr>
-      </w:pPr>
-      <w:r>
-        <w:rPr>
-          <w:color w:val="333333"/>
-          <w:sz w:val="28"/>
-          <w:szCs w:val="28"/>
-        </w:rPr>
-        <w:t xml:space="preserve">– </w:t>
-      </w:r>
-      <w:r>
-        <w:rPr>
-          <w:color w:val="333333"/>
-          <w:sz w:val="28"/>
-          <w:szCs w:val="28"/>
-        </w:rPr>
-        <w:t>Доступ внутри кластера ограничивается сегментацией: Security Groups в AWS и Network Policies в Kubernetes.</w:t>
+          <w:lang w:val="ru-RU"/>
+        </w:rPr>
+      </w:pPr>
+      <w:r>
+        <w:rPr>
+          <w:color w:val="333333"/>
+          <w:sz w:val="28"/>
+          <w:szCs w:val="28"/>
+          <w:lang w:val="ru-RU"/>
+        </w:rPr>
+        <w:t xml:space="preserve">– Доступ внутри кластера ограничивается сегментацией: </w:t>
+      </w:r>
+      <w:r>
+        <w:rPr>
+          <w:color w:val="333333"/>
+          <w:sz w:val="28"/>
+          <w:szCs w:val="28"/>
+        </w:rPr>
+        <w:t>Security</w:t>
+      </w:r>
+      <w:r>
+        <w:rPr>
+          <w:color w:val="333333"/>
+          <w:sz w:val="28"/>
+          <w:szCs w:val="28"/>
+          <w:lang w:val="ru-RU"/>
+        </w:rPr>
+        <w:t xml:space="preserve"> </w:t>
+      </w:r>
+      <w:r>
+        <w:rPr>
+          <w:color w:val="333333"/>
+          <w:sz w:val="28"/>
+          <w:szCs w:val="28"/>
+        </w:rPr>
+        <w:t>Groups</w:t>
+      </w:r>
+      <w:r>
+        <w:rPr>
+          <w:color w:val="333333"/>
+          <w:sz w:val="28"/>
+          <w:szCs w:val="28"/>
+          <w:lang w:val="ru-RU"/>
+        </w:rPr>
+        <w:t xml:space="preserve"> в </w:t>
+      </w:r>
+      <w:r>
+        <w:rPr>
+          <w:color w:val="333333"/>
+          <w:sz w:val="28"/>
+          <w:szCs w:val="28"/>
+        </w:rPr>
+        <w:t>AWS</w:t>
+      </w:r>
+      <w:r>
+        <w:rPr>
+          <w:color w:val="333333"/>
+          <w:sz w:val="28"/>
+          <w:szCs w:val="28"/>
+          <w:lang w:val="ru-RU"/>
+        </w:rPr>
+        <w:t xml:space="preserve"> и </w:t>
+      </w:r>
+      <w:r>
+        <w:rPr>
+          <w:color w:val="333333"/>
+          <w:sz w:val="28"/>
+          <w:szCs w:val="28"/>
+        </w:rPr>
+        <w:t>Network</w:t>
+      </w:r>
+      <w:r>
+        <w:rPr>
+          <w:color w:val="333333"/>
+          <w:sz w:val="28"/>
+          <w:szCs w:val="28"/>
+          <w:lang w:val="ru-RU"/>
+        </w:rPr>
+        <w:t xml:space="preserve"> </w:t>
+      </w:r>
+      <w:r>
+        <w:rPr>
+          <w:color w:val="333333"/>
+          <w:sz w:val="28"/>
+          <w:szCs w:val="28"/>
+        </w:rPr>
+        <w:t>Policies</w:t>
+      </w:r>
+      <w:r>
+        <w:rPr>
+          <w:color w:val="333333"/>
+          <w:sz w:val="28"/>
+          <w:szCs w:val="28"/>
+          <w:lang w:val="ru-RU"/>
+        </w:rPr>
+        <w:t xml:space="preserve"> в </w:t>
+      </w:r>
+      <w:r>
+        <w:rPr>
+          <w:color w:val="333333"/>
+          <w:sz w:val="28"/>
+          <w:szCs w:val="28"/>
+        </w:rPr>
+        <w:t>Kubernetes</w:t>
+      </w:r>
+      <w:r>
+        <w:rPr>
+          <w:color w:val="333333"/>
+          <w:sz w:val="28"/>
+          <w:szCs w:val="28"/>
+          <w:lang w:val="ru-RU"/>
+        </w:rPr>
+        <w:t>.</w:t>
       </w:r>
     </w:p>
     <w:p>
@@ -3487,23 +5603,17 @@
           <w:color w:val="333333"/>
           <w:sz w:val="28"/>
           <w:szCs w:val="28"/>
-        </w:rPr>
-      </w:pPr>
-      <w:r>
-        <w:rPr>
-          <w:color w:val="333333"/>
-          <w:sz w:val="28"/>
-          <w:szCs w:val="28"/>
-        </w:rPr>
-        <w:t xml:space="preserve">– </w:t>
-      </w:r>
-      <w:r>
-        <w:rPr>
-          <w:color w:val="333333"/>
-          <w:sz w:val="28"/>
-          <w:szCs w:val="28"/>
-        </w:rPr>
-        <w:t>Учитываются задержки и пропускная способность канала между облаком и локальным ЦОД, так как через него скачиваются архивные лекции.</w:t>
+          <w:lang w:val="ru-RU"/>
+        </w:rPr>
+      </w:pPr>
+      <w:r>
+        <w:rPr>
+          <w:color w:val="333333"/>
+          <w:sz w:val="28"/>
+          <w:szCs w:val="28"/>
+          <w:lang w:val="ru-RU"/>
+        </w:rPr>
+        <w:t>– Учитываются задержки и пропускная способность канала между облаком и локальным ЦОД, так как через него скачиваются архивные лекции.</w:t>
       </w:r>
     </w:p>
     <w:p>
@@ -3515,6 +5625,7 @@
           <w:color w:val="333333"/>
           <w:sz w:val="28"/>
           <w:szCs w:val="28"/>
+          <w:lang w:val="ru-RU"/>
         </w:rPr>
       </w:pPr>
     </w:p>
@@ -3529,6 +5640,7 @@
           <w:color w:val="333333"/>
           <w:sz w:val="28"/>
           <w:szCs w:val="28"/>
+          <w:lang w:val="ru-RU"/>
         </w:rPr>
       </w:pPr>
       <w:r>
@@ -3538,8 +5650,51 @@
           <w:color w:val="333333"/>
           <w:sz w:val="28"/>
           <w:szCs w:val="28"/>
-        </w:rPr>
-        <w:t>5. Общие: Какие компоненты в вашей схеме являются stateful (хранят состояние), а какие stateless? Как это влияет на масштабирование?</w:t>
+          <w:lang w:val="ru-RU"/>
+        </w:rPr>
+        <w:t xml:space="preserve">5. Общие: Какие компоненты в вашей схеме являются </w:t>
+      </w:r>
+      <w:r>
+        <w:rPr>
+          <w:b/>
+          <w:bCs/>
+          <w:color w:val="333333"/>
+          <w:sz w:val="28"/>
+          <w:szCs w:val="28"/>
+        </w:rPr>
+        <w:t>stateful</w:t>
+      </w:r>
+      <w:r>
+        <w:rPr>
+          <w:b/>
+          <w:bCs/>
+          <w:color w:val="333333"/>
+          <w:sz w:val="28"/>
+          <w:szCs w:val="28"/>
+          <w:lang w:val="ru-RU"/>
+        </w:rPr>
+        <w:t xml:space="preserve"> (хранят состояние), а какие </w:t>
+      </w:r>
+      <w:r>
+        <w:rPr>
+          <w:b/>
+          <w:bCs/>
+          <w:color w:val="333333"/>
+          <w:sz w:val="28"/>
+          <w:szCs w:val="28"/>
+        </w:rPr>
+        <w:t>stateless</w:t>
+      </w:r>
+      <w:r>
+        <w:rPr>
+          <w:b/>
+          <w:bCs/>
+          <w:color w:val="333333"/>
+          <w:sz w:val="28"/>
+          <w:szCs w:val="28"/>
+          <w:lang w:val="ru-RU"/>
+        </w:rPr>
+        <w:t>? Как это влияет на масштабирование?</w:t>
       </w:r>
     </w:p>
     <w:p>
@@ -3551,15 +5706,76 @@
           <w:color w:val="333333"/>
           <w:sz w:val="28"/>
           <w:szCs w:val="28"/>
-        </w:rPr>
-      </w:pPr>
-      <w:r>
-        <w:rPr>
-          <w:color w:val="333333"/>
-          <w:sz w:val="28"/>
-          <w:szCs w:val="28"/>
-        </w:rPr>
-        <w:t>Stateful-компоненты (хранят состояние): PostgreSQL, Redis (сессии), SFTP-сервер с архивом лекций.</w:t>
+          <w:lang w:val="ru-RU"/>
+        </w:rPr>
+      </w:pPr>
+      <w:r>
+        <w:rPr>
+          <w:color w:val="333333"/>
+          <w:sz w:val="28"/>
+          <w:szCs w:val="28"/>
+        </w:rPr>
+        <w:t>Stateful</w:t>
+      </w:r>
+      <w:r>
+        <w:rPr>
+          <w:color w:val="333333"/>
+          <w:sz w:val="28"/>
+          <w:szCs w:val="28"/>
+          <w:lang w:val="ru-RU"/>
+        </w:rPr>
+        <w:t xml:space="preserve">-компоненты (хранят состояние): </w:t>
+      </w:r>
+      <w:r>
+        <w:rPr>
+          <w:color w:val="333333"/>
+          <w:sz w:val="28"/>
+          <w:szCs w:val="28"/>
+        </w:rPr>
+        <w:t>PostgreSQL</w:t>
+      </w:r>
+      <w:r>
+        <w:rPr>
+          <w:color w:val="333333"/>
+          <w:sz w:val="28"/>
+          <w:szCs w:val="28"/>
+          <w:lang w:val="ru-RU"/>
+        </w:rPr>
+        <w:t xml:space="preserve">, </w:t>
+      </w:r>
+      <w:r>
+        <w:rPr>
+          <w:color w:val="333333"/>
+          <w:sz w:val="28"/>
+          <w:szCs w:val="28"/>
+        </w:rPr>
+        <w:t>Redis</w:t>
+      </w:r>
+      <w:r>
+        <w:rPr>
+          <w:color w:val="333333"/>
+          <w:sz w:val="28"/>
+          <w:szCs w:val="28"/>
+          <w:lang w:val="ru-RU"/>
+        </w:rPr>
+        <w:t xml:space="preserve"> (сессии), </w:t>
+      </w:r>
+      <w:r>
+        <w:rPr>
+          <w:color w:val="333333"/>
+          <w:sz w:val="28"/>
+          <w:szCs w:val="28"/>
+        </w:rPr>
+        <w:t>SFTP</w:t>
+      </w:r>
+      <w:r>
+        <w:rPr>
+          <w:color w:val="333333"/>
+          <w:sz w:val="28"/>
+          <w:szCs w:val="28"/>
+          <w:lang w:val="ru-RU"/>
+        </w:rPr>
+        <w:t>-сервер с архивом лекций.</w:t>
       </w:r>
     </w:p>
     <w:p>
@@ -3571,15 +5787,202 @@
           <w:color w:val="333333"/>
           <w:sz w:val="28"/>
           <w:szCs w:val="28"/>
-        </w:rPr>
-      </w:pPr>
-      <w:r>
-        <w:rPr>
-          <w:color w:val="333333"/>
-          <w:sz w:val="28"/>
-          <w:szCs w:val="28"/>
-        </w:rPr>
-        <w:t>Stateless-компоненты (не хранят состояние): Auth Service, Course Service, Payment Service, Notification Service, API Gateway, веб- и мобильный клиент. Состояние этих сервисов вынесено в Redis и PostgreSQL, а JWT-токен содержит всё необходимое для проверки пользователя.</w:t>
+          <w:lang w:val="ru-RU"/>
+        </w:rPr>
+      </w:pPr>
+      <w:r>
+        <w:rPr>
+          <w:color w:val="333333"/>
+          <w:sz w:val="28"/>
+          <w:szCs w:val="28"/>
+        </w:rPr>
+        <w:t>Stateless-</w:t>
+      </w:r>
+      <w:proofErr w:type="spellStart"/>
+      <w:r>
+        <w:rPr>
+          <w:color w:val="333333"/>
+          <w:sz w:val="28"/>
+          <w:szCs w:val="28"/>
+        </w:rPr>
+        <w:t>компоненты</w:t>
+      </w:r>
+      <w:proofErr w:type="spellEnd"/>
+      <w:r>
+        <w:rPr>
+          <w:color w:val="333333"/>
+          <w:sz w:val="28"/>
+          <w:szCs w:val="28"/>
+        </w:rPr>
+        <w:t xml:space="preserve"> (</w:t>
+      </w:r>
+      <w:proofErr w:type="spellStart"/>
+      <w:r>
+        <w:rPr>
+          <w:color w:val="333333"/>
+          <w:sz w:val="28"/>
+          <w:szCs w:val="28"/>
+        </w:rPr>
+        <w:t>не</w:t>
+      </w:r>
+      <w:proofErr w:type="spellEnd"/>
+      <w:r>
+        <w:rPr>
+          <w:color w:val="333333"/>
+          <w:sz w:val="28"/>
+          <w:szCs w:val="28"/>
+        </w:rPr>
+        <w:t xml:space="preserve"> </w:t>
+      </w:r>
+      <w:proofErr w:type="spellStart"/>
+      <w:r>
+        <w:rPr>
+          <w:color w:val="333333"/>
+          <w:sz w:val="28"/>
+          <w:szCs w:val="28"/>
+        </w:rPr>
+        <w:t>хранят</w:t>
+      </w:r>
+      <w:proofErr w:type="spellEnd"/>
+      <w:r>
+        <w:rPr>
+          <w:color w:val="333333"/>
+          <w:sz w:val="28"/>
+          <w:szCs w:val="28"/>
+        </w:rPr>
+        <w:t xml:space="preserve"> </w:t>
+      </w:r>
+      <w:proofErr w:type="spellStart"/>
+      <w:r>
+        <w:rPr>
+          <w:color w:val="333333"/>
+          <w:sz w:val="28"/>
+          <w:szCs w:val="28"/>
+        </w:rPr>
+        <w:t>состояние</w:t>
+      </w:r>
+      <w:proofErr w:type="spellEnd"/>
+      <w:r>
+        <w:rPr>
+          <w:color w:val="333333"/>
+          <w:sz w:val="28"/>
+          <w:szCs w:val="28"/>
+        </w:rPr>
+        <w:t xml:space="preserve">): Auth Service, Course Service, Payment Service, Notification Service, API Gateway, </w:t>
+      </w:r>
+      <w:proofErr w:type="spellStart"/>
+      <w:r>
+        <w:rPr>
+          <w:color w:val="333333"/>
+          <w:sz w:val="28"/>
+          <w:szCs w:val="28"/>
+        </w:rPr>
+        <w:t>веб</w:t>
+      </w:r>
+      <w:proofErr w:type="spellEnd"/>
+      <w:r>
+        <w:rPr>
+          <w:color w:val="333333"/>
+          <w:sz w:val="28"/>
+          <w:szCs w:val="28"/>
+        </w:rPr>
+        <w:t xml:space="preserve">- и </w:t>
+      </w:r>
+      <w:proofErr w:type="spellStart"/>
+      <w:r>
+        <w:rPr>
+          <w:color w:val="333333"/>
+          <w:sz w:val="28"/>
+          <w:szCs w:val="28"/>
+        </w:rPr>
+        <w:t>мобильный</w:t>
+      </w:r>
+      <w:proofErr w:type="spellEnd"/>
+      <w:r>
+        <w:rPr>
+          <w:color w:val="333333"/>
+          <w:sz w:val="28"/>
+          <w:szCs w:val="28"/>
+        </w:rPr>
+        <w:t xml:space="preserve"> </w:t>
+      </w:r>
+      <w:proofErr w:type="spellStart"/>
+      <w:r>
+        <w:rPr>
+          <w:color w:val="333333"/>
+          <w:sz w:val="28"/>
+          <w:szCs w:val="28"/>
+        </w:rPr>
+        <w:t>клиент</w:t>
+      </w:r>
+      <w:proofErr w:type="spellEnd"/>
+      <w:r>
+        <w:rPr>
+          <w:color w:val="333333"/>
+          <w:sz w:val="28"/>
+          <w:szCs w:val="28"/>
+        </w:rPr>
+        <w:t xml:space="preserve">. </w:t>
+      </w:r>
+      <w:r>
+        <w:rPr>
+          <w:color w:val="333333"/>
+          <w:sz w:val="28"/>
+          <w:szCs w:val="28"/>
+          <w:lang w:val="ru-RU"/>
+        </w:rPr>
+        <w:t xml:space="preserve">Состояние этих сервисов вынесено в </w:t>
+      </w:r>
+      <w:r>
+        <w:rPr>
+          <w:color w:val="333333"/>
+          <w:sz w:val="28"/>
+          <w:szCs w:val="28"/>
+        </w:rPr>
+        <w:t>Redis</w:t>
+      </w:r>
+      <w:r>
+        <w:rPr>
+          <w:color w:val="333333"/>
+          <w:sz w:val="28"/>
+          <w:szCs w:val="28"/>
+          <w:lang w:val="ru-RU"/>
+        </w:rPr>
+        <w:t xml:space="preserve"> и </w:t>
+      </w:r>
+      <w:r>
+        <w:rPr>
+          <w:color w:val="333333"/>
+          <w:sz w:val="28"/>
+          <w:szCs w:val="28"/>
+        </w:rPr>
+        <w:t>PostgreSQL</w:t>
+      </w:r>
+      <w:r>
+        <w:rPr>
+          <w:color w:val="333333"/>
+          <w:sz w:val="28"/>
+          <w:szCs w:val="28"/>
+          <w:lang w:val="ru-RU"/>
+        </w:rPr>
+        <w:t xml:space="preserve">, а </w:t>
+      </w:r>
+      <w:r>
+        <w:rPr>
+          <w:color w:val="333333"/>
+          <w:sz w:val="28"/>
+          <w:szCs w:val="28"/>
+        </w:rPr>
+        <w:t>JWT</w:t>
+      </w:r>
+      <w:r>
+        <w:rPr>
+          <w:color w:val="333333"/>
+          <w:sz w:val="28"/>
+          <w:szCs w:val="28"/>
+          <w:lang w:val="ru-RU"/>
+        </w:rPr>
+        <w:t>-токен содержит всё необходимое для проверки пользователя.</w:t>
       </w:r>
     </w:p>
     <w:p>
@@ -3591,13 +5994,15 @@
           <w:color w:val="333333"/>
           <w:sz w:val="28"/>
           <w:szCs w:val="28"/>
-        </w:rPr>
-      </w:pPr>
-      <w:r>
-        <w:rPr>
-          <w:color w:val="333333"/>
-          <w:sz w:val="28"/>
-          <w:szCs w:val="28"/>
+          <w:lang w:val="ru-RU"/>
+        </w:rPr>
+      </w:pPr>
+      <w:r>
+        <w:rPr>
+          <w:color w:val="333333"/>
+          <w:sz w:val="28"/>
+          <w:szCs w:val="28"/>
+          <w:lang w:val="ru-RU"/>
         </w:rPr>
         <w:t>Влияние на масштабирование:</w:t>
       </w:r>
@@ -3611,13 +6016,15 @@
           <w:color w:val="333333"/>
           <w:sz w:val="28"/>
           <w:szCs w:val="28"/>
-        </w:rPr>
-      </w:pPr>
-      <w:r>
-        <w:rPr>
-          <w:color w:val="333333"/>
-          <w:sz w:val="28"/>
-          <w:szCs w:val="28"/>
+          <w:lang w:val="ru-RU"/>
+        </w:rPr>
+      </w:pPr>
+      <w:r>
+        <w:rPr>
+          <w:color w:val="333333"/>
+          <w:sz w:val="28"/>
+          <w:szCs w:val="28"/>
+          <w:lang w:val="ru-RU"/>
         </w:rPr>
         <w:lastRenderedPageBreak/>
         <w:t xml:space="preserve">– </w:t>
@@ -3628,7 +6035,86 @@
           <w:sz w:val="28"/>
           <w:szCs w:val="28"/>
         </w:rPr>
-        <w:t>Stateless-сервисы масштабируются горизонтально: достаточно добавить реплики за балансировщиком (в Kubernetes это делает Horizontal Pod Autoscaler). Любой запрос может обработать любая реплика.</w:t>
+        <w:t>Stateless</w:t>
+      </w:r>
+      <w:r>
+        <w:rPr>
+          <w:color w:val="333333"/>
+          <w:sz w:val="28"/>
+          <w:szCs w:val="28"/>
+          <w:lang w:val="ru-RU"/>
+        </w:rPr>
+        <w:t xml:space="preserve">-сервисы масштабируются горизонтально: достаточно добавить реплики за балансировщиком (в </w:t>
+      </w:r>
+      <w:r>
+        <w:rPr>
+          <w:color w:val="333333"/>
+          <w:sz w:val="28"/>
+          <w:szCs w:val="28"/>
+        </w:rPr>
+        <w:t>Kubernetes</w:t>
+      </w:r>
+      <w:r>
+        <w:rPr>
+          <w:color w:val="333333"/>
+          <w:sz w:val="28"/>
+          <w:szCs w:val="28"/>
+          <w:lang w:val="ru-RU"/>
+        </w:rPr>
+        <w:t xml:space="preserve"> это делает </w:t>
+      </w:r>
+      <w:r>
+        <w:rPr>
+          <w:color w:val="333333"/>
+          <w:sz w:val="28"/>
+          <w:szCs w:val="28"/>
+        </w:rPr>
+        <w:t>Horizontal</w:t>
+      </w:r>
+      <w:r>
+        <w:rPr>
+          <w:color w:val="333333"/>
+          <w:sz w:val="28"/>
+          <w:szCs w:val="28"/>
+          <w:lang w:val="ru-RU"/>
+        </w:rPr>
+        <w:t xml:space="preserve"> </w:t>
+      </w:r>
+      <w:r>
+        <w:rPr>
+          <w:color w:val="333333"/>
+          <w:sz w:val="28"/>
+          <w:szCs w:val="28"/>
+        </w:rPr>
+        <w:t>Pod</w:t>
+      </w:r>
+      <w:r>
+        <w:rPr>
+          <w:color w:val="333333"/>
+          <w:sz w:val="28"/>
+          <w:szCs w:val="28"/>
+          <w:lang w:val="ru-RU"/>
+        </w:rPr>
+        <w:t xml:space="preserve"> </w:t>
+      </w:r>
+      <w:proofErr w:type="spellStart"/>
+      <w:r>
+        <w:rPr>
+          <w:color w:val="333333"/>
+          <w:sz w:val="28"/>
+          <w:szCs w:val="28"/>
+        </w:rPr>
+        <w:t>Autoscaler</w:t>
+      </w:r>
+      <w:proofErr w:type="spellEnd"/>
+      <w:r>
+        <w:rPr>
+          <w:color w:val="333333"/>
+          <w:sz w:val="28"/>
+          <w:szCs w:val="28"/>
+          <w:lang w:val="ru-RU"/>
+        </w:rPr>
+        <w:t>). Любой запрос может обработать любая реплика.</w:t>
       </w:r>
     </w:p>
     <w:p>
@@ -3640,13 +6126,15 @@
           <w:color w:val="333333"/>
           <w:sz w:val="28"/>
           <w:szCs w:val="28"/>
-        </w:rPr>
-      </w:pPr>
-      <w:r>
-        <w:rPr>
-          <w:color w:val="333333"/>
-          <w:sz w:val="28"/>
-          <w:szCs w:val="28"/>
+          <w:lang w:val="ru-RU"/>
+        </w:rPr>
+      </w:pPr>
+      <w:r>
+        <w:rPr>
+          <w:color w:val="333333"/>
+          <w:sz w:val="28"/>
+          <w:szCs w:val="28"/>
+          <w:lang w:val="ru-RU"/>
         </w:rPr>
         <w:t xml:space="preserve">– </w:t>
       </w:r>
@@ -3656,7 +6144,157 @@
           <w:sz w:val="28"/>
           <w:szCs w:val="28"/>
         </w:rPr>
-        <w:t>Stateful-компоненты масштабировать сложнее. Требуются репликация (в нашей схеме primary и replica размещены в разных зонах доступности), шардирование, автоматическое переключение при отказе (failover), резервное копирование и постоянные тома. Поэтому PostgreSQL и Redis запускаются как StatefulSet, а не как обычный Deployment.</w:t>
+        <w:t>Stateful</w:t>
+      </w:r>
+      <w:r>
+        <w:rPr>
+          <w:color w:val="333333"/>
+          <w:sz w:val="28"/>
+          <w:szCs w:val="28"/>
+          <w:lang w:val="ru-RU"/>
+        </w:rPr>
+        <w:t xml:space="preserve">-компоненты масштабировать сложнее. Требуются репликация (в нашей схеме </w:t>
+      </w:r>
+      <w:r>
+        <w:rPr>
+          <w:color w:val="333333"/>
+          <w:sz w:val="28"/>
+          <w:szCs w:val="28"/>
+        </w:rPr>
+        <w:t>primary</w:t>
+      </w:r>
+      <w:r>
+        <w:rPr>
+          <w:color w:val="333333"/>
+          <w:sz w:val="28"/>
+          <w:szCs w:val="28"/>
+          <w:lang w:val="ru-RU"/>
+        </w:rPr>
+        <w:t xml:space="preserve"> и </w:t>
+      </w:r>
+      <w:r>
+        <w:rPr>
+          <w:color w:val="333333"/>
+          <w:sz w:val="28"/>
+          <w:szCs w:val="28"/>
+        </w:rPr>
+        <w:t>replica</w:t>
+      </w:r>
+      <w:r>
+        <w:rPr>
+          <w:color w:val="333333"/>
+          <w:sz w:val="28"/>
+          <w:szCs w:val="28"/>
+          <w:lang w:val="ru-RU"/>
+        </w:rPr>
+        <w:t xml:space="preserve"> размещены в разных зонах доступности), </w:t>
+      </w:r>
+      <w:proofErr w:type="spellStart"/>
+      <w:r>
+        <w:rPr>
+          <w:color w:val="333333"/>
+          <w:sz w:val="28"/>
+          <w:szCs w:val="28"/>
+          <w:lang w:val="ru-RU"/>
+        </w:rPr>
+        <w:t>шардирование</w:t>
+      </w:r>
+      <w:proofErr w:type="spellEnd"/>
+      <w:r>
+        <w:rPr>
+          <w:color w:val="333333"/>
+          <w:sz w:val="28"/>
+          <w:szCs w:val="28"/>
+          <w:lang w:val="ru-RU"/>
+        </w:rPr>
+        <w:t>, автоматическое переключение при отказе (</w:t>
+      </w:r>
+      <w:r>
+        <w:rPr>
+          <w:color w:val="333333"/>
+          <w:sz w:val="28"/>
+          <w:szCs w:val="28"/>
+        </w:rPr>
+        <w:t>failover</w:t>
+      </w:r>
+      <w:r>
+        <w:rPr>
+          <w:color w:val="333333"/>
+          <w:sz w:val="28"/>
+          <w:szCs w:val="28"/>
+          <w:lang w:val="ru-RU"/>
+        </w:rPr>
+        <w:t xml:space="preserve">), резервное копирование и постоянные тома. Поэтому </w:t>
+      </w:r>
+      <w:r>
+        <w:rPr>
+          <w:color w:val="333333"/>
+          <w:sz w:val="28"/>
+          <w:szCs w:val="28"/>
+        </w:rPr>
+        <w:t>PostgreSQL</w:t>
+      </w:r>
+      <w:r>
+        <w:rPr>
+          <w:color w:val="333333"/>
+          <w:sz w:val="28"/>
+          <w:szCs w:val="28"/>
+          <w:lang w:val="ru-RU"/>
+        </w:rPr>
+        <w:t xml:space="preserve"> и </w:t>
+      </w:r>
+      <w:r>
+        <w:rPr>
+          <w:color w:val="333333"/>
+          <w:sz w:val="28"/>
+          <w:szCs w:val="28"/>
+        </w:rPr>
+        <w:t>Redis</w:t>
+      </w:r>
+      <w:r>
+        <w:rPr>
+          <w:color w:val="333333"/>
+          <w:sz w:val="28"/>
+          <w:szCs w:val="28"/>
+          <w:lang w:val="ru-RU"/>
+        </w:rPr>
+        <w:t xml:space="preserve"> запускаются как </w:t>
+      </w:r>
+      <w:proofErr w:type="spellStart"/>
+      <w:r>
+        <w:rPr>
+          <w:color w:val="333333"/>
+          <w:sz w:val="28"/>
+          <w:szCs w:val="28"/>
+        </w:rPr>
+        <w:t>StatefulSet</w:t>
+      </w:r>
+      <w:proofErr w:type="spellEnd"/>
+      <w:r>
+        <w:rPr>
+          <w:color w:val="333333"/>
+          <w:sz w:val="28"/>
+          <w:szCs w:val="28"/>
+          <w:lang w:val="ru-RU"/>
+        </w:rPr>
+        <w:t xml:space="preserve">, а не как обычный </w:t>
+      </w:r>
+      <w:r>
+        <w:rPr>
+          <w:color w:val="333333"/>
+          <w:sz w:val="28"/>
+          <w:szCs w:val="28"/>
+        </w:rPr>
+        <w:t>Deployment</w:t>
+      </w:r>
+      <w:r>
+        <w:rPr>
+          <w:color w:val="333333"/>
+          <w:sz w:val="28"/>
+          <w:szCs w:val="28"/>
+          <w:lang w:val="ru-RU"/>
+        </w:rPr>
+        <w:t>.</w:t>
       </w:r>
     </w:p>
     <w:p>
@@ -3668,6 +6306,7 @@
           <w:color w:val="333333"/>
           <w:sz w:val="28"/>
           <w:szCs w:val="28"/>
+          <w:lang w:val="ru-RU"/>
         </w:rPr>
       </w:pPr>
     </w:p>
@@ -3682,6 +6321,7 @@
           <w:color w:val="333333"/>
           <w:sz w:val="28"/>
           <w:szCs w:val="28"/>
+          <w:lang w:val="ru-RU"/>
         </w:rPr>
       </w:pPr>
       <w:r>
@@ -3691,8 +6331,75 @@
           <w:color w:val="333333"/>
           <w:sz w:val="28"/>
           <w:szCs w:val="28"/>
-        </w:rPr>
-        <w:t>6. Общие: Почему на диаграмме развертывания для Kubernetes принято указывать не виртуальные машины, а пода (Pod) и кластер?</w:t>
+          <w:lang w:val="ru-RU"/>
+        </w:rPr>
+        <w:t>6. Общие</w:t>
+      </w:r>
+      <w:proofErr w:type="gramStart"/>
+      <w:r>
+        <w:rPr>
+          <w:b/>
+          <w:bCs/>
+          <w:color w:val="333333"/>
+          <w:sz w:val="28"/>
+          <w:szCs w:val="28"/>
+          <w:lang w:val="ru-RU"/>
+        </w:rPr>
+        <w:t>: Почему</w:t>
+      </w:r>
+      <w:proofErr w:type="gramEnd"/>
+      <w:r>
+        <w:rPr>
+          <w:b/>
+          <w:bCs/>
+          <w:color w:val="333333"/>
+          <w:sz w:val="28"/>
+          <w:szCs w:val="28"/>
+          <w:lang w:val="ru-RU"/>
+        </w:rPr>
+        <w:t xml:space="preserve"> на диаграмме развертывания для </w:t>
+      </w:r>
+      <w:r>
+        <w:rPr>
+          <w:b/>
+          <w:bCs/>
+          <w:color w:val="333333"/>
+          <w:sz w:val="28"/>
+          <w:szCs w:val="28"/>
+        </w:rPr>
+        <w:t>Kubernetes</w:t>
+      </w:r>
+      <w:r>
+        <w:rPr>
+          <w:b/>
+          <w:bCs/>
+          <w:color w:val="333333"/>
+          <w:sz w:val="28"/>
+          <w:szCs w:val="28"/>
+          <w:lang w:val="ru-RU"/>
+        </w:rPr>
+        <w:t xml:space="preserve"> принято указывать не виртуальные машины, а пода (</w:t>
+      </w:r>
+      <w:r>
+        <w:rPr>
+          <w:b/>
+          <w:bCs/>
+          <w:color w:val="333333"/>
+          <w:sz w:val="28"/>
+          <w:szCs w:val="28"/>
+        </w:rPr>
+        <w:t>Pod</w:t>
+      </w:r>
+      <w:r>
+        <w:rPr>
+          <w:b/>
+          <w:bCs/>
+          <w:color w:val="333333"/>
+          <w:sz w:val="28"/>
+          <w:szCs w:val="28"/>
+          <w:lang w:val="ru-RU"/>
+        </w:rPr>
+        <w:t>) и кластер?</w:t>
       </w:r>
     </w:p>
     <w:p>
@@ -3704,6 +6411,7 @@
           <w:color w:val="333333"/>
           <w:sz w:val="28"/>
           <w:szCs w:val="28"/>
+          <w:lang w:val="ru-RU"/>
         </w:rPr>
       </w:pPr>
       <w:r>
@@ -3745,8 +6453,63 @@
           <w:color w:val="333333"/>
           <w:sz w:val="28"/>
           <w:szCs w:val="28"/>
-        </w:rPr>
-        <w:t>Планировщик сам решает, на какой ноде (виртуальной машине) запустить Pod, и может в любой момент перенести или перезапустить его на другой ноде. Привязка Pod'ов к конкретным виртуальным машинам на диаграмме быстро теряла бы смысл и устаревала.</w:t>
+          <w:lang w:val="ru-RU"/>
+        </w:rPr>
+        <w:t xml:space="preserve">Планировщик сам решает, на какой ноде (виртуальной машине) запустить </w:t>
+      </w:r>
+      <w:r>
+        <w:rPr>
+          <w:color w:val="333333"/>
+          <w:sz w:val="28"/>
+          <w:szCs w:val="28"/>
+        </w:rPr>
+        <w:t>Pod</w:t>
+      </w:r>
+      <w:r>
+        <w:rPr>
+          <w:color w:val="333333"/>
+          <w:sz w:val="28"/>
+          <w:szCs w:val="28"/>
+          <w:lang w:val="ru-RU"/>
+        </w:rPr>
+        <w:t xml:space="preserve">, и может в любой момент перенести или перезапустить его на другой ноде. Привязка </w:t>
+      </w:r>
+      <w:r>
+        <w:rPr>
+          <w:color w:val="333333"/>
+          <w:sz w:val="28"/>
+          <w:szCs w:val="28"/>
+        </w:rPr>
+        <w:t>Pod</w:t>
+      </w:r>
+      <w:r>
+        <w:rPr>
+          <w:color w:val="333333"/>
+          <w:sz w:val="28"/>
+          <w:szCs w:val="28"/>
+          <w:lang w:val="ru-RU"/>
+        </w:rPr>
+        <w:t>'</w:t>
+      </w:r>
+      <w:proofErr w:type="spellStart"/>
+      <w:r>
+        <w:rPr>
+          <w:color w:val="333333"/>
+          <w:sz w:val="28"/>
+          <w:szCs w:val="28"/>
+          <w:lang w:val="ru-RU"/>
+        </w:rPr>
+        <w:t>ов</w:t>
+      </w:r>
+      <w:proofErr w:type="spellEnd"/>
+      <w:r>
+        <w:rPr>
+          <w:color w:val="333333"/>
+          <w:sz w:val="28"/>
+          <w:szCs w:val="28"/>
+          <w:lang w:val="ru-RU"/>
+        </w:rPr>
+        <w:t xml:space="preserve"> к конкретным виртуальным машинам на диаграмме быстро теряла бы смысл и устаревала.</w:t>
       </w:r>
     </w:p>
     <w:p>
@@ -3766,8 +6529,28 @@
           <w:color w:val="333333"/>
           <w:sz w:val="28"/>
           <w:szCs w:val="28"/>
-        </w:rPr>
-        <w:t xml:space="preserve">Ноды в кластере взаимозаменяемы, а значимыми остаются логические сущности: сервисы, StatefulSet'ы, зоны доступности и сам кластер как граница среды выполнения. </w:t>
+          <w:lang w:val="ru-RU"/>
+        </w:rPr>
+        <w:t xml:space="preserve">Ноды в кластере взаимозаменяемы, а значимыми остаются логические сущности: сервисы, </w:t>
+      </w:r>
+      <w:proofErr w:type="spellStart"/>
+      <w:r>
+        <w:rPr>
+          <w:color w:val="333333"/>
+          <w:sz w:val="28"/>
+          <w:szCs w:val="28"/>
+        </w:rPr>
+        <w:t>StatefulSet</w:t>
+      </w:r>
+      <w:proofErr w:type="spellEnd"/>
+      <w:r>
+        <w:rPr>
+          <w:color w:val="333333"/>
+          <w:sz w:val="28"/>
+          <w:szCs w:val="28"/>
+          <w:lang w:val="ru-RU"/>
+        </w:rPr>
+        <w:t xml:space="preserve">'ы, зоны доступности и сам кластер как граница среды выполнения. </w:t>
       </w:r>
       <w:r>
         <w:rPr>
@@ -3796,6 +6579,7 @@
           <w:color w:val="333333"/>
           <w:sz w:val="28"/>
           <w:szCs w:val="28"/>
+          <w:lang w:val="ru-RU"/>
         </w:rPr>
       </w:pPr>
     </w:p>
@@ -3810,6 +6594,7 @@
           <w:color w:val="333333"/>
           <w:sz w:val="28"/>
           <w:szCs w:val="28"/>
+          <w:lang w:val="ru-RU"/>
         </w:rPr>
       </w:pPr>
       <w:r>
@@ -3819,8 +6604,117 @@
           <w:color w:val="333333"/>
           <w:sz w:val="28"/>
           <w:szCs w:val="28"/>
-        </w:rPr>
-        <w:t>7. Практика: Если вы добавили Service Registry в DFD, как изменятся потоки данных между Gateway и микросервисами?</w:t>
+          <w:lang w:val="ru-RU"/>
+        </w:rPr>
+        <w:t>7. Практика</w:t>
+      </w:r>
+      <w:proofErr w:type="gramStart"/>
+      <w:r>
+        <w:rPr>
+          <w:b/>
+          <w:bCs/>
+          <w:color w:val="333333"/>
+          <w:sz w:val="28"/>
+          <w:szCs w:val="28"/>
+          <w:lang w:val="ru-RU"/>
+        </w:rPr>
+        <w:t>: Если</w:t>
+      </w:r>
+      <w:proofErr w:type="gramEnd"/>
+      <w:r>
+        <w:rPr>
+          <w:b/>
+          <w:bCs/>
+          <w:color w:val="333333"/>
+          <w:sz w:val="28"/>
+          <w:szCs w:val="28"/>
+          <w:lang w:val="ru-RU"/>
+        </w:rPr>
+        <w:t xml:space="preserve"> вы добавили </w:t>
+      </w:r>
+      <w:r>
+        <w:rPr>
+          <w:b/>
+          <w:bCs/>
+          <w:color w:val="333333"/>
+          <w:sz w:val="28"/>
+          <w:szCs w:val="28"/>
+        </w:rPr>
+        <w:t>Service</w:t>
+      </w:r>
+      <w:r>
+        <w:rPr>
+          <w:b/>
+          <w:bCs/>
+          <w:color w:val="333333"/>
+          <w:sz w:val="28"/>
+          <w:szCs w:val="28"/>
+          <w:lang w:val="ru-RU"/>
+        </w:rPr>
+        <w:t xml:space="preserve"> </w:t>
+      </w:r>
+      <w:r>
+        <w:rPr>
+          <w:b/>
+          <w:bCs/>
+          <w:color w:val="333333"/>
+          <w:sz w:val="28"/>
+          <w:szCs w:val="28"/>
+        </w:rPr>
+        <w:t>Registry</w:t>
+      </w:r>
+      <w:r>
+        <w:rPr>
+          <w:b/>
+          <w:bCs/>
+          <w:color w:val="333333"/>
+          <w:sz w:val="28"/>
+          <w:szCs w:val="28"/>
+          <w:lang w:val="ru-RU"/>
+        </w:rPr>
+        <w:t xml:space="preserve"> в </w:t>
+      </w:r>
+      <w:r>
+        <w:rPr>
+          <w:b/>
+          <w:bCs/>
+          <w:color w:val="333333"/>
+          <w:sz w:val="28"/>
+          <w:szCs w:val="28"/>
+        </w:rPr>
+        <w:t>DFD</w:t>
+      </w:r>
+      <w:r>
+        <w:rPr>
+          <w:b/>
+          <w:bCs/>
+          <w:color w:val="333333"/>
+          <w:sz w:val="28"/>
+          <w:szCs w:val="28"/>
+          <w:lang w:val="ru-RU"/>
+        </w:rPr>
+        <w:t xml:space="preserve">, как изменятся потоки данных между </w:t>
+      </w:r>
+      <w:r>
+        <w:rPr>
+          <w:b/>
+          <w:bCs/>
+          <w:color w:val="333333"/>
+          <w:sz w:val="28"/>
+          <w:szCs w:val="28"/>
+        </w:rPr>
+        <w:t>Gateway</w:t>
+      </w:r>
+      <w:r>
+        <w:rPr>
+          <w:b/>
+          <w:bCs/>
+          <w:color w:val="333333"/>
+          <w:sz w:val="28"/>
+          <w:szCs w:val="28"/>
+          <w:lang w:val="ru-RU"/>
+        </w:rPr>
+        <w:t xml:space="preserve"> и микросервисами?</w:t>
       </w:r>
     </w:p>
     <w:p>
